--- a/data/revised_2026-10_full/tracked/v2/Chemistry/SS1.2_The_Atom/Chemistry_The_Atom_CBE_LessonSequence_TRACKED.docx
+++ b/data/revised_2026-10_full/tracked/v2/Chemistry/SS1.2_The_Atom/Chemistry_The_Atom_CBE_LessonSequence_TRACKED.docx
@@ -440,7 +440,7 @@
               </w:rPr>
               <w:t xml:space="preserve">9 lessons</w:t>
             </w:r>
-            <w:ins w:id="9001" w:author="Claude (AI) - proposed" w:date="2026-10-15T03:00:52Z">
+            <w:ins w:id="9001" w:author="Claude (AI) - proposed" w:date="2026-10-18T00:26:33Z">
               <w:r>
                 <w:rPr>
                   <w:rFonts w:ascii="Arial" w:cs="Arial" w:eastAsia="Arial" w:hAnsi="Arial"/>
@@ -468,7 +468,7 @@
               </w:rPr>
               <w:t xml:space="preserve"> × 40 minutes </w:t>
             </w:r>
-            <w:del w:id="9002" w:author="Claude (AI) - proposed" w:date="2026-10-15T03:00:52Z">
+            <w:del w:id="9002" w:author="Claude (AI) - proposed" w:date="2026-10-18T00:26:33Z">
               <w:r>
                 <w:rPr>
                   <w:rFonts w:ascii="Arial" w:cs="Arial" w:eastAsia="Arial" w:hAnsi="Arial"/>
@@ -483,7 +483,7 @@
                 <w:delText xml:space="preserve">= 360 minutes total</w:delText>
               </w:r>
             </w:del>
-            <w:ins w:id="9003" w:author="Claude (AI) - proposed" w:date="2026-10-15T03:00:52Z">
+            <w:ins w:id="9003" w:author="Claude (AI) - proposed" w:date="2026-10-18T00:26:33Z">
               <w:r>
                 <w:rPr>
                   <w:rFonts w:ascii="Arial" w:cs="Arial" w:eastAsia="Arial" w:hAnsi="Arial"/>
@@ -1778,7 +1778,7 @@
               </w:rPr>
               <w:t xml:space="preserve">At a traditional Kenyan homestead in the Rift Valley, a family burns dry firewood to cook ugali. When the cook accidentally spills a pinch of salt (sodium chloride) into the flame, the fire briefly glows a brilliant yellow-orange. A neighbour adds potassium-rich banana-peel ash to their own fire and sees a soft violet flash. Later, at a school chemistry laboratory in Kisumu, students observe the same mystery: different substances — copper wire, table salt, </w:t>
             </w:r>
-            <w:del w:id="9004" w:author="Claude (AI) - proposed" w:date="2026-10-15T03:00:52Z">
+            <w:del w:id="9004" w:author="Claude (AI) - proposed" w:date="2026-10-18T00:26:33Z">
               <w:r>
                 <w:rPr>
                   <w:rFonts w:ascii="Arial" w:cs="Arial" w:eastAsia="Arial" w:hAnsi="Arial"/>
@@ -1793,7 +1793,7 @@
                 <w:delText xml:space="preserve">steel wool</w:delText>
               </w:r>
             </w:del>
-            <w:ins w:id="9005" w:author="Claude (AI) - proposed" w:date="2026-10-15T03:00:52Z">
+            <w:ins w:id="9005" w:author="Claude (AI) - proposed" w:date="2026-10-18T00:26:33Z">
               <w:r>
                 <w:rPr>
                   <w:rFonts w:ascii="Arial" w:cs="Arial" w:eastAsia="Arial" w:hAnsi="Arial"/>
@@ -1929,7 +1929,7 @@
               </w:rPr>
               <w:t xml:space="preserve">Lesson 1 — Noticing and Wondering (Anchoring Phenomenon Introduction): Students observe a teacher demonstration of flame tests using sodium chloride, potassium </w:t>
             </w:r>
-            <w:del w:id="9006" w:author="Claude (AI) - proposed" w:date="2026-10-15T03:00:52Z">
+            <w:del w:id="9006" w:author="Claude (AI) - proposed" w:date="2026-10-18T00:26:33Z">
               <w:r>
                 <w:rPr>
                   <w:rFonts w:ascii="Arial" w:cs="Arial" w:eastAsia="Arial" w:hAnsi="Arial"/>
@@ -1944,7 +1944,7 @@
                 <w:delText xml:space="preserve">permanganate</w:delText>
               </w:r>
             </w:del>
-            <w:ins w:id="9007" w:author="Claude (AI) - proposed" w:date="2026-10-15T03:00:52Z">
+            <w:ins w:id="9007" w:author="Claude (AI) - proposed" w:date="2026-10-18T00:26:33Z">
               <w:r>
                 <w:rPr>
                   <w:rFonts w:ascii="Arial" w:cs="Arial" w:eastAsia="Arial" w:hAnsi="Arial"/>
@@ -2092,7 +2092,7 @@
               </w:rPr>
               <w:t xml:space="preserve">Lesson 4 — Isotopes and Relative Atomic Mass (Part 1 — Meaning and Concept): Students brainstorm the meaning of "isotopes" using </w:t>
             </w:r>
-            <w:del w:id="9008" w:author="Claude (AI) - proposed" w:date="2026-10-15T03:00:52Z">
+            <w:del w:id="9008" w:author="Claude (AI) - proposed" w:date="2026-10-18T00:26:33Z">
               <w:r>
                 <w:rPr>
                   <w:rFonts w:ascii="Arial" w:cs="Arial" w:eastAsia="Arial" w:hAnsi="Arial"/>
@@ -2107,7 +2107,7 @@
                 <w:delText xml:space="preserve">carbon-14 dating of</w:delText>
               </w:r>
             </w:del>
-            <w:ins w:id="9009" w:author="Claude (AI) - proposed" w:date="2026-10-15T03:00:52Z">
+            <w:ins w:id="9009" w:author="Claude (AI) - proposed" w:date="2026-10-18T00:26:33Z">
               <w:r>
                 <w:rPr>
                   <w:rFonts w:ascii="Arial" w:cs="Arial" w:eastAsia="Arial" w:hAnsi="Arial"/>
@@ -2135,7 +2135,7 @@
               </w:rPr>
               <w:t xml:space="preserve"> Kenyan archaeological sites</w:t>
             </w:r>
-            <w:ins w:id="9010" w:author="Claude (AI) - proposed" w:date="2026-10-15T03:00:52Z">
+            <w:ins w:id="9010" w:author="Claude (AI) - proposed" w:date="2026-10-18T00:26:33Z">
               <w:r>
                 <w:rPr>
                   <w:rFonts w:ascii="Arial" w:cs="Arial" w:eastAsia="Arial" w:hAnsi="Arial"/>
@@ -2283,7 +2283,7 @@
               </w:rPr>
               <w:t xml:space="preserve">Lesson 7 — Filling the Orbitals: Aufbau, Pauli, and Hund's Rules: Students carry out a structured activity using "electron seat" diagrams (boxes representing orbitals) to discover the rules governing how electrons fill orbitals. Through guided inquiry, they infer the Aufbau principle (fill lowest energy first), Pauli exclusion principle (max 2 electrons per orbital, opposite spins), and Hund's rule (one electron per orbital before pairing). Students practise writing orbital configurations for elements 1–10. Connection to phenomenon: the specific orbital an electron occupies determines exactly how much energy it releases as light — explaining why sodium's </w:t>
             </w:r>
-            <w:del w:id="9011" w:author="Claude (AI) - proposed" w:date="2026-10-15T03:00:52Z">
+            <w:del w:id="9011" w:author="Claude (AI) - proposed" w:date="2026-10-18T00:26:33Z">
               <w:r>
                 <w:rPr>
                   <w:rFonts w:ascii="Arial" w:cs="Arial" w:eastAsia="Arial" w:hAnsi="Arial"/>
@@ -2298,7 +2298,7 @@
                 <w:delText xml:space="preserve">3s→2p transition</w:delText>
               </w:r>
             </w:del>
-            <w:ins w:id="9012" w:author="Claude (AI) - proposed" w:date="2026-10-15T03:00:52Z">
+            <w:ins w:id="9012" w:author="Claude (AI) - proposed" w:date="2026-10-18T00:26:33Z">
               <w:r>
                 <w:rPr>
                   <w:rFonts w:ascii="Arial" w:cs="Arial" w:eastAsia="Arial" w:hAnsi="Arial"/>
@@ -2366,7 +2366,7 @@
               </w:rPr>
               <w:t xml:space="preserve">Lesson 8 — Electron Configuration for Elements 1–20 (s and p Notation): Students systematically write the full s and p electron configurations for all first 20 elements (H through Ca), working in pairs. A peer-teaching exercise has students explain configurations to each other (Learning to Learn competency). They identify patterns: elements in the same group (e.g., Li, Na, K) have the same outermost orbital type — connecting to the anchoring phenomenon via Think-Pair-Share: "Why do Group 1 metals like sodium and potassium </w:t>
             </w:r>
-            <w:del w:id="9013" w:author="Claude (AI) - proposed" w:date="2026-10-15T03:00:52Z">
+            <w:del w:id="9013" w:author="Claude (AI) - proposed" w:date="2026-10-18T00:26:33Z">
               <w:r>
                 <w:rPr>
                   <w:rFonts w:ascii="Arial" w:cs="Arial" w:eastAsia="Arial" w:hAnsi="Arial"/>
@@ -2381,7 +2381,7 @@
                 <w:delText xml:space="preserve">produce similar but distinct</w:delText>
               </w:r>
             </w:del>
-            <w:ins w:id="9014" w:author="Claude (AI) - proposed" w:date="2026-10-15T03:00:52Z">
+            <w:ins w:id="9014" w:author="Claude (AI) - proposed" w:date="2026-10-18T00:26:33Z">
               <w:r>
                 <w:rPr>
                   <w:rFonts w:ascii="Arial" w:cs="Arial" w:eastAsia="Arial" w:hAnsi="Arial"/>
@@ -2537,7 +2537,7 @@
               </w:rPr>
               <w:t xml:space="preserve">–  </w:t>
             </w:r>
-            <w:del w:id="9015" w:author="Claude (AI) - proposed" w:date="2026-10-15T03:00:52Z">
+            <w:del w:id="9015" w:author="Claude (AI) - proposed" w:date="2026-10-18T00:26:33Z">
               <w:r>
                 <w:rPr>
                   <w:rFonts w:ascii="Arial" w:cs="Arial" w:eastAsia="Arial" w:hAnsi="Arial"/>
@@ -2552,7 +2552,7 @@
                 <w:delText xml:space="preserve">Carbon-14 Dating of</w:delText>
               </w:r>
             </w:del>
-            <w:ins w:id="9016" w:author="Claude (AI) - proposed" w:date="2026-10-15T03:00:52Z">
+            <w:ins w:id="9016" w:author="Claude (AI) - proposed" w:date="2026-10-18T00:26:33Z">
               <w:r>
                 <w:rPr>
                   <w:rFonts w:ascii="Arial" w:cs="Arial" w:eastAsia="Arial" w:hAnsi="Arial"/>
@@ -2580,7 +2580,7 @@
               </w:rPr>
               <w:t xml:space="preserve"> Ancient Kenyan Artefacts</w:t>
             </w:r>
-            <w:ins w:id="9017" w:author="Claude (AI) - proposed" w:date="2026-10-15T03:00:52Z">
+            <w:ins w:id="9017" w:author="Claude (AI) - proposed" w:date="2026-10-18T00:26:33Z">
               <w:r>
                 <w:rPr>
                   <w:rFonts w:ascii="Arial" w:cs="Arial" w:eastAsia="Arial" w:hAnsi="Arial"/>
@@ -2608,7 +2608,7 @@
               </w:rPr>
               <w:t xml:space="preserve">: Archaeologists at </w:t>
             </w:r>
-            <w:del w:id="9018" w:author="Claude (AI) - proposed" w:date="2026-10-15T03:00:52Z">
+            <w:del w:id="9018" w:author="Claude (AI) - proposed" w:date="2026-10-18T00:26:33Z">
               <w:r>
                 <w:rPr>
                   <w:rFonts w:ascii="Arial" w:cs="Arial" w:eastAsia="Arial" w:hAnsi="Arial"/>
@@ -2623,7 +2623,7 @@
                 <w:delText xml:space="preserve">sites like Olorgesailie use</w:delText>
               </w:r>
             </w:del>
-            <w:ins w:id="9019" w:author="Claude (AI) - proposed" w:date="2026-10-15T03:00:52Z">
+            <w:ins w:id="9019" w:author="Claude (AI) - proposed" w:date="2026-10-18T00:26:33Z">
               <w:r>
                 <w:rPr>
                   <w:rFonts w:ascii="Arial" w:cs="Arial" w:eastAsia="Arial" w:hAnsi="Arial"/>
@@ -2651,7 +2651,7 @@
               </w:rPr>
               <w:t xml:space="preserve"> carbon-14</w:t>
             </w:r>
-            <w:del w:id="9020" w:author="Claude (AI) - proposed" w:date="2026-10-15T03:00:52Z">
+            <w:del w:id="9020" w:author="Claude (AI) - proposed" w:date="2026-10-18T00:26:33Z">
               <w:r>
                 <w:rPr>
                   <w:rFonts w:ascii="Arial" w:cs="Arial" w:eastAsia="Arial" w:hAnsi="Arial"/>
@@ -2666,7 +2666,7 @@
                 <w:delText xml:space="preserve"> (</w:delText>
               </w:r>
             </w:del>
-            <w:ins w:id="9021" w:author="Claude (AI) - proposed" w:date="2026-10-15T03:00:52Z">
+            <w:ins w:id="9021" w:author="Claude (AI) - proposed" w:date="2026-10-18T00:26:33Z">
               <w:r>
                 <w:rPr>
                   <w:rFonts w:ascii="Arial" w:cs="Arial" w:eastAsia="Arial" w:hAnsi="Arial"/>
@@ -2694,7 +2694,7 @@
               </w:rPr>
               <w:t xml:space="preserve">an isotope of carbon</w:t>
             </w:r>
-            <w:del w:id="9022" w:author="Claude (AI) - proposed" w:date="2026-10-15T03:00:52Z">
+            <w:del w:id="9022" w:author="Claude (AI) - proposed" w:date="2026-10-18T00:26:33Z">
               <w:r>
                 <w:rPr>
                   <w:rFonts w:ascii="Arial" w:cs="Arial" w:eastAsia="Arial" w:hAnsi="Arial"/>
@@ -2722,7 +2722,7 @@
               </w:rPr>
               <w:t xml:space="preserve"> — students find it puzzling that two atoms of the same element (</w:t>
             </w:r>
-            <w:ins w:id="9023" w:author="Claude (AI) - proposed" w:date="2026-10-15T03:00:52Z">
+            <w:ins w:id="9023" w:author="Claude (AI) - proposed" w:date="2026-10-18T00:26:33Z">
               <w:r>
                 <w:rPr>
                   <w:rFonts w:ascii="Arial" w:cs="Arial" w:eastAsia="Arial" w:hAnsi="Arial"/>
@@ -2912,7 +2912,7 @@
         </w:rPr>
         <w:t xml:space="preserve">© 2026 SeaVuria and ARES. This work is licensed under a </w:t>
       </w:r>
-      <w:hyperlink w:history="1" r:id="rIdhefsllm0oaqf3xkpi4lrm">
+      <w:hyperlink w:history="1" r:id="rIdmnowue8_2tsa2i-jdvfo6">
         <w:r>
           <w:rPr>
             <w:rFonts w:ascii="Arial" w:cs="Arial" w:eastAsia="Arial" w:hAnsi="Arial"/>
@@ -2932,7 +2932,7 @@
         </w:rPr>
         <w:t xml:space="preserve"> (</w:t>
       </w:r>
-      <w:hyperlink w:history="1" r:id="rIdybceblye1auolednxpzxv">
+      <w:hyperlink w:history="1" r:id="rIduecfj0nifv3ryp5ebmhdd">
         <w:r>
           <w:rPr>
             <w:rFonts w:ascii="Arial" w:cs="Arial" w:eastAsia="Arial" w:hAnsi="Arial"/>
@@ -2952,7 +2952,7 @@
         </w:rPr>
         <w:t xml:space="preserve">). To view a copy of this license, visit </w:t>
       </w:r>
-      <w:hyperlink w:history="1" r:id="rIdr2gndrqqolx8uzqlxwdzc">
+      <w:hyperlink w:history="1" r:id="rIdodl5pyr9duxyh0mmu3xl0">
         <w:r>
           <w:rPr>
             <w:rFonts w:ascii="Arial" w:cs="Arial" w:eastAsia="Arial" w:hAnsi="Arial"/>
@@ -3608,7 +3608,7 @@
               </w:rPr>
               <w:t xml:space="preserve">Wear safety goggles throughout the demonstration. Teacher only handles the Bunsen burner, nichrome wire loops, and chemical solutions — students observe from their seats at a minimum distance of 1.5 metres. Solutions used: saturated sodium chloride, 0.1 M potassium </w:t>
             </w:r>
-            <w:del w:id="9024" w:author="Claude (AI) - proposed" w:date="2026-10-15T03:00:52Z">
+            <w:del w:id="9024" w:author="Claude (AI) - proposed" w:date="2026-10-18T00:26:33Z">
               <w:r>
                 <w:rPr>
                   <w:rFonts w:ascii="Arial" w:cs="Arial" w:eastAsia="Arial" w:hAnsi="Arial"/>
@@ -3623,7 +3623,7 @@
                 <w:delText xml:space="preserve">permanganate</w:delText>
               </w:r>
             </w:del>
-            <w:ins w:id="9025" w:author="Claude (AI) - proposed" w:date="2026-10-15T03:00:52Z">
+            <w:ins w:id="9025" w:author="Claude (AI) - proposed" w:date="2026-10-18T00:26:33Z">
               <w:r>
                 <w:rPr>
                   <w:rFonts w:ascii="Arial" w:cs="Arial" w:eastAsia="Arial" w:hAnsi="Arial"/>
@@ -3651,7 +3651,7 @@
               </w:rPr>
               <w:t xml:space="preserve">, and 0.1 M copper sulphate — all low-hazard at these concentrations but must not be ingested</w:t>
             </w:r>
-            <w:ins w:id="9026" w:author="Claude (AI) - proposed" w:date="2026-10-15T03:00:52Z">
+            <w:ins w:id="9026" w:author="Claude (AI) - proposed" w:date="2026-10-18T00:26:33Z">
               <w:r>
                 <w:rPr>
                   <w:rFonts w:ascii="Arial" w:cs="Arial" w:eastAsia="Arial" w:hAnsi="Arial"/>
@@ -3774,7 +3774,7 @@
               </w:rPr>
               <w:t xml:space="preserve">In this 40-minute opening lesson, the teacher frames a culturally grounded story about a Kenyan cooking hearth in the Rift Valley where spilled salt turns a fire brilliant yellow-orange, and banana-peel ash creates a soft violet flash. Students first predict what they think will happen when different substances enter a Bunsen burner flame. The teacher then performs a live flame test demonstration using sodium chloride, potassium </w:t>
             </w:r>
-            <w:del w:id="9027" w:author="Claude (AI) - proposed" w:date="2026-10-15T03:00:52Z">
+            <w:del w:id="9027" w:author="Claude (AI) - proposed" w:date="2026-10-18T00:26:33Z">
               <w:r>
                 <w:rPr>
                   <w:rFonts w:ascii="Arial" w:cs="Arial" w:eastAsia="Arial" w:hAnsi="Arial"/>
@@ -3789,7 +3789,7 @@
                 <w:delText xml:space="preserve">permanganate</w:delText>
               </w:r>
             </w:del>
-            <w:ins w:id="9028" w:author="Claude (AI) - proposed" w:date="2026-10-15T03:00:52Z">
+            <w:ins w:id="9028" w:author="Claude (AI) - proposed" w:date="2026-10-18T00:26:33Z">
               <w:r>
                 <w:rPr>
                   <w:rFonts w:ascii="Arial" w:cs="Arial" w:eastAsia="Arial" w:hAnsi="Arial"/>
@@ -4105,7 +4105,7 @@
             <w:pPr>
               <w:spacing w:after="20" w:before="0"/>
             </w:pPr>
-            <w:hyperlink w:history="1" r:id="rIdqqsgpoyvmvdxtvjeuspm7">
+            <w:hyperlink w:history="1" r:id="rIdj0fc-qfjxgzirnaepnd5k">
               <w:r>
                 <w:rPr>
                   <w:rFonts w:ascii="Arial" w:cs="Arial" w:eastAsia="Arial" w:hAnsi="Arial"/>
@@ -4138,7 +4138,7 @@
               <w:spacing w:after="10" w:before="0"/>
               <w:ind w:left="120"/>
             </w:pPr>
-            <w:hyperlink w:history="1" r:id="rIdeupujawvyak74kej5-y8a">
+            <w:hyperlink w:history="1" r:id="rIdhuqw1dny1_ph4jutkda1i">
               <w:r>
                 <w:rPr>
                   <w:rFonts w:ascii="Arial" w:cs="Arial" w:eastAsia="Arial" w:hAnsi="Arial"/>
@@ -4183,7 +4183,7 @@
             <w:pPr>
               <w:spacing w:after="20" w:before="0"/>
             </w:pPr>
-            <w:hyperlink w:history="1" r:id="rIdaua4hpffkcdsag8ehha6e">
+            <w:hyperlink w:history="1" r:id="rIdv1jxz1jsy0kg-gi0id-tr">
               <w:r>
                 <w:rPr>
                   <w:rFonts w:ascii="Arial" w:cs="Arial" w:eastAsia="Arial" w:hAnsi="Arial"/>
@@ -4216,7 +4216,7 @@
               <w:spacing w:after="10" w:before="0"/>
               <w:ind w:left="120"/>
             </w:pPr>
-            <w:hyperlink w:history="1" r:id="rIdgqsltticdmedmd9wlsw6w">
+            <w:hyperlink w:history="1" r:id="rIdrh_qiulv8bktl66jpvb_v">
               <w:r>
                 <w:rPr>
                   <w:rFonts w:ascii="Arial" w:cs="Arial" w:eastAsia="Arial" w:hAnsi="Arial"/>
@@ -4261,7 +4261,7 @@
               </w:rPr>
               <w:t xml:space="preserve">Students listen as the teacher narrates the Kenyan cooking hearth story (Rift Valley family cooking ugali; spilled salt makes the fire flash yellow-orange; a neighbour sees violet from banana-peel ash). The teacher shows three labelled sample jars: sodium chloride (table salt), potassium </w:t>
             </w:r>
-            <w:del w:id="9029" w:author="Claude (AI) - proposed" w:date="2026-10-15T03:00:52Z">
+            <w:del w:id="9029" w:author="Claude (AI) - proposed" w:date="2026-10-18T00:26:33Z">
               <w:r>
                 <w:rPr>
                   <w:rFonts w:ascii="Arial" w:cs="Arial" w:eastAsia="Arial" w:hAnsi="Arial"/>
@@ -4276,7 +4276,7 @@
                 <w:delText xml:space="preserve">permanganate</w:delText>
               </w:r>
             </w:del>
-            <w:ins w:id="9030" w:author="Claude (AI) - proposed" w:date="2026-10-15T03:00:52Z">
+            <w:ins w:id="9030" w:author="Claude (AI) - proposed" w:date="2026-10-18T00:26:33Z">
               <w:r>
                 <w:rPr>
                   <w:rFonts w:ascii="Arial" w:cs="Arial" w:eastAsia="Arial" w:hAnsi="Arial"/>
@@ -4459,7 +4459,7 @@
             <w:pPr>
               <w:spacing w:after="20" w:before="0"/>
             </w:pPr>
-            <w:hyperlink w:history="1" r:id="rIdgmfccs4qcjil0xai1g5ps">
+            <w:hyperlink w:history="1" r:id="rIddpq0tdr1bn0h0avedlici">
               <w:r>
                 <w:rPr>
                   <w:rFonts w:ascii="Arial" w:cs="Arial" w:eastAsia="Arial" w:hAnsi="Arial"/>
@@ -4492,7 +4492,7 @@
               <w:spacing w:after="10" w:before="0"/>
               <w:ind w:left="120"/>
             </w:pPr>
-            <w:hyperlink w:history="1" r:id="rIdgc3lc-g3f4rexcqozdffl">
+            <w:hyperlink w:history="1" r:id="rId19t14k3bs4dfids8gondv">
               <w:r>
                 <w:rPr>
                   <w:rFonts w:ascii="Arial" w:cs="Arial" w:eastAsia="Arial" w:hAnsi="Arial"/>
@@ -4537,7 +4537,7 @@
             <w:pPr>
               <w:spacing w:after="20" w:before="0"/>
             </w:pPr>
-            <w:hyperlink w:history="1" r:id="rIdkmlac-nmikqnbb7npwqkv">
+            <w:hyperlink w:history="1" r:id="rIdzgmwg2wqthqqyr6ucdxhf">
               <w:r>
                 <w:rPr>
                   <w:rFonts w:ascii="Arial" w:cs="Arial" w:eastAsia="Arial" w:hAnsi="Arial"/>
@@ -4570,7 +4570,7 @@
               <w:spacing w:after="10" w:before="0"/>
               <w:ind w:left="120"/>
             </w:pPr>
-            <w:hyperlink w:history="1" r:id="rId1echjitnwi0cb5v459upo">
+            <w:hyperlink w:history="1" r:id="rId_be9gahv4yrhagor-9up-">
               <w:r>
                 <w:rPr>
                   <w:rFonts w:ascii="Arial" w:cs="Arial" w:eastAsia="Arial" w:hAnsi="Arial"/>
@@ -4615,7 +4615,7 @@
               </w:rPr>
               <w:t xml:space="preserve">Students observe the teacher demonstration in silence with their notebooks open. The teacher cleans a nichrome wire loop in hydrochloric acid, then dips it into sodium chloride solution and holds it in the Bunsen burner flame. A vivid yellow-orange flame appears. Students record in their books: the colour they see, how intense it is, and how long it lasts. The teacher repeats with potassium </w:t>
             </w:r>
-            <w:del w:id="9031" w:author="Claude (AI) - proposed" w:date="2026-10-15T03:00:52Z">
+            <w:del w:id="9031" w:author="Claude (AI) - proposed" w:date="2026-10-18T00:26:33Z">
               <w:r>
                 <w:rPr>
                   <w:rFonts w:ascii="Arial" w:cs="Arial" w:eastAsia="Arial" w:hAnsi="Arial"/>
@@ -4630,7 +4630,7 @@
                 <w:delText xml:space="preserve">permanganate</w:delText>
               </w:r>
             </w:del>
-            <w:ins w:id="9032" w:author="Claude (AI) - proposed" w:date="2026-10-15T03:00:52Z">
+            <w:ins w:id="9032" w:author="Claude (AI) - proposed" w:date="2026-10-18T00:26:33Z">
               <w:r>
                 <w:rPr>
                   <w:rFonts w:ascii="Arial" w:cs="Arial" w:eastAsia="Arial" w:hAnsi="Arial"/>
@@ -4658,7 +4658,7 @@
               </w:rPr>
               <w:t xml:space="preserve"> solution — a </w:t>
             </w:r>
-            <w:del w:id="9033" w:author="Claude (AI) - proposed" w:date="2026-10-15T03:00:52Z">
+            <w:del w:id="9033" w:author="Claude (AI) - proposed" w:date="2026-10-18T00:26:33Z">
               <w:r>
                 <w:rPr>
                   <w:rFonts w:ascii="Arial" w:cs="Arial" w:eastAsia="Arial" w:hAnsi="Arial"/>
@@ -4673,7 +4673,7 @@
                 <w:delText xml:space="preserve">soft violet-lilac colour appears</w:delText>
               </w:r>
             </w:del>
-            <w:ins w:id="9034" w:author="Claude (AI) - proposed" w:date="2026-10-15T03:00:52Z">
+            <w:ins w:id="9034" w:author="Claude (AI) - proposed" w:date="2026-10-18T00:26:33Z">
               <w:r>
                 <w:rPr>
                   <w:rFonts w:ascii="Arial" w:cs="Arial" w:eastAsia="Arial" w:hAnsi="Arial"/>
@@ -4734,7 +4734,7 @@
               </w:rPr>
               <w:t xml:space="preserve">Teacher adopts a calm, deliberate pace during the demonstration to allow careful observation: 'I am going to do this slowly. Your only job is to watch and write. Do not talk — just observe.' Teacher holds the nichrome loop in the sodium chloride solution visibly before inserting into the flame: 'Watch carefully. I am putting sodium chloride — ordinary table salt — into the flame now.' Inserts loop. WAIT TIME: Allow 10 full seconds of silence after the yellow-orange colour appears before saying anything — let students look. Then quietly: 'Write exactly what you see. Colour, brightness, how long it lasts.' Teacher cleans the wire in dilute HCl between tests, explaining: 'I clean the wire each time so the previous substance does not contaminate the next test.' For potassium: 'This is potassium </w:t>
             </w:r>
-            <w:del w:id="9035" w:author="Claude (AI) - proposed" w:date="2026-10-15T03:00:52Z">
+            <w:del w:id="9035" w:author="Claude (AI) - proposed" w:date="2026-10-18T00:26:33Z">
               <w:r>
                 <w:rPr>
                   <w:rFonts w:ascii="Arial" w:cs="Arial" w:eastAsia="Arial" w:hAnsi="Arial"/>
@@ -4749,7 +4749,7 @@
                 <w:delText xml:space="preserve">permanganate</w:delText>
               </w:r>
             </w:del>
-            <w:ins w:id="9036" w:author="Claude (AI) - proposed" w:date="2026-10-15T03:00:52Z">
+            <w:ins w:id="9036" w:author="Claude (AI) - proposed" w:date="2026-10-18T00:26:33Z">
               <w:r>
                 <w:rPr>
                   <w:rFonts w:ascii="Arial" w:cs="Arial" w:eastAsia="Arial" w:hAnsi="Arial"/>
@@ -4777,7 +4777,7 @@
               </w:rPr>
               <w:t xml:space="preserve">. Same procedure</w:t>
             </w:r>
-            <w:ins w:id="9037" w:author="Claude (AI) - proposed" w:date="2026-10-15T03:00:52Z">
+            <w:ins w:id="9037" w:author="Claude (AI) - proposed" w:date="2026-10-18T00:26:33Z">
               <w:r>
                 <w:rPr>
                   <w:rFonts w:ascii="Arial" w:cs="Arial" w:eastAsia="Arial" w:hAnsi="Arial"/>
@@ -4805,7 +4805,7 @@
               </w:rPr>
               <w:t xml:space="preserve">.' WAIT TIME: Again, 10 seconds of silence after the violet colour appears. For copper sulphate: same procedure and same 10-second silence. After all three: 'Now go back to your predictions. Draw a line down the middle of the next page. On the left write what you predicted. On the right write what you observed. You have 2 minutes.' After the 2 minutes: 'What do you notice about whether your predictions matched reality?' Invite 3-4 student responses. Teacher does NOT explain why — responses are acknowledged with neutral phrases such as 'interesting — note that down' or 'that is a good observation — keep it.'</w:t>
             </w:r>
-            <w:ins w:id="9038" w:author="Claude (AI) - proposed" w:date="2026-10-15T03:00:52Z">
+            <w:ins w:id="9038" w:author="Claude (AI) - proposed" w:date="2026-10-18T00:26:33Z">
               <w:r>
                 <w:rPr>
                   <w:rFonts w:ascii="Arial" w:cs="Arial" w:eastAsia="Arial" w:hAnsi="Arial"/>
@@ -4886,7 +4886,7 @@
               </w:rPr>
               <w:t xml:space="preserve">Teacher scans the two-column tables during the 2-minute annotation period. Key checks: Are students recording specific colours (yellow, violet, blue-green) or vague terms (bright, shiny)? Are students noting that the colour depends on the substance? Are any students noting that the colour of the solution (blue copper sulphate) does not match the flame colour (blue-green)? The last point is a particularly productive puzzler that can be highlighted in the next phase.</w:t>
             </w:r>
-            <w:ins w:id="9039" w:author="Claude (AI) - proposed" w:date="2026-10-15T03:00:52Z">
+            <w:ins w:id="9039" w:author="Claude (AI) - proposed" w:date="2026-10-18T00:26:33Z">
               <w:r>
                 <w:rPr>
                   <w:rFonts w:ascii="Arial" w:cs="Arial" w:eastAsia="Arial" w:hAnsi="Arial"/>
@@ -4957,7 +4957,7 @@
             <w:pPr>
               <w:spacing w:after="20" w:before="0"/>
             </w:pPr>
-            <w:hyperlink w:history="1" r:id="rId4qjjthmcwblttd9ytsvr2">
+            <w:hyperlink w:history="1" r:id="rIde7pngnxgmceq4cvzacfuj">
               <w:r>
                 <w:rPr>
                   <w:rFonts w:ascii="Arial" w:cs="Arial" w:eastAsia="Arial" w:hAnsi="Arial"/>
@@ -4990,7 +4990,7 @@
               <w:spacing w:after="10" w:before="0"/>
               <w:ind w:left="120"/>
             </w:pPr>
-            <w:hyperlink w:history="1" r:id="rIda_dkmid4jwpkxmgflxnkm">
+            <w:hyperlink w:history="1" r:id="rIdwwwyogdkirzmjeoxqgo6d">
               <w:r>
                 <w:rPr>
                   <w:rFonts w:ascii="Arial" w:cs="Arial" w:eastAsia="Arial" w:hAnsi="Arial"/>
@@ -5035,7 +5035,7 @@
             <w:pPr>
               <w:spacing w:after="20" w:before="0"/>
             </w:pPr>
-            <w:hyperlink w:history="1" r:id="rIdnwugppbny-6b5lms2rngi">
+            <w:hyperlink w:history="1" r:id="rIdx4wdtgbcepyknpt_e5elw">
               <w:r>
                 <w:rPr>
                   <w:rFonts w:ascii="Arial" w:cs="Arial" w:eastAsia="Arial" w:hAnsi="Arial"/>
@@ -5084,7 +5084,7 @@
               <w:spacing w:after="10" w:before="0"/>
               <w:ind w:left="120"/>
             </w:pPr>
-            <w:hyperlink w:history="1" r:id="rIdtsa2jntc8lnlql8k9mx41">
+            <w:hyperlink w:history="1" r:id="rIds_ogxhqddfhbcfh3ahekn">
               <w:r>
                 <w:rPr>
                   <w:rFonts w:ascii="Arial" w:cs="Arial" w:eastAsia="Arial" w:hAnsi="Arial"/>
@@ -5284,7 +5284,7 @@
             <w:pPr>
               <w:spacing w:after="20" w:before="0"/>
             </w:pPr>
-            <w:hyperlink w:history="1" r:id="rIdr__dyqlurg-z7mvtpqjf2">
+            <w:hyperlink w:history="1" r:id="rIdhvhwpqmqzhgen4nb-5aty">
               <w:r>
                 <w:rPr>
                   <w:rFonts w:ascii="Arial" w:cs="Arial" w:eastAsia="Arial" w:hAnsi="Arial"/>
@@ -5317,7 +5317,7 @@
               <w:spacing w:after="10" w:before="0"/>
               <w:ind w:left="120"/>
             </w:pPr>
-            <w:hyperlink w:history="1" r:id="rId2fujxfkdwan2uja7blopu">
+            <w:hyperlink w:history="1" r:id="rIdvtjqdkl89vd4prsjsrrzz">
               <w:r>
                 <w:rPr>
                   <w:rFonts w:ascii="Arial" w:cs="Arial" w:eastAsia="Arial" w:hAnsi="Arial"/>
@@ -5362,7 +5362,7 @@
             <w:pPr>
               <w:spacing w:after="20" w:before="0"/>
             </w:pPr>
-            <w:hyperlink w:history="1" r:id="rIdypafd_8bavimjqeb7qzai">
+            <w:hyperlink w:history="1" r:id="rIda-ski2vdgizv_vu2g3vzs">
               <w:r>
                 <w:rPr>
                   <w:rFonts w:ascii="Arial" w:cs="Arial" w:eastAsia="Arial" w:hAnsi="Arial"/>
@@ -5411,7 +5411,7 @@
               <w:spacing w:after="10" w:before="0"/>
               <w:ind w:left="120"/>
             </w:pPr>
-            <w:hyperlink w:history="1" r:id="rIdt64za6njfjwddo1vuwtj8">
+            <w:hyperlink w:history="1" r:id="rIdqnjdnf-4zfb7fuzjxvksp">
               <w:r>
                 <w:rPr>
                   <w:rFonts w:ascii="Arial" w:cs="Arial" w:eastAsia="Arial" w:hAnsi="Arial"/>
@@ -5611,7 +5611,7 @@
             <w:pPr>
               <w:spacing w:after="20" w:before="0"/>
             </w:pPr>
-            <w:hyperlink w:history="1" r:id="rIdaiuzqgtxw0sdol_xupxkr">
+            <w:hyperlink w:history="1" r:id="rIdrm56_kniafdsnb9ads-bk">
               <w:r>
                 <w:rPr>
                   <w:rFonts w:ascii="Arial" w:cs="Arial" w:eastAsia="Arial" w:hAnsi="Arial"/>
@@ -5660,7 +5660,7 @@
               <w:spacing w:after="10" w:before="0"/>
               <w:ind w:left="120"/>
             </w:pPr>
-            <w:hyperlink w:history="1" r:id="rIdfvjc_nxsv7pbo8ai-aiar">
+            <w:hyperlink w:history="1" r:id="rId2_yoigpyfokopbshsy2as">
               <w:r>
                 <w:rPr>
                   <w:rFonts w:ascii="Arial" w:cs="Arial" w:eastAsia="Arial" w:hAnsi="Arial"/>
@@ -5705,7 +5705,7 @@
             <w:pPr>
               <w:spacing w:after="20" w:before="0"/>
             </w:pPr>
-            <w:hyperlink w:history="1" r:id="rIdmi9pnnrdvd7ki5oup3u0t">
+            <w:hyperlink w:history="1" r:id="rId8sc9oiynqwagkxsootxaq">
               <w:r>
                 <w:rPr>
                   <w:rFonts w:ascii="Arial" w:cs="Arial" w:eastAsia="Arial" w:hAnsi="Arial"/>
@@ -5754,7 +5754,7 @@
               <w:spacing w:after="10" w:before="0"/>
               <w:ind w:left="120"/>
             </w:pPr>
-            <w:hyperlink w:history="1" r:id="rIda2ovart_jk3_x7uarmbn3">
+            <w:hyperlink w:history="1" r:id="rIdsjczg1-enxvybj5dllzcz">
               <w:r>
                 <w:rPr>
                   <w:rFonts w:ascii="Arial" w:cs="Arial" w:eastAsia="Arial" w:hAnsi="Arial"/>
@@ -5993,7 +5993,7 @@
               </w:rPr>
               <w:t xml:space="preserve">After the lesson, the teacher should reflect on four questions: (1) Did every student produce a prediction, an observation record, a two-column compare table, a wonder question on the DQB, and an initial model? If not, which students need individual check-ins at the start of Lesson 2? (2) What were the most generative student questions on the DQB — which ones reveal the deepest thinking and which reveal the most significant misconceptions? Plan to explicitly reference those specific questions by name in Lessons 3 and 7. (3) Did the cultural framing of the Kenyan cooking hearth story land authentically? Were students engaged or did it feel forced? Adjust the narrative in future iterations to include more student voices — for example, asking at the start whether any student has actually seen a colour change in a fire at home. (4) Was the wait time honoured? The 2-minute silences and 10-second observation pauses are not wasted time — they are the moments when the puzzle deepens in students minds. If the wait felt uncomfortable and was shortened, practise holding it in the next lesson.</w:t>
             </w:r>
-            <w:ins w:id="9040" w:author="Claude (AI) - proposed" w:date="2026-10-15T03:00:52Z">
+            <w:ins w:id="9040" w:author="Claude (AI) - proposed" w:date="2026-10-18T00:26:33Z">
               <w:r>
                 <w:rPr>
                   <w:rFonts w:ascii="Arial" w:cs="Arial" w:eastAsia="Arial" w:hAnsi="Arial"/>
@@ -6138,7 +6138,7 @@
               </w:rPr>
               <w:t xml:space="preserve">Students observed that sodium chloride produces a vivid yellow-orange flame, potassium </w:t>
             </w:r>
-            <w:del w:id="9041" w:author="Claude (AI) - proposed" w:date="2026-10-15T03:00:52Z">
+            <w:del w:id="9041" w:author="Claude (AI) - proposed" w:date="2026-10-18T00:26:33Z">
               <w:r>
                 <w:rPr>
                   <w:rFonts w:ascii="Arial" w:cs="Arial" w:eastAsia="Arial" w:hAnsi="Arial"/>
@@ -6153,7 +6153,7 @@
                 <w:delText xml:space="preserve">permanganate produces a soft </w:delText>
               </w:r>
             </w:del>
-            <w:ins w:id="9042" w:author="Claude (AI) - proposed" w:date="2026-10-15T03:00:52Z">
+            <w:ins w:id="9042" w:author="Claude (AI) - proposed" w:date="2026-10-18T00:26:33Z">
               <w:r>
                 <w:rPr>
                   <w:rFonts w:ascii="Arial" w:cs="Arial" w:eastAsia="Arial" w:hAnsi="Arial"/>
@@ -6337,7 +6337,7 @@
         </w:rPr>
         <w:t xml:space="preserve">© 2026 SeaVuria and ARES. Aligned with KICD objectives. Developed by SeaVuria; technical implementation by ARES (with AI assistance from Claude). Licensed under </w:t>
       </w:r>
-      <w:hyperlink w:history="1" r:id="rIdtya_7jul6tlwz0akf5hlh">
+      <w:hyperlink w:history="1" r:id="rIdvwqph8g6kqj1jm3ftk-i9">
         <w:r>
           <w:rPr>
             <w:rFonts w:ascii="Arial" w:cs="Arial" w:eastAsia="Arial" w:hAnsi="Arial"/>
@@ -6358,7 +6358,7 @@
         </w:rPr>
         <w:t xml:space="preserve"> (</w:t>
       </w:r>
-      <w:hyperlink w:history="1" r:id="rId-9qrqwmjwfnjvlhhwj2r1">
+      <w:hyperlink w:history="1" r:id="rIdrsgolm-xffitystkoa_ec">
         <w:r>
           <w:rPr>
             <w:rFonts w:ascii="Arial" w:cs="Arial" w:eastAsia="Arial" w:hAnsi="Arial"/>
@@ -7398,7 +7398,7 @@
             <w:pPr>
               <w:spacing w:after="20" w:before="0"/>
             </w:pPr>
-            <w:hyperlink w:history="1" r:id="rIdj9bnaiqizb4senuatf3dh">
+            <w:hyperlink w:history="1" r:id="rIdpm4bfj4nxtclntqusbb4m">
               <w:r>
                 <w:rPr>
                   <w:rFonts w:ascii="Arial" w:cs="Arial" w:eastAsia="Arial" w:hAnsi="Arial"/>
@@ -7431,7 +7431,7 @@
               <w:spacing w:after="10" w:before="0"/>
               <w:ind w:left="120"/>
             </w:pPr>
-            <w:hyperlink w:history="1" r:id="rIdkfplbnotbb_ibebvnyzzf">
+            <w:hyperlink w:history="1" r:id="rId9w1h4musffick6hpeslcf">
               <w:r>
                 <w:rPr>
                   <w:rFonts w:ascii="Arial" w:cs="Arial" w:eastAsia="Arial" w:hAnsi="Arial"/>
@@ -7476,7 +7476,7 @@
             <w:pPr>
               <w:spacing w:after="20" w:before="0"/>
             </w:pPr>
-            <w:hyperlink w:history="1" r:id="rIdnxyiex8jwhkfuxn64isq6">
+            <w:hyperlink w:history="1" r:id="rIdc36r_vhderhrugabnjmfo">
               <w:r>
                 <w:rPr>
                   <w:rFonts w:ascii="Arial" w:cs="Arial" w:eastAsia="Arial" w:hAnsi="Arial"/>
@@ -7509,7 +7509,7 @@
               <w:spacing w:after="10" w:before="0"/>
               <w:ind w:left="120"/>
             </w:pPr>
-            <w:hyperlink w:history="1" r:id="rIdhcr3n_dbwlg5pwmurkvuf">
+            <w:hyperlink w:history="1" r:id="rId5lwnvdwxaavgbfdgo05qh">
               <w:r>
                 <w:rPr>
                   <w:rFonts w:ascii="Arial" w:cs="Arial" w:eastAsia="Arial" w:hAnsi="Arial"/>
@@ -7587,7 +7587,7 @@
               </w:rPr>
               <w:t xml:space="preserve">Distribute element cards before students open any books. Say: 'Do not look anything up yet — I want to know what is already in your head, not what is in your textbook. Work quietly for three minutes.' Circulate and observe without correcting; note two or three predictions — both accurate and inaccurate — that you will return to after the Observe Phase. After 3 minutes, say: 'Keep your predictions visible — we will come back to check them very shortly.' Do not confirm or deny any prediction at this stage. Allow a further 30 seconds of wait time after giving the writing prompt before moving on.</w:t>
             </w:r>
-            <w:ins w:id="9043" w:author="Claude (AI) - proposed" w:date="2026-10-15T03:00:52Z">
+            <w:ins w:id="9043" w:author="Claude (AI) - proposed" w:date="2026-10-18T00:26:33Z">
               <w:r>
                 <w:rPr>
                   <w:rFonts w:ascii="Arial" w:cs="Arial" w:eastAsia="Arial" w:hAnsi="Arial"/>
@@ -7724,7 +7724,7 @@
             <w:pPr>
               <w:spacing w:after="20" w:before="0"/>
             </w:pPr>
-            <w:hyperlink w:history="1" r:id="rId4oldty3rb91m9t9wyrcss">
+            <w:hyperlink w:history="1" r:id="rIdofqc_lhder5lcehofgomh">
               <w:r>
                 <w:rPr>
                   <w:rFonts w:ascii="Arial" w:cs="Arial" w:eastAsia="Arial" w:hAnsi="Arial"/>
@@ -7757,7 +7757,7 @@
               <w:spacing w:after="10" w:before="0"/>
               <w:ind w:left="120"/>
             </w:pPr>
-            <w:hyperlink w:history="1" r:id="rIdy5_uqsajrmzte27xwxvcq">
+            <w:hyperlink w:history="1" r:id="rIdnft8weptrw9qdjbxjolpl">
               <w:r>
                 <w:rPr>
                   <w:rFonts w:ascii="Arial" w:cs="Arial" w:eastAsia="Arial" w:hAnsi="Arial"/>
@@ -7802,7 +7802,7 @@
             <w:pPr>
               <w:spacing w:after="20" w:before="0"/>
             </w:pPr>
-            <w:hyperlink w:history="1" r:id="rIdxjz1fqmoajaa8ckgqcykm">
+            <w:hyperlink w:history="1" r:id="rIdrufbvqeedf7gvfnhruddj">
               <w:r>
                 <w:rPr>
                   <w:rFonts w:ascii="Arial" w:cs="Arial" w:eastAsia="Arial" w:hAnsi="Arial"/>
@@ -7835,7 +7835,7 @@
               <w:spacing w:after="10" w:before="0"/>
               <w:ind w:left="120"/>
             </w:pPr>
-            <w:hyperlink w:history="1" r:id="rIdjtmvpc9jd21lmpywvde6p">
+            <w:hyperlink w:history="1" r:id="rIdgyawekjmv4xv71yhce5v4">
               <w:r>
                 <w:rPr>
                   <w:rFonts w:ascii="Arial" w:cs="Arial" w:eastAsia="Arial" w:hAnsi="Arial"/>
@@ -7880,7 +7880,7 @@
               </w:rPr>
               <w:t xml:space="preserve">PART A — Element Card Comparison (</w:t>
             </w:r>
-            <w:del w:id="9044" w:author="Claude (AI) - proposed" w:date="2026-10-15T03:00:52Z">
+            <w:del w:id="9044" w:author="Claude (AI) - proposed" w:date="2026-10-18T00:26:33Z">
               <w:r>
                 <w:rPr>
                   <w:rFonts w:ascii="Arial" w:cs="Arial" w:eastAsia="Arial" w:hAnsi="Arial"/>
@@ -7895,7 +7895,7 @@
                 <w:delText xml:space="preserve">15</w:delText>
               </w:r>
             </w:del>
-            <w:ins w:id="9045" w:author="Claude (AI) - proposed" w:date="2026-10-15T03:00:52Z">
+            <w:ins w:id="9045" w:author="Claude (AI) - proposed" w:date="2026-10-18T00:26:33Z">
               <w:r>
                 <w:rPr>
                   <w:rFonts w:ascii="Arial" w:cs="Arial" w:eastAsia="Arial" w:hAnsi="Arial"/>
@@ -7923,7 +7923,7 @@
               </w:rPr>
               <w:t xml:space="preserve"> minutes): Students form groups of four. Each group member holds a different Element Card. Groups complete a shared 'Element Card Comparison Table' with columns: Element Name, Symbol, Atomic Number, Mass Number, No. of Protons, No. of Neutrons, No. of Electrons, and a final column labelled 'Anything unusual?' Each student fills in the row for their own element, then the group discusses: What patterns do you notice? Which numbers are always equal? Can you write a rule for calculating neutron number? Groups record any observations that surprised them in the 'Anything unusual?' column. PART B — Rutherford Simulation (</w:t>
             </w:r>
-            <w:del w:id="9046" w:author="Claude (AI) - proposed" w:date="2026-10-15T03:00:52Z">
+            <w:del w:id="9046" w:author="Claude (AI) - proposed" w:date="2026-10-18T00:26:33Z">
               <w:r>
                 <w:rPr>
                   <w:rFonts w:ascii="Arial" w:cs="Arial" w:eastAsia="Arial" w:hAnsi="Arial"/>
@@ -7938,7 +7938,7 @@
                 <w:delText xml:space="preserve">20</w:delText>
               </w:r>
             </w:del>
-            <w:ins w:id="9047" w:author="Claude (AI) - proposed" w:date="2026-10-15T03:00:52Z">
+            <w:ins w:id="9047" w:author="Claude (AI) - proposed" w:date="2026-10-18T00:26:33Z">
               <w:r>
                 <w:rPr>
                   <w:rFonts w:ascii="Arial" w:cs="Arial" w:eastAsia="Arial" w:hAnsi="Arial"/>
@@ -7999,7 +7999,7 @@
               </w:rPr>
               <w:t xml:space="preserve">For Part A, assign group roles (recorder, reporter, timekeeper, card-holder) before students sit together. After </w:t>
             </w:r>
-            <w:del w:id="9048" w:author="Claude (AI) - proposed" w:date="2026-10-15T03:00:52Z">
+            <w:del w:id="9048" w:author="Claude (AI) - proposed" w:date="2026-10-18T00:26:33Z">
               <w:r>
                 <w:rPr>
                   <w:rFonts w:ascii="Arial" w:cs="Arial" w:eastAsia="Arial" w:hAnsi="Arial"/>
@@ -8014,7 +8014,7 @@
                 <w:delText xml:space="preserve">8</w:delText>
               </w:r>
             </w:del>
-            <w:ins w:id="9049" w:author="Claude (AI) - proposed" w:date="2026-10-15T03:00:52Z">
+            <w:ins w:id="9049" w:author="Claude (AI) - proposed" w:date="2026-10-18T00:26:33Z">
               <w:r>
                 <w:rPr>
                   <w:rFonts w:ascii="Arial" w:cs="Arial" w:eastAsia="Arial" w:hAnsi="Arial"/>
@@ -8164,7 +8164,7 @@
             <w:pPr>
               <w:spacing w:after="20" w:before="0"/>
             </w:pPr>
-            <w:hyperlink w:history="1" r:id="rId8tegocipzznqvyebjcrnq">
+            <w:hyperlink w:history="1" r:id="rIdbbj8_futn9lbjfr56swh-">
               <w:r>
                 <w:rPr>
                   <w:rFonts w:ascii="Arial" w:cs="Arial" w:eastAsia="Arial" w:hAnsi="Arial"/>
@@ -8197,7 +8197,7 @@
               <w:spacing w:after="10" w:before="0"/>
               <w:ind w:left="120"/>
             </w:pPr>
-            <w:hyperlink w:history="1" r:id="rIdgluj3fhjkejuubae3jasi">
+            <w:hyperlink w:history="1" r:id="rIdrra7yn4ihksb_gnwyhux1">
               <w:r>
                 <w:rPr>
                   <w:rFonts w:ascii="Arial" w:cs="Arial" w:eastAsia="Arial" w:hAnsi="Arial"/>
@@ -8242,7 +8242,7 @@
             <w:pPr>
               <w:spacing w:after="20" w:before="0"/>
             </w:pPr>
-            <w:hyperlink w:history="1" r:id="rIdzkkbpo0ilutb8k3z1jm9y">
+            <w:hyperlink w:history="1" r:id="rIdqehmvkoymiinu85nhhi7z">
               <w:r>
                 <w:rPr>
                   <w:rFonts w:ascii="Arial" w:cs="Arial" w:eastAsia="Arial" w:hAnsi="Arial"/>
@@ -8275,7 +8275,7 @@
               <w:spacing w:after="10" w:before="0"/>
               <w:ind w:left="120"/>
             </w:pPr>
-            <w:hyperlink w:history="1" r:id="rIdjblcqs5xlqjoapyw03yeo">
+            <w:hyperlink w:history="1" r:id="rIduq2ny3rw8rzslbxegk55c">
               <w:r>
                 <w:rPr>
                   <w:rFonts w:ascii="Arial" w:cs="Arial" w:eastAsia="Arial" w:hAnsi="Arial"/>
@@ -8353,7 +8353,7 @@
               </w:rPr>
               <w:t xml:space="preserve">Begin by </w:t>
             </w:r>
-            <w:del w:id="9050" w:author="Claude (AI) - proposed" w:date="2026-10-15T03:00:52Z">
+            <w:del w:id="9050" w:author="Claude (AI) - proposed" w:date="2026-10-18T00:26:33Z">
               <w:r>
                 <w:rPr>
                   <w:rFonts w:ascii="Arial" w:cs="Arial" w:eastAsia="Arial" w:hAnsi="Arial"/>
@@ -8368,7 +8368,7 @@
                 <w:delText xml:space="preserve">asking</w:delText>
               </w:r>
             </w:del>
-            <w:ins w:id="9051" w:author="Claude (AI) - proposed" w:date="2026-10-15T03:00:52Z">
+            <w:ins w:id="9051" w:author="Claude (AI) - proposed" w:date="2026-10-18T00:26:33Z">
               <w:r>
                 <w:rPr>
                   <w:rFonts w:ascii="Arial" w:cs="Arial" w:eastAsia="Arial" w:hAnsi="Arial"/>
@@ -8449,10 +8449,10 @@
               <w:spacing w:after="40" w:before="0"/>
               <w:jc w:val="left"/>
               <w:rPr>
-                <w:ins w:id="9053" w:author="Claude (AI) - proposed" w:date="2026-10-15T03:00:52Z"/>
-              </w:rPr>
-            </w:pPr>
-            <w:ins w:id="9052" w:author="Claude (AI) - proposed" w:date="2026-10-15T03:00:52Z">
+                <w:ins w:id="9053" w:author="Claude (AI) - proposed" w:date="2026-10-18T00:26:33Z"/>
+              </w:rPr>
+            </w:pPr>
+            <w:ins w:id="9052" w:author="Claude (AI) - proposed" w:date="2026-10-18T00:26:33Z">
               <w:r>
                 <w:rPr>
                   <w:rFonts w:ascii="Arial" w:cs="Arial" w:eastAsia="Arial" w:hAnsi="Arial"/>
@@ -8474,10 +8474,10 @@
               <w:spacing w:after="40" w:before="0"/>
               <w:jc w:val="left"/>
               <w:rPr>
-                <w:del w:id="9055" w:author="Claude (AI) - proposed" w:date="2026-10-15T03:00:52Z"/>
-              </w:rPr>
-            </w:pPr>
-            <w:del w:id="9054" w:author="Claude (AI) - proposed" w:date="2026-10-15T03:00:52Z">
+                <w:del w:id="9055" w:author="Claude (AI) - proposed" w:date="2026-10-18T00:26:33Z"/>
+              </w:rPr>
+            </w:pPr>
+            <w:del w:id="9054" w:author="Claude (AI) - proposed" w:date="2026-10-18T00:26:33Z">
               <w:r>
                 <w:rPr>
                   <w:rFonts w:ascii="Arial" w:cs="Arial" w:eastAsia="Arial" w:hAnsi="Arial"/>
@@ -8548,7 +8548,7 @@
             <w:pPr>
               <w:spacing w:after="20" w:before="0"/>
             </w:pPr>
-            <w:hyperlink w:history="1" r:id="rId_9wiwlqymvnhc6ruycrwd">
+            <w:hyperlink w:history="1" r:id="rIdi6jlycyq8mperwp3cxge8">
               <w:r>
                 <w:rPr>
                   <w:rFonts w:ascii="Arial" w:cs="Arial" w:eastAsia="Arial" w:hAnsi="Arial"/>
@@ -8581,7 +8581,7 @@
               <w:spacing w:after="10" w:before="0"/>
               <w:ind w:left="120"/>
             </w:pPr>
-            <w:hyperlink w:history="1" r:id="rIdqfbcd41se_eiuh6lgx-op">
+            <w:hyperlink w:history="1" r:id="rIdyfsdpi0ujkn-mfjtziyxw">
               <w:r>
                 <w:rPr>
                   <w:rFonts w:ascii="Arial" w:cs="Arial" w:eastAsia="Arial" w:hAnsi="Arial"/>
@@ -8626,7 +8626,7 @@
             <w:pPr>
               <w:spacing w:after="20" w:before="0"/>
             </w:pPr>
-            <w:hyperlink w:history="1" r:id="rIdurj714ezxwpcdkpcg_5ma">
+            <w:hyperlink w:history="1" r:id="rId6e2mdt7g-qytzeea_82vj">
               <w:r>
                 <w:rPr>
                   <w:rFonts w:ascii="Arial" w:cs="Arial" w:eastAsia="Arial" w:hAnsi="Arial"/>
@@ -8659,7 +8659,7 @@
               <w:spacing w:after="10" w:before="0"/>
               <w:ind w:left="120"/>
             </w:pPr>
-            <w:hyperlink w:history="1" r:id="rId6xfkm8vuxb_r95sqss2ey">
+            <w:hyperlink w:history="1" r:id="rIdjnaeovy_uws_igl_w_-eu">
               <w:r>
                 <w:rPr>
                   <w:rFonts w:ascii="Arial" w:cs="Arial" w:eastAsia="Arial" w:hAnsi="Arial"/>
@@ -8859,7 +8859,7 @@
             <w:pPr>
               <w:spacing w:after="20" w:before="0"/>
             </w:pPr>
-            <w:hyperlink w:history="1" r:id="rIda_fswaof5vhzqtudvgcj1">
+            <w:hyperlink w:history="1" r:id="rIdxk3lu2tskbdq15tiew_xc">
               <w:r>
                 <w:rPr>
                   <w:rFonts w:ascii="Arial" w:cs="Arial" w:eastAsia="Arial" w:hAnsi="Arial"/>
@@ -8892,7 +8892,7 @@
               <w:spacing w:after="10" w:before="0"/>
               <w:ind w:left="120"/>
             </w:pPr>
-            <w:hyperlink w:history="1" r:id="rId70mybvb1tgkknv-innzxk">
+            <w:hyperlink w:history="1" r:id="rIdo8i5ltvuzpb_lpf3dh2ys">
               <w:r>
                 <w:rPr>
                   <w:rFonts w:ascii="Arial" w:cs="Arial" w:eastAsia="Arial" w:hAnsi="Arial"/>
@@ -8937,7 +8937,7 @@
             <w:pPr>
               <w:spacing w:after="20" w:before="0"/>
             </w:pPr>
-            <w:hyperlink w:history="1" r:id="rIdh-irxvg8kko2vht3ag7cd">
+            <w:hyperlink w:history="1" r:id="rIdcolkzpjrytnv2eux0m8gr">
               <w:r>
                 <w:rPr>
                   <w:rFonts w:ascii="Arial" w:cs="Arial" w:eastAsia="Arial" w:hAnsi="Arial"/>
@@ -8970,7 +8970,7 @@
               <w:spacing w:after="10" w:before="0"/>
               <w:ind w:left="120"/>
             </w:pPr>
-            <w:hyperlink w:history="1" r:id="rIdhcwwfgpcznccplpdflrmv">
+            <w:hyperlink w:history="1" r:id="rIdm8mridl-ho911kpcrmzey">
               <w:r>
                 <w:rPr>
                   <w:rFonts w:ascii="Arial" w:cs="Arial" w:eastAsia="Arial" w:hAnsi="Arial"/>
@@ -9015,7 +9015,7 @@
               </w:rPr>
               <w:t xml:space="preserve">Each group of four receives: </w:t>
             </w:r>
-            <w:del w:id="9056" w:author="Claude (AI) - proposed" w:date="2026-10-15T03:00:52Z">
+            <w:del w:id="9056" w:author="Claude (AI) - proposed" w:date="2026-10-18T00:26:33Z">
               <w:r>
                 <w:rPr>
                   <w:rFonts w:ascii="Arial" w:cs="Arial" w:eastAsia="Arial" w:hAnsi="Arial"/>
@@ -9030,7 +9030,7 @@
                 <w:delText xml:space="preserve">10</w:delText>
               </w:r>
             </w:del>
-            <w:ins w:id="9057" w:author="Claude (AI) - proposed" w:date="2026-10-15T03:00:52Z">
+            <w:ins w:id="9057" w:author="Claude (AI) - proposed" w:date="2026-10-18T00:26:33Z">
               <w:r>
                 <w:rPr>
                   <w:rFonts w:ascii="Arial" w:cs="Arial" w:eastAsia="Arial" w:hAnsi="Arial"/>
@@ -9058,7 +9058,7 @@
               </w:rPr>
               <w:t xml:space="preserve"> bottle tops (</w:t>
             </w:r>
-            <w:del w:id="9058" w:author="Claude (AI) - proposed" w:date="2026-10-15T03:00:52Z">
+            <w:del w:id="9058" w:author="Claude (AI) - proposed" w:date="2026-10-18T00:26:33Z">
               <w:r>
                 <w:rPr>
                   <w:rFonts w:ascii="Arial" w:cs="Arial" w:eastAsia="Arial" w:hAnsi="Arial"/>
@@ -9073,7 +9073,7 @@
                 <w:delText xml:space="preserve">representing the nucleus</w:delText>
               </w:r>
             </w:del>
-            <w:ins w:id="9059" w:author="Claude (AI) - proposed" w:date="2026-10-15T03:00:52Z">
+            <w:ins w:id="9059" w:author="Claude (AI) - proposed" w:date="2026-10-18T00:26:33Z">
               <w:r>
                 <w:rPr>
                   <w:rFonts w:ascii="Arial" w:cs="Arial" w:eastAsia="Arial" w:hAnsi="Arial"/>
@@ -9101,7 +9101,7 @@
               </w:rPr>
               <w:t xml:space="preserve"> — dense, small, concentrated mass</w:t>
             </w:r>
-            <w:del w:id="9060" w:author="Claude (AI) - proposed" w:date="2026-10-15T03:00:52Z">
+            <w:del w:id="9060" w:author="Claude (AI) - proposed" w:date="2026-10-18T00:26:33Z">
               <w:r>
                 <w:rPr>
                   <w:rFonts w:ascii="Arial" w:cs="Arial" w:eastAsia="Arial" w:hAnsi="Arial"/>
@@ -9116,7 +9116,7 @@
                 <w:delText xml:space="preserve">) and 20</w:delText>
               </w:r>
             </w:del>
-            <w:ins w:id="9061" w:author="Claude (AI) - proposed" w:date="2026-10-15T03:00:52Z">
+            <w:ins w:id="9061" w:author="Claude (AI) - proposed" w:date="2026-10-18T00:26:33Z">
               <w:r>
                 <w:rPr>
                   <w:rFonts w:ascii="Arial" w:cs="Arial" w:eastAsia="Arial" w:hAnsi="Arial"/>
@@ -9144,7 +9144,7 @@
               </w:rPr>
               <w:t xml:space="preserve"> maize seeds (</w:t>
             </w:r>
-            <w:del w:id="9062" w:author="Claude (AI) - proposed" w:date="2026-10-15T03:00:52Z">
+            <w:del w:id="9062" w:author="Claude (AI) - proposed" w:date="2026-10-18T00:26:33Z">
               <w:r>
                 <w:rPr>
                   <w:rFonts w:ascii="Arial" w:cs="Arial" w:eastAsia="Arial" w:hAnsi="Arial"/>
@@ -9159,7 +9159,7 @@
                 <w:delText xml:space="preserve">representing electrons</w:delText>
               </w:r>
             </w:del>
-            <w:ins w:id="9063" w:author="Claude (AI) - proposed" w:date="2026-10-15T03:00:52Z">
+            <w:ins w:id="9063" w:author="Claude (AI) - proposed" w:date="2026-10-18T00:26:33Z">
               <w:r>
                 <w:rPr>
                   <w:rFonts w:ascii="Arial" w:cs="Arial" w:eastAsia="Arial" w:hAnsi="Arial"/>
@@ -9187,7 +9187,7 @@
               </w:rPr>
               <w:t xml:space="preserve"> — lightweight, surrounding the nucleus), plus a sheet of manila paper. Groups construct a physical Rutherford model: they cluster the bottle tops tightly at the centre of the manila paper to represent the nucleus, then arrange the maize seeds loosely in the large surrounding space to represent electrons. Groups label their model with arrows and annotations: nucleus (protons and neutrons), electrons, and the mostly empty space between them. They also write directly on the manila paper: 'What this model explains:' and 'What this model cannot yet explain:' — with the second prompt specifically pointing back to the driving question. Each group nominates a spokesperson to present their model to an adjacent group in a paired gallery share (2 minutes per group). Students then make a sketch of the completed model in their notebooks</w:t>
             </w:r>
-            <w:ins w:id="9064" w:author="Claude (AI) - proposed" w:date="2026-10-15T03:00:52Z">
+            <w:ins w:id="9064" w:author="Claude (AI) - proposed" w:date="2026-10-18T00:26:33Z">
               <w:r>
                 <w:rPr>
                   <w:rFonts w:ascii="Arial" w:cs="Arial" w:eastAsia="Arial" w:hAnsi="Arial"/>
@@ -9248,7 +9248,7 @@
               </w:rPr>
               <w:t xml:space="preserve">Distribute materials efficiently — pre-count bottle tops and maize seeds into small bags before the lesson. Say: 'Your model has to show three things: the nucleus is small and dense, the surrounding space is mostly empty, and the electrons are somewhere in that space.' Circulate and prompt groups that place electrons neatly in a ring: 'Rutherford did not actually know where the electrons were — does your model show that uncertainty?' After the paired gallery share, bring the class together and ask: 'What does every group have written under Cannot yet explain? Why is that the same for everyone?' End the lesson by saying: 'That gap is exactly what we will investigate in Lesson 3 — Bohr will take us one step closer to answering the driving question.' </w:t>
             </w:r>
-            <w:ins w:id="9065" w:author="Claude (AI) - proposed" w:date="2026-10-15T03:00:52Z">
+            <w:ins w:id="9065" w:author="Claude (AI) - proposed" w:date="2026-10-18T00:26:33Z">
               <w:r>
                 <w:rPr>
                   <w:rFonts w:ascii="Arial" w:cs="Arial" w:eastAsia="Arial" w:hAnsi="Arial"/>
@@ -9703,7 +9703,7 @@
               </w:rPr>
               <w:t xml:space="preserve">The Rutherford model explains </w:t>
             </w:r>
-            <w:del w:id="9066" w:author="Claude (AI) - proposed" w:date="2026-10-15T03:00:52Z">
+            <w:del w:id="9066" w:author="Claude (AI) - proposed" w:date="2026-10-18T00:26:33Z">
               <w:r>
                 <w:rPr>
                   <w:rFonts w:ascii="Arial" w:cs="Arial" w:eastAsia="Arial" w:hAnsi="Arial"/>
@@ -9718,7 +9718,7 @@
                 <w:delText xml:space="preserve">why</w:delText>
               </w:r>
             </w:del>
-            <w:ins w:id="9067" w:author="Claude (AI) - proposed" w:date="2026-10-15T03:00:52Z">
+            <w:ins w:id="9067" w:author="Claude (AI) - proposed" w:date="2026-10-18T00:26:33Z">
               <w:r>
                 <w:rPr>
                   <w:rFonts w:ascii="Arial" w:cs="Arial" w:eastAsia="Arial" w:hAnsi="Arial"/>
@@ -9746,7 +9746,7 @@
               </w:rPr>
               <w:t xml:space="preserve"> atoms of different elements </w:t>
             </w:r>
-            <w:del w:id="9068" w:author="Claude (AI) - proposed" w:date="2026-10-15T03:00:52Z">
+            <w:del w:id="9068" w:author="Claude (AI) - proposed" w:date="2026-10-18T00:26:33Z">
               <w:r>
                 <w:rPr>
                   <w:rFonts w:ascii="Arial" w:cs="Arial" w:eastAsia="Arial" w:hAnsi="Arial"/>
@@ -9761,7 +9761,7 @@
                 <w:delText xml:space="preserve">have different proton counts — a fact that is the same as having different atomic numbers —</w:delText>
               </w:r>
             </w:del>
-            <w:ins w:id="9069" w:author="Claude (AI) - proposed" w:date="2026-10-15T03:00:52Z">
+            <w:ins w:id="9069" w:author="Claude (AI) - proposed" w:date="2026-10-18T00:26:33Z">
               <w:r>
                 <w:rPr>
                   <w:rFonts w:ascii="Arial" w:cs="Arial" w:eastAsia="Arial" w:hAnsi="Arial"/>
@@ -9809,7 +9809,7 @@
         </w:rPr>
         <w:t xml:space="preserve">© 2026 SeaVuria and ARES. Aligned with KICD objectives. Developed by SeaVuria; technical implementation by ARES (with AI assistance from Claude). Licensed under </w:t>
       </w:r>
-      <w:hyperlink w:history="1" r:id="rId3fdbegh78nl4eq8wgi3hc">
+      <w:hyperlink w:history="1" r:id="rIdoezjkzc0gjw3wonr7didp">
         <w:r>
           <w:rPr>
             <w:rFonts w:ascii="Arial" w:cs="Arial" w:eastAsia="Arial" w:hAnsi="Arial"/>
@@ -9830,7 +9830,7 @@
         </w:rPr>
         <w:t xml:space="preserve"> (</w:t>
       </w:r>
-      <w:hyperlink w:history="1" r:id="rIdyiqvsvgeoze8q6g_rycf9">
+      <w:hyperlink w:history="1" r:id="rIdcnphqyz-fj-_0lz8rym_y">
         <w:r>
           <w:rPr>
             <w:rFonts w:ascii="Arial" w:cs="Arial" w:eastAsia="Arial" w:hAnsi="Arial"/>
@@ -10870,7 +10870,7 @@
             <w:pPr>
               <w:spacing w:after="20" w:before="0"/>
             </w:pPr>
-            <w:hyperlink w:history="1" r:id="rIddbe3rqxjdybmzc62nb2kb">
+            <w:hyperlink w:history="1" r:id="rIdcnq2uy2bzopj5mmjgo5rl">
               <w:r>
                 <w:rPr>
                   <w:rFonts w:ascii="Arial" w:cs="Arial" w:eastAsia="Arial" w:hAnsi="Arial"/>
@@ -10903,7 +10903,7 @@
               <w:spacing w:after="10" w:before="0"/>
               <w:ind w:left="120"/>
             </w:pPr>
-            <w:hyperlink w:history="1" r:id="rIdlb4huv80sfgknke7nxznv">
+            <w:hyperlink w:history="1" r:id="rIdxahf6iwfke-iiupvkpk2_">
               <w:r>
                 <w:rPr>
                   <w:rFonts w:ascii="Arial" w:cs="Arial" w:eastAsia="Arial" w:hAnsi="Arial"/>
@@ -10948,7 +10948,7 @@
             <w:pPr>
               <w:spacing w:after="20" w:before="0"/>
             </w:pPr>
-            <w:hyperlink w:history="1" r:id="rIdbuue4hsrg4mcyfvb_oe66">
+            <w:hyperlink w:history="1" r:id="rIdsxc3bfmge1z9awx0bblqc">
               <w:r>
                 <w:rPr>
                   <w:rFonts w:ascii="Arial" w:cs="Arial" w:eastAsia="Arial" w:hAnsi="Arial"/>
@@ -10981,7 +10981,7 @@
               <w:spacing w:after="10" w:before="0"/>
               <w:ind w:left="120"/>
             </w:pPr>
-            <w:hyperlink w:history="1" r:id="rIdwmwbk0nwaw7wzvv9lptt9">
+            <w:hyperlink w:history="1" r:id="rIddakgra_2fa25r4xghpled">
               <w:r>
                 <w:rPr>
                   <w:rFonts w:ascii="Arial" w:cs="Arial" w:eastAsia="Arial" w:hAnsi="Arial"/>
@@ -11026,7 +11026,7 @@
               </w:rPr>
               <w:t xml:space="preserve">Learners are shown two images side by side on the board (or printed handout): (1) a Kenyan cooking hearth with a yellow-orange flame where salt has been spilled, and (2) a simple diagram of an atom showing a nucleus with electrons scattered randomly around it (a 'cloud' — no shells). Learners individually write a 2-sentence response in their exercise books to the prompt: 'In Lessons 1 and 2 we saw that sodium always makes a yellow flame and potassium always makes a violet flame. Using what you know about atoms so far, why might the TYPE of atom inside a substance control the COLOUR of the flame it produces?' Learners are not expected to know the answer — predictions are explicitly welcomed as rough ideas. After 3 minutes of silent writing, learners share predictions with a shoulder partner for </w:t>
             </w:r>
-            <w:del w:id="9070" w:author="Claude (AI) - proposed" w:date="2026-10-15T03:00:52Z">
+            <w:del w:id="9070" w:author="Claude (AI) - proposed" w:date="2026-10-18T00:26:33Z">
               <w:r>
                 <w:rPr>
                   <w:rFonts w:ascii="Arial" w:cs="Arial" w:eastAsia="Arial" w:hAnsi="Arial"/>
@@ -11041,7 +11041,7 @@
                 <w:delText xml:space="preserve">2 minutes</w:delText>
               </w:r>
             </w:del>
-            <w:ins w:id="9071" w:author="Claude (AI) - proposed" w:date="2026-10-15T03:00:52Z">
+            <w:ins w:id="9071" w:author="Claude (AI) - proposed" w:date="2026-10-18T00:26:33Z">
               <w:r>
                 <w:rPr>
                   <w:rFonts w:ascii="Arial" w:cs="Arial" w:eastAsia="Arial" w:hAnsi="Arial"/>
@@ -11102,7 +11102,7 @@
               </w:rPr>
               <w:t xml:space="preserve">Display the two images and read the prediction prompt aloud. Say: 'You have seen this yellow flame at home — maybe when ugali salt hit the fire, or when someone cooked nyama choma. We are not guessing randomly — use what you already know about atoms from Lessons 1 and 2 to make your best scientific prediction. Write two sentences. Go.' Allow 3 minutes of SILENT individual writing. Do NOT accept shouted answers. After 3 minutes, say: 'Now turn to your shoulder partner. Share your prediction. You have </w:t>
             </w:r>
-            <w:del w:id="9072" w:author="Claude (AI) - proposed" w:date="2026-10-15T03:00:52Z">
+            <w:del w:id="9072" w:author="Claude (AI) - proposed" w:date="2026-10-18T00:26:33Z">
               <w:r>
                 <w:rPr>
                   <w:rFonts w:ascii="Arial" w:cs="Arial" w:eastAsia="Arial" w:hAnsi="Arial"/>
@@ -11117,7 +11117,7 @@
                 <w:delText xml:space="preserve">2 minutes</w:delText>
               </w:r>
             </w:del>
-            <w:ins w:id="9073" w:author="Claude (AI) - proposed" w:date="2026-10-15T03:00:52Z">
+            <w:ins w:id="9073" w:author="Claude (AI) - proposed" w:date="2026-10-18T00:26:33Z">
               <w:r>
                 <w:rPr>
                   <w:rFonts w:ascii="Arial" w:cs="Arial" w:eastAsia="Arial" w:hAnsi="Arial"/>
@@ -11267,7 +11267,7 @@
             <w:pPr>
               <w:spacing w:after="20" w:before="0"/>
             </w:pPr>
-            <w:hyperlink w:history="1" r:id="rIdki4cdyff2qh--qqncvlfw">
+            <w:hyperlink w:history="1" r:id="rIdk3tl9o2kru78jomosskrd">
               <w:r>
                 <w:rPr>
                   <w:rFonts w:ascii="Arial" w:cs="Arial" w:eastAsia="Arial" w:hAnsi="Arial"/>
@@ -11300,7 +11300,7 @@
               <w:spacing w:after="10" w:before="0"/>
               <w:ind w:left="120"/>
             </w:pPr>
-            <w:hyperlink w:history="1" r:id="rIdpd7eixouj96lx1zgkaw_g">
+            <w:hyperlink w:history="1" r:id="rIdhjfjafmtclrm0t3wtocii">
               <w:r>
                 <w:rPr>
                   <w:rFonts w:ascii="Arial" w:cs="Arial" w:eastAsia="Arial" w:hAnsi="Arial"/>
@@ -11345,7 +11345,7 @@
             <w:pPr>
               <w:spacing w:after="20" w:before="0"/>
             </w:pPr>
-            <w:hyperlink w:history="1" r:id="rIdvfpnqz9tpi2bqjx4wnnlf">
+            <w:hyperlink w:history="1" r:id="rIdsuscdh_b_yaekc1jncl8d">
               <w:r>
                 <w:rPr>
                   <w:rFonts w:ascii="Arial" w:cs="Arial" w:eastAsia="Arial" w:hAnsi="Arial"/>
@@ -11378,7 +11378,7 @@
               <w:spacing w:after="10" w:before="0"/>
               <w:ind w:left="120"/>
             </w:pPr>
-            <w:hyperlink w:history="1" r:id="rIde7ahpb54x_e_bjm8hudzg">
+            <w:hyperlink w:history="1" r:id="rIdlkmazfqvfoyomfmmvx9aw">
               <w:r>
                 <w:rPr>
                   <w:rFonts w:ascii="Arial" w:cs="Arial" w:eastAsia="Arial" w:hAnsi="Arial"/>
@@ -11423,7 +11423,7 @@
               </w:rPr>
               <w:t xml:space="preserve">Part A — Guided Diagram Analysis (15 min): Each learner receives (or copies from the board) a printed/drawn Bohr model diagram of a sodium atom showing: nucleus (11 protons, 12 neutrons), Shell 1 (2 electrons), Shell 2 (8 electrons), Shell 3 (1 electron). A second diagram shows the same sodium atom with its outermost electron shown jumping UP to a higher shell (arrow labelled 'energy absorbed from flame') and then falling BACK DOWN (arrow labelled 'light energy released — yellow, 589 nm'). Learners annotate both diagrams using a provided vocabulary list: nucleus, electron, energy level / shell, ground state, excited state, photon / light released. Part B — Drawing Practice (</w:t>
             </w:r>
-            <w:del w:id="9074" w:author="Claude (AI) - proposed" w:date="2026-10-15T03:00:52Z">
+            <w:del w:id="9074" w:author="Claude (AI) - proposed" w:date="2026-10-18T00:26:33Z">
               <w:r>
                 <w:rPr>
                   <w:rFonts w:ascii="Arial" w:cs="Arial" w:eastAsia="Arial" w:hAnsi="Arial"/>
@@ -11438,7 +11438,7 @@
                 <w:delText xml:space="preserve">15</w:delText>
               </w:r>
             </w:del>
-            <w:ins w:id="9075" w:author="Claude (AI) - proposed" w:date="2026-10-15T03:00:52Z">
+            <w:ins w:id="9075" w:author="Claude (AI) - proposed" w:date="2026-10-18T00:26:33Z">
               <w:r>
                 <w:rPr>
                   <w:rFonts w:ascii="Arial" w:cs="Arial" w:eastAsia="Arial" w:hAnsi="Arial"/>
@@ -11499,7 +11499,7 @@
               </w:rPr>
               <w:t xml:space="preserve">Distribute or project the two sodium Bohr diagrams. Say: 'Look carefully at Diagram 1. This is Niels Bohr's model of the sodium atom — the same sodium that is in the salt that makes a yellow flame at the cooking fire. What do you notice about where the electrons are sitting?' Allow 10 seconds WAIT TIME. Cold-call 2 learners. Then say: 'Now look at Diagram 2. Something has changed. An electron has moved. Where has it gone, and what do you think caused that?' Allow 10 seconds WAIT TIME. Cold-call 2 different learners. Introduce vocabulary explicitly: 'Bohr called these fixed paths energy levels or shells. Bohr's key idea — and this is the idea that will answer our driving question — is that electrons can ONLY exist at specific energy levels. They cannot be in between. Write that in your notes, underline it.' For the drawing practice, model the first two elements (H and He) on the board step by step, narrating: 'Hydrogen: atomic number 1, so 1 electron. Shell 1 has space for 2 electrons, so we place 1 electron in Shell 1. Done.' Then say: 'Now you complete elements 3 through 10. You have </w:t>
             </w:r>
-            <w:del w:id="9076" w:author="Claude (AI) - proposed" w:date="2026-10-15T03:00:52Z">
+            <w:del w:id="9076" w:author="Claude (AI) - proposed" w:date="2026-10-18T00:26:33Z">
               <w:r>
                 <w:rPr>
                   <w:rFonts w:ascii="Arial" w:cs="Arial" w:eastAsia="Arial" w:hAnsi="Arial"/>
@@ -11514,7 +11514,7 @@
                 <w:delText xml:space="preserve">15</w:delText>
               </w:r>
             </w:del>
-            <w:ins w:id="9077" w:author="Claude (AI) - proposed" w:date="2026-10-15T03:00:52Z">
+            <w:ins w:id="9077" w:author="Claude (AI) - proposed" w:date="2026-10-18T00:26:33Z">
               <w:r>
                 <w:rPr>
                   <w:rFonts w:ascii="Arial" w:cs="Arial" w:eastAsia="Arial" w:hAnsi="Arial"/>
@@ -11664,7 +11664,7 @@
             <w:pPr>
               <w:spacing w:after="20" w:before="0"/>
             </w:pPr>
-            <w:hyperlink w:history="1" r:id="rIdwcwozzp3bgju8vzfq0bun">
+            <w:hyperlink w:history="1" r:id="rIdd8ut5lreprtnfgm_c7gkp">
               <w:r>
                 <w:rPr>
                   <w:rFonts w:ascii="Arial" w:cs="Arial" w:eastAsia="Arial" w:hAnsi="Arial"/>
@@ -11713,7 +11713,7 @@
               <w:spacing w:after="10" w:before="0"/>
               <w:ind w:left="120"/>
             </w:pPr>
-            <w:hyperlink w:history="1" r:id="rIdpl2_dfb7xzd41oz4qr26p">
+            <w:hyperlink w:history="1" r:id="rIdaga6gsyrqkqkoctvmxahk">
               <w:r>
                 <w:rPr>
                   <w:rFonts w:ascii="Arial" w:cs="Arial" w:eastAsia="Arial" w:hAnsi="Arial"/>
@@ -11758,7 +11758,7 @@
             <w:pPr>
               <w:spacing w:after="20" w:before="0"/>
             </w:pPr>
-            <w:hyperlink w:history="1" r:id="rIdmbgbeuqx5pbtnou7cceh_">
+            <w:hyperlink w:history="1" r:id="rIdfjvv6gm_osanwptcfx8vx">
               <w:r>
                 <w:rPr>
                   <w:rFonts w:ascii="Arial" w:cs="Arial" w:eastAsia="Arial" w:hAnsi="Arial"/>
@@ -11791,7 +11791,7 @@
               <w:spacing w:after="10" w:before="0"/>
               <w:ind w:left="120"/>
             </w:pPr>
-            <w:hyperlink w:history="1" r:id="rIdmof-xsidab2rjbkl2_839">
+            <w:hyperlink w:history="1" r:id="rId4zqvhduax8hsd7tdvjcmy">
               <w:r>
                 <w:rPr>
                   <w:rFonts w:ascii="Arial" w:cs="Arial" w:eastAsia="Arial" w:hAnsi="Arial"/>
@@ -11991,7 +11991,7 @@
             <w:pPr>
               <w:spacing w:after="20" w:before="0"/>
             </w:pPr>
-            <w:hyperlink w:history="1" r:id="rIdgsvedgglmfjrimihkssab">
+            <w:hyperlink w:history="1" r:id="rIdm5h4zbe9njqgupglgumsz">
               <w:r>
                 <w:rPr>
                   <w:rFonts w:ascii="Arial" w:cs="Arial" w:eastAsia="Arial" w:hAnsi="Arial"/>
@@ -12040,7 +12040,7 @@
               <w:spacing w:after="10" w:before="0"/>
               <w:ind w:left="120"/>
             </w:pPr>
-            <w:hyperlink w:history="1" r:id="rIdwdj9jylifpxcsrnqfbu5v">
+            <w:hyperlink w:history="1" r:id="rIdscv5bvrdwlmnseforddn8">
               <w:r>
                 <w:rPr>
                   <w:rFonts w:ascii="Arial" w:cs="Arial" w:eastAsia="Arial" w:hAnsi="Arial"/>
@@ -12085,7 +12085,7 @@
             <w:pPr>
               <w:spacing w:after="20" w:before="0"/>
             </w:pPr>
-            <w:hyperlink w:history="1" r:id="rIdyq7cewlqdt_ugguejxejz">
+            <w:hyperlink w:history="1" r:id="rId-a5c9lhenp60zpgpsp5t7">
               <w:r>
                 <w:rPr>
                   <w:rFonts w:ascii="Arial" w:cs="Arial" w:eastAsia="Arial" w:hAnsi="Arial"/>
@@ -12118,7 +12118,7 @@
               <w:spacing w:after="10" w:before="0"/>
               <w:ind w:left="120"/>
             </w:pPr>
-            <w:hyperlink w:history="1" r:id="rIdoerbdhsh8dj4boc6ply9c">
+            <w:hyperlink w:history="1" r:id="rId3mlcipzfhloentb_jsld1">
               <w:r>
                 <w:rPr>
                   <w:rFonts w:ascii="Arial" w:cs="Arial" w:eastAsia="Arial" w:hAnsi="Arial"/>
@@ -12262,7 +12262,7 @@
               </w:rPr>
               <w:t xml:space="preserve">Read all posted green sticky notes before the next lesson. Observable success indicator: green notes should reference Bohr's model mechanistically (e.g., 'electrons jump to higher shells and release coloured light when they fall back') rather than only descriptively (e.g., 'sodium makes yellow light'). Tally how many orange notes ask questions about SPECIFIC colours, wavelengths, or why only certain energy jumps are possible — these indicate learners are ready for the </w:t>
             </w:r>
-            <w:del w:id="9078" w:author="Claude (AI) - proposed" w:date="2026-10-15T03:00:52Z">
+            <w:del w:id="9078" w:author="Claude (AI) - proposed" w:date="2026-10-18T00:26:33Z">
               <w:r>
                 <w:rPr>
                   <w:rFonts w:ascii="Arial" w:cs="Arial" w:eastAsia="Arial" w:hAnsi="Arial"/>
@@ -12277,7 +12277,7 @@
                 <w:delText xml:space="preserve">spectroscopy content in Lessons 4–5</w:delText>
               </w:r>
             </w:del>
-            <w:ins w:id="9079" w:author="Claude (AI) - proposed" w:date="2026-10-15T03:00:52Z">
+            <w:ins w:id="9079" w:author="Claude (AI) - proposed" w:date="2026-10-18T00:26:33Z">
               <w:r>
                 <w:rPr>
                   <w:rFonts w:ascii="Arial" w:cs="Arial" w:eastAsia="Arial" w:hAnsi="Arial"/>
@@ -12361,7 +12361,7 @@
             <w:pPr>
               <w:spacing w:after="20" w:before="0"/>
             </w:pPr>
-            <w:hyperlink w:history="1" r:id="rIdvpj3w4bznc9obn7tymdfk">
+            <w:hyperlink w:history="1" r:id="rIdxfwak8jie1ajvnoyti68k">
               <w:r>
                 <w:rPr>
                   <w:rFonts w:ascii="Arial" w:cs="Arial" w:eastAsia="Arial" w:hAnsi="Arial"/>
@@ -12410,7 +12410,7 @@
               <w:spacing w:after="10" w:before="0"/>
               <w:ind w:left="120"/>
             </w:pPr>
-            <w:hyperlink w:history="1" r:id="rIdxcztptyig9b1pmp7pcned">
+            <w:hyperlink w:history="1" r:id="rIdjo69dbxtcyxf6qpdif9hk">
               <w:r>
                 <w:rPr>
                   <w:rFonts w:ascii="Arial" w:cs="Arial" w:eastAsia="Arial" w:hAnsi="Arial"/>
@@ -12455,7 +12455,7 @@
             <w:pPr>
               <w:spacing w:after="20" w:before="0"/>
             </w:pPr>
-            <w:hyperlink w:history="1" r:id="rIdb0qpkdumllizdkbmrlcdc">
+            <w:hyperlink w:history="1" r:id="rIdj2cfdjrclnhxxs12_igtf">
               <w:r>
                 <w:rPr>
                   <w:rFonts w:ascii="Arial" w:cs="Arial" w:eastAsia="Arial" w:hAnsi="Arial"/>
@@ -12488,7 +12488,7 @@
               <w:spacing w:after="10" w:before="0"/>
               <w:ind w:left="120"/>
             </w:pPr>
-            <w:hyperlink w:history="1" r:id="rIdzzh_umjxyfbgq7xzugmcw">
+            <w:hyperlink w:history="1" r:id="rIdrfuqbsbjbrler0lfeqrkq">
               <w:r>
                 <w:rPr>
                   <w:rFonts w:ascii="Arial" w:cs="Arial" w:eastAsia="Arial" w:hAnsi="Arial"/>
@@ -12599,7 +12599,7 @@
               </w:rPr>
               <w:t xml:space="preserve">Cumulative Model Revision (Progressive Model Building): The model functions as a persistent, learner-owned sensemaking artefact. By adding new features in a distinct colour each lesson, learners can visually track how their explanatory model has evolved from Lesson 1's basic 'nucleus + electrons' sketch toward a fully mechanistic quantum model by Lesson 9. The explicit caption-writing requirement forces translation of visual model features into precise scientific language, consolidating both the diagram and the explanation simultaneously. Comparing sodium and potassium models side-by-side (extension) seeds the </w:t>
             </w:r>
-            <w:del w:id="9080" w:author="Claude (AI) - proposed" w:date="2026-10-15T03:00:52Z">
+            <w:del w:id="9080" w:author="Claude (AI) - proposed" w:date="2026-10-18T00:26:33Z">
               <w:r>
                 <w:rPr>
                   <w:rFonts w:ascii="Arial" w:cs="Arial" w:eastAsia="Arial" w:hAnsi="Arial"/>
@@ -12614,7 +12614,7 @@
                 <w:delText xml:space="preserve">understanding of spectral fingerprints needed in Lesson 5</w:delText>
               </w:r>
             </w:del>
-            <w:ins w:id="9081" w:author="Claude (AI) - proposed" w:date="2026-10-15T03:00:52Z">
+            <w:ins w:id="9081" w:author="Claude (AI) - proposed" w:date="2026-10-18T00:26:33Z">
               <w:r>
                 <w:rPr>
                   <w:rFonts w:ascii="Arial" w:cs="Arial" w:eastAsia="Arial" w:hAnsi="Arial"/>
@@ -12850,7 +12850,7 @@
               </w:rPr>
               <w:t xml:space="preserve">4. DQB ORANGE NOTES: What questions appeared most frequently? Questions about WHY specific atoms release specific COLOURS (not just any colour) indicate learners are ready for </w:t>
             </w:r>
-            <w:del w:id="9082" w:author="Claude (AI) - proposed" w:date="2026-10-15T03:00:52Z">
+            <w:del w:id="9082" w:author="Claude (AI) - proposed" w:date="2026-10-18T00:26:33Z">
               <w:r>
                 <w:rPr>
                   <w:rFonts w:ascii="Arial" w:cs="Arial" w:eastAsia="Arial" w:hAnsi="Arial"/>
@@ -12865,7 +12865,7 @@
                 <w:delText xml:space="preserve">emission spectra in Lesson 5</w:delText>
               </w:r>
             </w:del>
-            <w:ins w:id="9083" w:author="Claude (AI) - proposed" w:date="2026-10-15T03:00:52Z">
+            <w:ins w:id="9083" w:author="Claude (AI) - proposed" w:date="2026-10-18T00:26:33Z">
               <w:r>
                 <w:rPr>
                   <w:rFonts w:ascii="Arial" w:cs="Arial" w:eastAsia="Arial" w:hAnsi="Arial"/>
@@ -13199,7 +13199,7 @@
         </w:rPr>
         <w:t xml:space="preserve">© 2026 SeaVuria and ARES. Aligned with KICD objectives. Developed by SeaVuria; technical implementation by ARES (with AI assistance from Claude). Licensed under </w:t>
       </w:r>
-      <w:hyperlink w:history="1" r:id="rIdgg-0jwd0s3ri_ebgyh8aq">
+      <w:hyperlink w:history="1" r:id="rIdfgaobpwiqpvgx6wpldnht">
         <w:r>
           <w:rPr>
             <w:rFonts w:ascii="Arial" w:cs="Arial" w:eastAsia="Arial" w:hAnsi="Arial"/>
@@ -13220,7 +13220,7 @@
         </w:rPr>
         <w:t xml:space="preserve"> (</w:t>
       </w:r>
-      <w:hyperlink w:history="1" r:id="rIdz-8nrujk1bfdgbkcwzobe">
+      <w:hyperlink w:history="1" r:id="rId9hnhqyqoqjicv5xxloid-">
         <w:r>
           <w:rPr>
             <w:rFonts w:ascii="Arial" w:cs="Arial" w:eastAsia="Arial" w:hAnsi="Arial"/>
@@ -13605,7 +13605,7 @@
               </w:rPr>
               <w:t xml:space="preserve">Learners will be able to: (a) identify and distinguish isotopes using atomic number and mass number notation; (b) explain why isotopes of the same element produce the same flame colour; (c) construct labelled nuclear composition diagrams for isotopes of hydrogen (protium, deuterium, tritium) and chlorine (Cl-35, Cl-37); (d) use </w:t>
             </w:r>
-            <w:ins w:id="9084" w:author="Claude (AI) - proposed" w:date="2026-10-15T03:00:52Z">
+            <w:ins w:id="9084" w:author="Claude (AI) - proposed" w:date="2026-10-18T00:26:33Z">
               <w:r>
                 <w:rPr>
                   <w:rFonts w:ascii="Arial" w:cs="Arial" w:eastAsia="Arial" w:hAnsi="Arial"/>
@@ -13633,7 +13633,7 @@
               </w:rPr>
               <w:t xml:space="preserve">carbon-14 </w:t>
             </w:r>
-            <w:del w:id="9085" w:author="Claude (AI) - proposed" w:date="2026-10-15T03:00:52Z">
+            <w:del w:id="9085" w:author="Claude (AI) - proposed" w:date="2026-10-18T00:26:33Z">
               <w:r>
                 <w:rPr>
                   <w:rFonts w:ascii="Arial" w:cs="Arial" w:eastAsia="Arial" w:hAnsi="Arial"/>
@@ -13648,7 +13648,7 @@
                 <w:delText xml:space="preserve">dating</w:delText>
               </w:r>
             </w:del>
-            <w:ins w:id="9086" w:author="Claude (AI) - proposed" w:date="2026-10-15T03:00:52Z">
+            <w:ins w:id="9086" w:author="Claude (AI) - proposed" w:date="2026-10-18T00:26:33Z">
               <w:r>
                 <w:rPr>
                   <w:rFonts w:ascii="Arial" w:cs="Arial" w:eastAsia="Arial" w:hAnsi="Arial"/>
@@ -13744,7 +13744,7 @@
               </w:rPr>
               <w:t xml:space="preserve">Learners will develop interest in atomic structure by appreciating how isotopic science connects to Kenyan heritage (</w:t>
             </w:r>
-            <w:del w:id="9087" w:author="Claude (AI) - proposed" w:date="2026-10-15T03:00:52Z">
+            <w:del w:id="9087" w:author="Claude (AI) - proposed" w:date="2026-10-18T00:26:33Z">
               <w:r>
                 <w:rPr>
                   <w:rFonts w:ascii="Arial" w:cs="Arial" w:eastAsia="Arial" w:hAnsi="Arial"/>
@@ -13759,7 +13759,7 @@
                 <w:delText xml:space="preserve">carbon-14</w:delText>
               </w:r>
             </w:del>
-            <w:ins w:id="9088" w:author="Claude (AI) - proposed" w:date="2026-10-15T03:00:52Z">
+            <w:ins w:id="9088" w:author="Claude (AI) - proposed" w:date="2026-10-18T00:26:33Z">
               <w:r>
                 <w:rPr>
                   <w:rFonts w:ascii="Arial" w:cs="Arial" w:eastAsia="Arial" w:hAnsi="Arial"/>
@@ -13787,7 +13787,7 @@
               </w:rPr>
               <w:t xml:space="preserve"> dating of archaeological sites</w:t>
             </w:r>
-            <w:ins w:id="9089" w:author="Claude (AI) - proposed" w:date="2026-10-15T03:00:52Z">
+            <w:ins w:id="9089" w:author="Claude (AI) - proposed" w:date="2026-10-18T00:26:33Z">
               <w:r>
                 <w:rPr>
                   <w:rFonts w:ascii="Arial" w:cs="Arial" w:eastAsia="Arial" w:hAnsi="Arial"/>
@@ -14114,7 +14114,7 @@
               </w:rPr>
               <w:t xml:space="preserve">Learners begin by revisiting the anchoring phenomenon — why sodium always gives yellow and potassium always gives violet — and are challenged with a new puzzle: scientists have discovered that chlorine atoms from the ocean near Mombasa do not all have the same mass, yet all of them behave identically, including in a flame. Through a structured brainstorm, learners co-construct the concept of isotopes, then examine nuclear composition diagrams for hydrogen and chlorine isotopes. A </w:t>
             </w:r>
-            <w:del w:id="9090" w:author="Claude (AI) - proposed" w:date="2026-10-15T03:00:52Z">
+            <w:del w:id="9090" w:author="Claude (AI) - proposed" w:date="2026-10-18T00:26:33Z">
               <w:r>
                 <w:rPr>
                   <w:rFonts w:ascii="Arial" w:cs="Arial" w:eastAsia="Arial" w:hAnsi="Arial"/>
@@ -14129,7 +14129,7 @@
                 <w:delText xml:space="preserve">carbon-14</w:delText>
               </w:r>
             </w:del>
-            <w:ins w:id="9091" w:author="Claude (AI) - proposed" w:date="2026-10-15T03:00:52Z">
+            <w:ins w:id="9091" w:author="Claude (AI) - proposed" w:date="2026-10-18T00:26:33Z">
               <w:r>
                 <w:rPr>
                   <w:rFonts w:ascii="Arial" w:cs="Arial" w:eastAsia="Arial" w:hAnsi="Arial"/>
@@ -14157,7 +14157,7 @@
               </w:rPr>
               <w:t xml:space="preserve"> dating context (</w:t>
             </w:r>
-            <w:del w:id="9092" w:author="Claude (AI) - proposed" w:date="2026-10-15T03:00:52Z">
+            <w:del w:id="9092" w:author="Claude (AI) - proposed" w:date="2026-10-18T00:26:33Z">
               <w:r>
                 <w:rPr>
                   <w:rFonts w:ascii="Arial" w:cs="Arial" w:eastAsia="Arial" w:hAnsi="Arial"/>
@@ -14172,7 +14172,7 @@
                 <w:delText xml:space="preserve">Kenyan archaeological sites at Olorgesailie and Kariandusi</w:delText>
               </w:r>
             </w:del>
-            <w:ins w:id="9093" w:author="Claude (AI) - proposed" w:date="2026-10-15T03:00:52Z">
+            <w:ins w:id="9093" w:author="Claude (AI) - proposed" w:date="2026-10-18T00:26:33Z">
               <w:r>
                 <w:rPr>
                   <w:rFonts w:ascii="Arial" w:cs="Arial" w:eastAsia="Arial" w:hAnsi="Arial"/>
@@ -14488,7 +14488,7 @@
             <w:pPr>
               <w:spacing w:after="20" w:before="0"/>
             </w:pPr>
-            <w:hyperlink w:history="1" r:id="rIdcsamzxktofslss4v_1nxb">
+            <w:hyperlink w:history="1" r:id="rIdxnqlfypmi1xibbttqhhme">
               <w:r>
                 <w:rPr>
                   <w:rFonts w:ascii="Arial" w:cs="Arial" w:eastAsia="Arial" w:hAnsi="Arial"/>
@@ -14521,7 +14521,7 @@
               <w:spacing w:after="10" w:before="0"/>
               <w:ind w:left="120"/>
             </w:pPr>
-            <w:hyperlink w:history="1" r:id="rIdxtbs4g6xr8kkkomhgkobn">
+            <w:hyperlink w:history="1" r:id="rIdps-gdtjl99ntmymdpk9ac">
               <w:r>
                 <w:rPr>
                   <w:rFonts w:ascii="Arial" w:cs="Arial" w:eastAsia="Arial" w:hAnsi="Arial"/>
@@ -14566,7 +14566,7 @@
             <w:pPr>
               <w:spacing w:after="20" w:before="0"/>
             </w:pPr>
-            <w:hyperlink w:history="1" r:id="rId0xfgwhs6qd4e3sxiy4evy">
+            <w:hyperlink w:history="1" r:id="rIdnkihmboifih31ho51t8y0">
               <w:r>
                 <w:rPr>
                   <w:rFonts w:ascii="Arial" w:cs="Arial" w:eastAsia="Arial" w:hAnsi="Arial"/>
@@ -14599,7 +14599,7 @@
               <w:spacing w:after="10" w:before="0"/>
               <w:ind w:left="120"/>
             </w:pPr>
-            <w:hyperlink w:history="1" r:id="rIdfljplkbii6trt3ba-j8kk">
+            <w:hyperlink w:history="1" r:id="rId03acmeqvrghzk75r4l5ro">
               <w:r>
                 <w:rPr>
                   <w:rFonts w:ascii="Arial" w:cs="Arial" w:eastAsia="Arial" w:hAnsi="Arial"/>
@@ -14799,7 +14799,7 @@
             <w:pPr>
               <w:spacing w:after="20" w:before="0"/>
             </w:pPr>
-            <w:hyperlink w:history="1" r:id="rIdyhm0y2kgk4tz2nzmnydwp">
+            <w:hyperlink w:history="1" r:id="rIds918_qbiebaxs0pw2r544">
               <w:r>
                 <w:rPr>
                   <w:rFonts w:ascii="Arial" w:cs="Arial" w:eastAsia="Arial" w:hAnsi="Arial"/>
@@ -14832,7 +14832,7 @@
               <w:spacing w:after="10" w:before="0"/>
               <w:ind w:left="120"/>
             </w:pPr>
-            <w:hyperlink w:history="1" r:id="rIdg_2l4nu0qnqvfzcezkalm">
+            <w:hyperlink w:history="1" r:id="rIdsew_8zb0xzggxnksqvthn">
               <w:r>
                 <w:rPr>
                   <w:rFonts w:ascii="Arial" w:cs="Arial" w:eastAsia="Arial" w:hAnsi="Arial"/>
@@ -14877,7 +14877,7 @@
             <w:pPr>
               <w:spacing w:after="20" w:before="0"/>
             </w:pPr>
-            <w:hyperlink w:history="1" r:id="rId9gtflokqkajvg63nb5oeu">
+            <w:hyperlink w:history="1" r:id="rIdyfzvwmnuhfbgjhsbyjq7x">
               <w:r>
                 <w:rPr>
                   <w:rFonts w:ascii="Arial" w:cs="Arial" w:eastAsia="Arial" w:hAnsi="Arial"/>
@@ -14910,7 +14910,7 @@
               <w:spacing w:after="10" w:before="0"/>
               <w:ind w:left="120"/>
             </w:pPr>
-            <w:hyperlink w:history="1" r:id="rIdtpe3iwl--39zbr-8flqmg">
+            <w:hyperlink w:history="1" r:id="rIdzsfser6lmlaxxllaevzyx">
               <w:r>
                 <w:rPr>
                   <w:rFonts w:ascii="Arial" w:cs="Arial" w:eastAsia="Arial" w:hAnsi="Arial"/>
@@ -14955,7 +14955,7 @@
               </w:rPr>
               <w:t xml:space="preserve">Activity A — </w:t>
             </w:r>
-            <w:del w:id="9094" w:author="Claude (AI) - proposed" w:date="2026-10-15T03:00:52Z">
+            <w:del w:id="9094" w:author="Claude (AI) - proposed" w:date="2026-10-18T00:26:33Z">
               <w:r>
                 <w:rPr>
                   <w:rFonts w:ascii="Arial" w:cs="Arial" w:eastAsia="Arial" w:hAnsi="Arial"/>
@@ -14970,7 +14970,7 @@
                 <w:delText xml:space="preserve">Carbon-14</w:delText>
               </w:r>
             </w:del>
-            <w:ins w:id="9095" w:author="Claude (AI) - proposed" w:date="2026-10-15T03:00:52Z">
+            <w:ins w:id="9095" w:author="Claude (AI) - proposed" w:date="2026-10-18T00:26:33Z">
               <w:r>
                 <w:rPr>
                   <w:rFonts w:ascii="Arial" w:cs="Arial" w:eastAsia="Arial" w:hAnsi="Arial"/>
@@ -14998,7 +14998,7 @@
               </w:rPr>
               <w:t xml:space="preserve"> Context Card (10 min): Each group of 4 receives a laminated Context Card describing the Olorgesailie Prehistoric Site in the Rift Valley. The card explains: '</w:t>
             </w:r>
-            <w:del w:id="9096" w:author="Claude (AI) - proposed" w:date="2026-10-15T03:00:52Z">
+            <w:del w:id="9096" w:author="Claude (AI) - proposed" w:date="2026-10-18T00:26:33Z">
               <w:r>
                 <w:rPr>
                   <w:rFonts w:ascii="Arial" w:cs="Arial" w:eastAsia="Arial" w:hAnsi="Arial"/>
@@ -15013,7 +15013,7 @@
                 <w:delText xml:space="preserve">Kenyan archaeologists use</w:delText>
               </w:r>
             </w:del>
-            <w:ins w:id="9097" w:author="Claude (AI) - proposed" w:date="2026-10-15T03:00:52Z">
+            <w:ins w:id="9097" w:author="Claude (AI) - proposed" w:date="2026-10-18T00:26:33Z">
               <w:r>
                 <w:rPr>
                   <w:rFonts w:ascii="Arial" w:cs="Arial" w:eastAsia="Arial" w:hAnsi="Arial"/>
@@ -15041,7 +15041,7 @@
               </w:rPr>
               <w:t xml:space="preserve"> carbon-14 </w:t>
             </w:r>
-            <w:del w:id="9098" w:author="Claude (AI) - proposed" w:date="2026-10-15T03:00:52Z">
+            <w:del w:id="9098" w:author="Claude (AI) - proposed" w:date="2026-10-18T00:26:33Z">
               <w:r>
                 <w:rPr>
                   <w:rFonts w:ascii="Arial" w:cs="Arial" w:eastAsia="Arial" w:hAnsi="Arial"/>
@@ -15056,7 +15056,7 @@
                 <w:delText xml:space="preserve">dating to determine the age of ancient tools found at Olorgesailie</w:delText>
               </w:r>
             </w:del>
-            <w:ins w:id="9099" w:author="Claude (AI) - proposed" w:date="2026-10-15T03:00:52Z">
+            <w:ins w:id="9099" w:author="Claude (AI) - proposed" w:date="2026-10-18T00:26:33Z">
               <w:r>
                 <w:rPr>
                   <w:rFonts w:ascii="Arial" w:cs="Arial" w:eastAsia="Arial" w:hAnsi="Arial"/>
@@ -15150,7 +15150,7 @@
               </w:rPr>
               <w:t xml:space="preserve">Context Card + Nuclear Composition Table (Structured Data Collection) followed by a Gallery Walk with Colour-Coded Dot Annotation — the two-stage activity separates data gathering (filling the table) from pattern recognition (the gallery walk). The Kenyan archaeological context (Olorgesailie</w:t>
             </w:r>
-            <w:del w:id="9100" w:author="Claude (AI) - proposed" w:date="2026-10-15T03:00:52Z">
+            <w:del w:id="9100" w:author="Claude (AI) - proposed" w:date="2026-10-18T00:26:33Z">
               <w:r>
                 <w:rPr>
                   <w:rFonts w:ascii="Arial" w:cs="Arial" w:eastAsia="Arial" w:hAnsi="Arial"/>
@@ -15267,7 +15267,7 @@
             <w:pPr>
               <w:spacing w:after="20" w:before="0"/>
             </w:pPr>
-            <w:hyperlink w:history="1" r:id="rId95nvd4td6auruljikylok">
+            <w:hyperlink w:history="1" r:id="rId4rrgcs1tfu301kcppcw51">
               <w:r>
                 <w:rPr>
                   <w:rFonts w:ascii="Arial" w:cs="Arial" w:eastAsia="Arial" w:hAnsi="Arial"/>
@@ -15316,7 +15316,7 @@
               <w:spacing w:after="10" w:before="0"/>
               <w:ind w:left="120"/>
             </w:pPr>
-            <w:hyperlink w:history="1" r:id="rIdleohyqlsxo14h-jx-vlte">
+            <w:hyperlink w:history="1" r:id="rIdp5vfsbrvlqtljbaqqrulx">
               <w:r>
                 <w:rPr>
                   <w:rFonts w:ascii="Arial" w:cs="Arial" w:eastAsia="Arial" w:hAnsi="Arial"/>
@@ -15361,7 +15361,7 @@
             <w:pPr>
               <w:spacing w:after="20" w:before="0"/>
             </w:pPr>
-            <w:hyperlink w:history="1" r:id="rIdpk5bc7q_x8butcq1kdxtt">
+            <w:hyperlink w:history="1" r:id="rIdnn2qg2kgmxnjynolog4ln">
               <w:r>
                 <w:rPr>
                   <w:rFonts w:ascii="Arial" w:cs="Arial" w:eastAsia="Arial" w:hAnsi="Arial"/>
@@ -15410,7 +15410,7 @@
               <w:spacing w:after="10" w:before="0"/>
               <w:ind w:left="120"/>
             </w:pPr>
-            <w:hyperlink w:history="1" r:id="rIdd52waqmiuzfvxrgda93vf">
+            <w:hyperlink w:history="1" r:id="rIdocr00xscklppvdu-uouy6">
               <w:r>
                 <w:rPr>
                   <w:rFonts w:ascii="Arial" w:cs="Arial" w:eastAsia="Arial" w:hAnsi="Arial"/>
@@ -15488,7 +15488,7 @@
               </w:rPr>
               <w:t xml:space="preserve">For Activity A, project the dual Cl-35/Cl-37 diagram. Say: 'I want you to look very carefully at the BOTTOM of each diagram — the electron shells. Count the electrons in each shell for both isotopes.' WAIT 15 seconds. Cold-call 2 learners: 'What did you count?' Then ask the whole class: 'If the electron arrangement is identical, and flame colour depends on electron energy levels — what must be true about the flame colour of Cl-35 versus Cl-37?' WAIT 12 seconds. Cold-call 3 learners. Guide toward the class consensus: 'Same electron arrangement → same energy levels → same flame colour, regardless of neutron count.' For Activity B, circulate during the card sort. Challenge fast-finishing groups: 'You have ²³Na and ²⁴Na in your pile. Sodium-23 is stable; sodium-24 is radioactive </w:t>
             </w:r>
-            <w:del w:id="9101" w:author="Claude (AI) - proposed" w:date="2026-10-15T03:00:52Z">
+            <w:del w:id="9101" w:author="Claude (AI) - proposed" w:date="2026-10-18T00:26:33Z">
               <w:r>
                 <w:rPr>
                   <w:rFonts w:ascii="Arial" w:cs="Arial" w:eastAsia="Arial" w:hAnsi="Arial"/>
@@ -15503,7 +15503,7 @@
                 <w:delText xml:space="preserve">and used in medical tracers here in Kenya</w:delText>
               </w:r>
             </w:del>
-            <w:ins w:id="9102" w:author="Claude (AI) - proposed" w:date="2026-10-15T03:00:52Z">
+            <w:ins w:id="9102" w:author="Claude (AI) - proposed" w:date="2026-10-18T00:26:33Z">
               <w:r>
                 <w:rPr>
                   <w:rFonts w:ascii="Arial" w:cs="Arial" w:eastAsia="Arial" w:hAnsi="Arial"/>
@@ -15531,7 +15531,7 @@
               </w:rPr>
               <w:t xml:space="preserve">. Do they give the same flame colour? Prove it using atomic number.' After 7 minutes, cold-call one group to share their isotope families. Correct any misclassification immediately with: 'Remember — same element means same number of protons. Check atomic number Z first, always.'</w:t>
             </w:r>
-            <w:ins w:id="9103" w:author="Claude (AI) - proposed" w:date="2026-10-15T03:00:52Z">
+            <w:ins w:id="9103" w:author="Claude (AI) - proposed" w:date="2026-10-18T00:26:33Z">
               <w:r>
                 <w:rPr>
                   <w:rFonts w:ascii="Arial" w:cs="Arial" w:eastAsia="Arial" w:hAnsi="Arial"/>
@@ -15668,7 +15668,7 @@
             <w:pPr>
               <w:spacing w:after="20" w:before="0"/>
             </w:pPr>
-            <w:hyperlink w:history="1" r:id="rIdol2hkizbgy1n1-wh4bjqq">
+            <w:hyperlink w:history="1" r:id="rId3awo39john0mpyinldnzu">
               <w:r>
                 <w:rPr>
                   <w:rFonts w:ascii="Arial" w:cs="Arial" w:eastAsia="Arial" w:hAnsi="Arial"/>
@@ -15717,7 +15717,7 @@
               <w:spacing w:after="10" w:before="0"/>
               <w:ind w:left="120"/>
             </w:pPr>
-            <w:hyperlink w:history="1" r:id="rId-xnbvqajpvoozo0glyh02">
+            <w:hyperlink w:history="1" r:id="rId2vmmvqrzy3tjwiacu2ecv">
               <w:r>
                 <w:rPr>
                   <w:rFonts w:ascii="Arial" w:cs="Arial" w:eastAsia="Arial" w:hAnsi="Arial"/>
@@ -15762,7 +15762,7 @@
             <w:pPr>
               <w:spacing w:after="20" w:before="0"/>
             </w:pPr>
-            <w:hyperlink w:history="1" r:id="rId1xsce8_mvpzduyxchicpe">
+            <w:hyperlink w:history="1" r:id="rIdianyojsjunsllseu4wh7v">
               <w:r>
                 <w:rPr>
                   <w:rFonts w:ascii="Arial" w:cs="Arial" w:eastAsia="Arial" w:hAnsi="Arial"/>
@@ -15811,7 +15811,7 @@
               <w:spacing w:after="10" w:before="0"/>
               <w:ind w:left="120"/>
             </w:pPr>
-            <w:hyperlink w:history="1" r:id="rIdkuekug-unyhf0277xkoby">
+            <w:hyperlink w:history="1" r:id="rIdx8lg7pdkk997gezhy94fl">
               <w:r>
                 <w:rPr>
                   <w:rFonts w:ascii="Arial" w:cs="Arial" w:eastAsia="Arial" w:hAnsi="Arial"/>
@@ -16011,7 +16011,7 @@
             <w:pPr>
               <w:spacing w:after="20" w:before="0"/>
             </w:pPr>
-            <w:hyperlink w:history="1" r:id="rIdhtf4clzjh_yyscabsaixk">
+            <w:hyperlink w:history="1" r:id="rIdqlgzdphu32r_jg3uimjmu">
               <w:r>
                 <w:rPr>
                   <w:rFonts w:ascii="Arial" w:cs="Arial" w:eastAsia="Arial" w:hAnsi="Arial"/>
@@ -16060,7 +16060,7 @@
               <w:spacing w:after="10" w:before="0"/>
               <w:ind w:left="120"/>
             </w:pPr>
-            <w:hyperlink w:history="1" r:id="rIdwblo-wsqpatubmod3etpj">
+            <w:hyperlink w:history="1" r:id="rIdgag-pyd3tnovzkleob_as">
               <w:r>
                 <w:rPr>
                   <w:rFonts w:ascii="Arial" w:cs="Arial" w:eastAsia="Arial" w:hAnsi="Arial"/>
@@ -16105,7 +16105,7 @@
             <w:pPr>
               <w:spacing w:after="20" w:before="0"/>
             </w:pPr>
-            <w:hyperlink w:history="1" r:id="rIdhitt2t6f1uplaxf_0k4pm">
+            <w:hyperlink w:history="1" r:id="rIdvv7zvoq3upfgwjrwxzbkd">
               <w:r>
                 <w:rPr>
                   <w:rFonts w:ascii="Arial" w:cs="Arial" w:eastAsia="Arial" w:hAnsi="Arial"/>
@@ -16154,7 +16154,7 @@
               <w:spacing w:after="10" w:before="0"/>
               <w:ind w:left="120"/>
             </w:pPr>
-            <w:hyperlink w:history="1" r:id="rIdr7_t24lckmzu7iodsakdo">
+            <w:hyperlink w:history="1" r:id="rIde3pmlznduxlfoi29o-klt">
               <w:r>
                 <w:rPr>
                   <w:rFonts w:ascii="Arial" w:cs="Arial" w:eastAsia="Arial" w:hAnsi="Arial"/>
@@ -16393,7 +16393,7 @@
               </w:rPr>
               <w:t xml:space="preserve">After the lesson, reflect on the following questions: (1) Were learners able to articulate — in their own words — WHY isotopes of the same element produce the same flame colour? Look for this specifically in the Model Building phase journals. (2) During the gallery walk in Phase 2, were there groups who placed red dots on the 'protons' column, suggesting the misconception that isotopes have different atomic numbers? If so, plan a brief warm-up for Lesson 5 in which learners physically sort 5 atom cards by atomic number before anything else. (3) Were the </w:t>
             </w:r>
-            <w:del w:id="9104" w:author="Claude (AI) - proposed" w:date="2026-10-15T03:00:52Z">
+            <w:del w:id="9104" w:author="Claude (AI) - proposed" w:date="2026-10-18T00:26:33Z">
               <w:r>
                 <w:rPr>
                   <w:rFonts w:ascii="Arial" w:cs="Arial" w:eastAsia="Arial" w:hAnsi="Arial"/>
@@ -16408,7 +16408,7 @@
                 <w:delText xml:space="preserve">carbon-14 / Olorgesailie</w:delText>
               </w:r>
             </w:del>
-            <w:ins w:id="9105" w:author="Claude (AI) - proposed" w:date="2026-10-15T03:00:52Z">
+            <w:ins w:id="9105" w:author="Claude (AI) - proposed" w:date="2026-10-18T00:26:33Z">
               <w:r>
                 <w:rPr>
                   <w:rFonts w:ascii="Arial" w:cs="Arial" w:eastAsia="Arial" w:hAnsi="Arial"/>
@@ -16436,7 +16436,7 @@
               </w:rPr>
               <w:t xml:space="preserve"> context cards engaging enough to ground abstract isotope language in Kenyan reality? Gather verbal feedback from 3–4 learners at the door: 'Tell me one thing you found interesting about </w:t>
             </w:r>
-            <w:del w:id="9106" w:author="Claude (AI) - proposed" w:date="2026-10-15T03:00:52Z">
+            <w:del w:id="9106" w:author="Claude (AI) - proposed" w:date="2026-10-18T00:26:33Z">
               <w:r>
                 <w:rPr>
                   <w:rFonts w:ascii="Arial" w:cs="Arial" w:eastAsia="Arial" w:hAnsi="Arial"/>
@@ -16451,7 +16451,7 @@
                 <w:delText xml:space="preserve">carbon-14 dating</w:delText>
               </w:r>
             </w:del>
-            <w:ins w:id="9107" w:author="Claude (AI) - proposed" w:date="2026-10-15T03:00:52Z">
+            <w:ins w:id="9107" w:author="Claude (AI) - proposed" w:date="2026-10-18T00:26:33Z">
               <w:r>
                 <w:rPr>
                   <w:rFonts w:ascii="Arial" w:cs="Arial" w:eastAsia="Arial" w:hAnsi="Arial"/>
@@ -16677,7 +16677,7 @@
               </w:rPr>
               <w:t xml:space="preserve">Isotopes are atoms of the same element that have the same atomic number (same number of protons and electrons) but different mass numbers (different numbers of neutrons). Because atomic number is unchanged, isotopes share identical electron arrangements. Since flame colour is produced by electron energy transitions — not by nuclear mass — isotopes of the same element always produce the same flame colour. Carbon-14</w:t>
             </w:r>
-            <w:del w:id="9108" w:author="Claude (AI) - proposed" w:date="2026-10-15T03:00:52Z">
+            <w:del w:id="9108" w:author="Claude (AI) - proposed" w:date="2026-10-18T00:26:33Z">
               <w:r>
                 <w:rPr>
                   <w:rFonts w:ascii="Arial" w:cs="Arial" w:eastAsia="Arial" w:hAnsi="Arial"/>
@@ -16705,7 +16705,7 @@
               </w:rPr>
               <w:t xml:space="preserve"> is an isotope of carbon-12: same 6 protons, but 2 extra neutrons</w:t>
             </w:r>
-            <w:del w:id="9109" w:author="Claude (AI) - proposed" w:date="2026-10-15T03:00:52Z">
+            <w:del w:id="9109" w:author="Claude (AI) - proposed" w:date="2026-10-18T00:26:33Z">
               <w:r>
                 <w:rPr>
                   <w:rFonts w:ascii="Arial" w:cs="Arial" w:eastAsia="Arial" w:hAnsi="Arial"/>
@@ -16720,7 +16720,7 @@
                 <w:delText xml:space="preserve">.</w:delText>
               </w:r>
             </w:del>
-            <w:ins w:id="9110" w:author="Claude (AI) - proposed" w:date="2026-10-15T03:00:52Z">
+            <w:ins w:id="9110" w:author="Claude (AI) - proposed" w:date="2026-10-18T00:26:33Z">
               <w:r>
                 <w:rPr>
                   <w:rFonts w:ascii="Arial" w:cs="Arial" w:eastAsia="Arial" w:hAnsi="Arial"/>
@@ -16823,7 +16823,7 @@
         </w:rPr>
         <w:t xml:space="preserve">© 2026 SeaVuria and ARES. Aligned with KICD objectives. Developed by SeaVuria; technical implementation by ARES (with AI assistance from Claude). Licensed under </w:t>
       </w:r>
-      <w:hyperlink w:history="1" r:id="rIdnhok-nl49dlifzlytc48l">
+      <w:hyperlink w:history="1" r:id="rIddz5ccnroib_lo9g_raeuh">
         <w:r>
           <w:rPr>
             <w:rFonts w:ascii="Arial" w:cs="Arial" w:eastAsia="Arial" w:hAnsi="Arial"/>
@@ -16844,7 +16844,7 @@
         </w:rPr>
         <w:t xml:space="preserve"> (</w:t>
       </w:r>
-      <w:hyperlink w:history="1" r:id="rIdi2h1s2xgrcsemp1wlbaoj">
+      <w:hyperlink w:history="1" r:id="rId-3mowm2ytumcj61fglvsq">
         <w:r>
           <w:rPr>
             <w:rFonts w:ascii="Arial" w:cs="Arial" w:eastAsia="Arial" w:hAnsi="Arial"/>
@@ -17884,7 +17884,7 @@
             <w:pPr>
               <w:spacing w:after="20" w:before="0"/>
             </w:pPr>
-            <w:hyperlink w:history="1" r:id="rIdd4r26u6g_otluih4x6vzr">
+            <w:hyperlink w:history="1" r:id="rIdx7xdj_dz-xexf5bqwjpx5">
               <w:r>
                 <w:rPr>
                   <w:rFonts w:ascii="Arial" w:cs="Arial" w:eastAsia="Arial" w:hAnsi="Arial"/>
@@ -17917,7 +17917,7 @@
               <w:spacing w:after="10" w:before="0"/>
               <w:ind w:left="120"/>
             </w:pPr>
-            <w:hyperlink w:history="1" r:id="rIdjmbfdjrrsoqe4rmqt4arw">
+            <w:hyperlink w:history="1" r:id="rIdnkegakh_efhszidsrix6r">
               <w:r>
                 <w:rPr>
                   <w:rFonts w:ascii="Arial" w:cs="Arial" w:eastAsia="Arial" w:hAnsi="Arial"/>
@@ -17962,7 +17962,7 @@
             <w:pPr>
               <w:spacing w:after="20" w:before="0"/>
             </w:pPr>
-            <w:hyperlink w:history="1" r:id="rIdkklo3xdiw6a_hl2vaqar1">
+            <w:hyperlink w:history="1" r:id="rIdo9the8cym481lcvptsa98">
               <w:r>
                 <w:rPr>
                   <w:rFonts w:ascii="Arial" w:cs="Arial" w:eastAsia="Arial" w:hAnsi="Arial"/>
@@ -17995,7 +17995,7 @@
               <w:spacing w:after="10" w:before="0"/>
               <w:ind w:left="120"/>
             </w:pPr>
-            <w:hyperlink w:history="1" r:id="rIdu9fu5r7vtq-gjlxnkcl7h">
+            <w:hyperlink w:history="1" r:id="rIdwzdtzdtxi1delu6z9c6ss">
               <w:r>
                 <w:rPr>
                   <w:rFonts w:ascii="Arial" w:cs="Arial" w:eastAsia="Arial" w:hAnsi="Arial"/>
@@ -18195,7 +18195,7 @@
             <w:pPr>
               <w:spacing w:after="20" w:before="0"/>
             </w:pPr>
-            <w:hyperlink w:history="1" r:id="rIdo5occrh-u4mqogubq1rb9">
+            <w:hyperlink w:history="1" r:id="rIdxpax2-g8oryjg6kcbvb7c">
               <w:r>
                 <w:rPr>
                   <w:rFonts w:ascii="Arial" w:cs="Arial" w:eastAsia="Arial" w:hAnsi="Arial"/>
@@ -18228,7 +18228,7 @@
               <w:spacing w:after="10" w:before="0"/>
               <w:ind w:left="120"/>
             </w:pPr>
-            <w:hyperlink w:history="1" r:id="rIdq7nwyfg2svm8mzcktv8gi">
+            <w:hyperlink w:history="1" r:id="rIdyq6ztr27upthjfg8bbe8p">
               <w:r>
                 <w:rPr>
                   <w:rFonts w:ascii="Arial" w:cs="Arial" w:eastAsia="Arial" w:hAnsi="Arial"/>
@@ -18273,7 +18273,7 @@
             <w:pPr>
               <w:spacing w:after="20" w:before="0"/>
             </w:pPr>
-            <w:hyperlink w:history="1" r:id="rIdixy0iihvbavyt4a9qwhvv">
+            <w:hyperlink w:history="1" r:id="rIdykipgudfb7mmtfn1-fhd7">
               <w:r>
                 <w:rPr>
                   <w:rFonts w:ascii="Arial" w:cs="Arial" w:eastAsia="Arial" w:hAnsi="Arial"/>
@@ -18306,7 +18306,7 @@
               <w:spacing w:after="10" w:before="0"/>
               <w:ind w:left="120"/>
             </w:pPr>
-            <w:hyperlink w:history="1" r:id="rId6mxjdxtu1pq0ggroy0rpj">
+            <w:hyperlink w:history="1" r:id="rId8lcca0auicvk6xvcf9uhm">
               <w:r>
                 <w:rPr>
                   <w:rFonts w:ascii="Arial" w:cs="Arial" w:eastAsia="Arial" w:hAnsi="Arial"/>
@@ -18384,7 +18384,7 @@
               </w:rPr>
               <w:t xml:space="preserve">Distribute data cards face-down. Say: 'Turn over your card only when I say go.' After the maize analogy is projected, say: 'Calculate the weighted average cob mass. You have 2 minutes — go.' After 2 minutes, cold-call 2 pairs to give their answer. Confirm 2.5 kg with the class.</w:t>
             </w:r>
-            <w:ins w:id="9111" w:author="Claude (AI) - proposed" w:date="2026-10-15T03:00:52Z">
+            <w:ins w:id="9111" w:author="Claude (AI) - proposed" w:date="2026-10-18T00:26:33Z">
               <w:r>
                 <w:rPr>
                   <w:rFonts w:ascii="Arial" w:cs="Arial" w:eastAsia="Arial" w:hAnsi="Arial"/>
@@ -18534,7 +18534,7 @@
             <w:pPr>
               <w:spacing w:after="20" w:before="0"/>
             </w:pPr>
-            <w:hyperlink w:history="1" r:id="rIdymmkdnfewmsbh_gbptynb">
+            <w:hyperlink w:history="1" r:id="rIdh3th-eu9ai-9j6agy7isl">
               <w:r>
                 <w:rPr>
                   <w:rFonts w:ascii="Arial" w:cs="Arial" w:eastAsia="Arial" w:hAnsi="Arial"/>
@@ -18567,7 +18567,7 @@
               <w:spacing w:after="10" w:before="0"/>
               <w:ind w:left="120"/>
             </w:pPr>
-            <w:hyperlink w:history="1" r:id="rId7gxhzqqnragtmdvnzttm6">
+            <w:hyperlink w:history="1" r:id="rIdsahqgdessws9q71w2h4em">
               <w:r>
                 <w:rPr>
                   <w:rFonts w:ascii="Arial" w:cs="Arial" w:eastAsia="Arial" w:hAnsi="Arial"/>
@@ -18612,7 +18612,7 @@
             <w:pPr>
               <w:spacing w:after="20" w:before="0"/>
             </w:pPr>
-            <w:hyperlink w:history="1" r:id="rIdfzhe0sycvcyadayvnexsz">
+            <w:hyperlink w:history="1" r:id="rIdhgxz5cuxwdf7kdz3bobb7">
               <w:r>
                 <w:rPr>
                   <w:rFonts w:ascii="Arial" w:cs="Arial" w:eastAsia="Arial" w:hAnsi="Arial"/>
@@ -18661,7 +18661,7 @@
               <w:spacing w:after="10" w:before="0"/>
               <w:ind w:left="120"/>
             </w:pPr>
-            <w:hyperlink w:history="1" r:id="rId5rrm6v6hf0sfcfigy0db9">
+            <w:hyperlink w:history="1" r:id="rIdwarh-qqivr93n7a1tzwje">
               <w:r>
                 <w:rPr>
                   <w:rFonts w:ascii="Arial" w:cs="Arial" w:eastAsia="Arial" w:hAnsi="Arial"/>
@@ -18861,7 +18861,7 @@
             <w:pPr>
               <w:spacing w:after="20" w:before="0"/>
             </w:pPr>
-            <w:hyperlink w:history="1" r:id="rIdptpawjbsv8oog2miu4d0a">
+            <w:hyperlink w:history="1" r:id="rIdyn54ulxb-m1mexjfsa1cs">
               <w:r>
                 <w:rPr>
                   <w:rFonts w:ascii="Arial" w:cs="Arial" w:eastAsia="Arial" w:hAnsi="Arial"/>
@@ -18894,7 +18894,7 @@
               <w:spacing w:after="10" w:before="0"/>
               <w:ind w:left="120"/>
             </w:pPr>
-            <w:hyperlink w:history="1" r:id="rIddl7xxgdgiuzdrkicp-r4g">
+            <w:hyperlink w:history="1" r:id="rIdysrh8lb3cazv8zoplbtxq">
               <w:r>
                 <w:rPr>
                   <w:rFonts w:ascii="Arial" w:cs="Arial" w:eastAsia="Arial" w:hAnsi="Arial"/>
@@ -18939,7 +18939,7 @@
             <w:pPr>
               <w:spacing w:after="20" w:before="0"/>
             </w:pPr>
-            <w:hyperlink w:history="1" r:id="rIdwyf97kridxygdfpxnu0xn">
+            <w:hyperlink w:history="1" r:id="rIdua_ggzu2jn-rnn1yvabbi">
               <w:r>
                 <w:rPr>
                   <w:rFonts w:ascii="Arial" w:cs="Arial" w:eastAsia="Arial" w:hAnsi="Arial"/>
@@ -18988,7 +18988,7 @@
               <w:spacing w:after="10" w:before="0"/>
               <w:ind w:left="120"/>
             </w:pPr>
-            <w:hyperlink w:history="1" r:id="rIddae6vzycthmtnqvgg_6xb">
+            <w:hyperlink w:history="1" r:id="rId2jejf0w54bvgquewly7vh">
               <w:r>
                 <w:rPr>
                   <w:rFonts w:ascii="Arial" w:cs="Arial" w:eastAsia="Arial" w:hAnsi="Arial"/>
@@ -19188,7 +19188,7 @@
             <w:pPr>
               <w:spacing w:after="20" w:before="0"/>
             </w:pPr>
-            <w:hyperlink w:history="1" r:id="rId-poheo1fnzgp8qyvbppt9">
+            <w:hyperlink w:history="1" r:id="rIdwye5fwzscqstfxxvc_xok">
               <w:r>
                 <w:rPr>
                   <w:rFonts w:ascii="Arial" w:cs="Arial" w:eastAsia="Arial" w:hAnsi="Arial"/>
@@ -19237,7 +19237,7 @@
               <w:spacing w:after="10" w:before="0"/>
               <w:ind w:left="120"/>
             </w:pPr>
-            <w:hyperlink w:history="1" r:id="rIddtowv-mb4rnb8saojj1mg">
+            <w:hyperlink w:history="1" r:id="rId6primazyyogkbkmx8xdpl">
               <w:r>
                 <w:rPr>
                   <w:rFonts w:ascii="Arial" w:cs="Arial" w:eastAsia="Arial" w:hAnsi="Arial"/>
@@ -19282,7 +19282,7 @@
             <w:pPr>
               <w:spacing w:after="20" w:before="0"/>
             </w:pPr>
-            <w:hyperlink w:history="1" r:id="rIdzcolxc7fdmnwsp0wepgsc">
+            <w:hyperlink w:history="1" r:id="rId91tbujmeyymfzqijua9zk">
               <w:r>
                 <w:rPr>
                   <w:rFonts w:ascii="Arial" w:cs="Arial" w:eastAsia="Arial" w:hAnsi="Arial"/>
@@ -19331,7 +19331,7 @@
               <w:spacing w:after="10" w:before="0"/>
               <w:ind w:left="120"/>
             </w:pPr>
-            <w:hyperlink w:history="1" r:id="rId8puhkp3oavbot2v6l9v7j">
+            <w:hyperlink w:history="1" r:id="rIdg4bdzlwq68s0kvybqedgx">
               <w:r>
                 <w:rPr>
                   <w:rFonts w:ascii="Arial" w:cs="Arial" w:eastAsia="Arial" w:hAnsi="Arial"/>
@@ -19856,7 +19856,7 @@
         </w:rPr>
         <w:t xml:space="preserve">© 2026 SeaVuria and ARES. Aligned with KICD objectives. Developed by SeaVuria; technical implementation by ARES (with AI assistance from Claude). Licensed under </w:t>
       </w:r>
-      <w:hyperlink w:history="1" r:id="rIdtaqnnja2pyw5di2ljiqif">
+      <w:hyperlink w:history="1" r:id="rIdgte3eworigkfeivqcyafu">
         <w:r>
           <w:rPr>
             <w:rFonts w:ascii="Arial" w:cs="Arial" w:eastAsia="Arial" w:hAnsi="Arial"/>
@@ -19877,7 +19877,7 @@
         </w:rPr>
         <w:t xml:space="preserve"> (</w:t>
       </w:r>
-      <w:hyperlink w:history="1" r:id="rIdpngr3_k3ke8rtfk-f4a9h">
+      <w:hyperlink w:history="1" r:id="rIdbqdnn3aqhrgop2kvozq1p">
         <w:r>
           <w:rPr>
             <w:rFonts w:ascii="Arial" w:cs="Arial" w:eastAsia="Arial" w:hAnsi="Arial"/>
@@ -20917,7 +20917,7 @@
             <w:pPr>
               <w:spacing w:after="20" w:before="0"/>
             </w:pPr>
-            <w:hyperlink w:history="1" r:id="rId-va1bsnj14hmitzawctnq">
+            <w:hyperlink w:history="1" r:id="rIdmqru1ow2suaivewxbpbyp">
               <w:r>
                 <w:rPr>
                   <w:rFonts w:ascii="Arial" w:cs="Arial" w:eastAsia="Arial" w:hAnsi="Arial"/>
@@ -20950,7 +20950,7 @@
               <w:spacing w:after="10" w:before="0"/>
               <w:ind w:left="120"/>
             </w:pPr>
-            <w:hyperlink w:history="1" r:id="rIdv-nzjeq4az1djxz7pofqr">
+            <w:hyperlink w:history="1" r:id="rIddpe2rwr60w4hqfmronoew">
               <w:r>
                 <w:rPr>
                   <w:rFonts w:ascii="Arial" w:cs="Arial" w:eastAsia="Arial" w:hAnsi="Arial"/>
@@ -21012,7 +21012,7 @@
               <w:spacing w:after="10" w:before="0"/>
               <w:ind w:left="120"/>
             </w:pPr>
-            <w:hyperlink w:history="1" r:id="rIdoevpj72nfyzngthuyda47">
+            <w:hyperlink w:history="1" r:id="rIdudymndgr7-9fb9extaftc">
               <w:r>
                 <w:rPr>
                   <w:rFonts w:ascii="Arial" w:cs="Arial" w:eastAsia="Arial" w:hAnsi="Arial"/>
@@ -21072,7 +21072,7 @@
               </w:rPr>
               <w:t xml:space="preserve">Learners individually read a short 'mystery card' displayed on the ARES platform: 'At a school lab in Kisumu, a student places a copper wire in a Bunsen flame — it glows green. Another student </w:t>
             </w:r>
-            <w:del w:id="9112" w:author="Claude (AI) - proposed" w:date="2026-10-15T03:00:52Z">
+            <w:del w:id="9112" w:author="Claude (AI) - proposed" w:date="2026-10-18T00:26:33Z">
               <w:r>
                 <w:rPr>
                   <w:rFonts w:ascii="Arial" w:cs="Arial" w:eastAsia="Arial" w:hAnsi="Arial"/>
@@ -21087,7 +21087,7 @@
                 <w:delText xml:space="preserve">places a piece of steel wool — it glows orange-</w:delText>
               </w:r>
             </w:del>
-            <w:ins w:id="9113" w:author="Claude (AI) - proposed" w:date="2026-10-15T03:00:52Z">
+            <w:ins w:id="9113" w:author="Claude (AI) - proposed" w:date="2026-10-18T00:26:33Z">
               <w:r>
                 <w:rPr>
                   <w:rFonts w:ascii="Arial" w:cs="Arial" w:eastAsia="Arial" w:hAnsi="Arial"/>
@@ -21115,7 +21115,7 @@
               </w:rPr>
               <w:t xml:space="preserve">yellow. A third </w:t>
             </w:r>
-            <w:del w:id="9114" w:author="Claude (AI) - proposed" w:date="2026-10-15T03:00:52Z">
+            <w:del w:id="9114" w:author="Claude (AI) - proposed" w:date="2026-10-18T00:26:33Z">
               <w:r>
                 <w:rPr>
                   <w:rFonts w:ascii="Arial" w:cs="Arial" w:eastAsia="Arial" w:hAnsi="Arial"/>
@@ -21130,7 +21130,7 @@
                 <w:delText xml:space="preserve">places a strip of magnesium ribbon nearby — it flares brilliant white</w:delText>
               </w:r>
             </w:del>
-            <w:ins w:id="9115" w:author="Claude (AI) - proposed" w:date="2026-10-15T03:00:52Z">
+            <w:ins w:id="9115" w:author="Claude (AI) - proposed" w:date="2026-10-18T00:26:33Z">
               <w:r>
                 <w:rPr>
                   <w:rFonts w:ascii="Arial" w:cs="Arial" w:eastAsia="Arial" w:hAnsi="Arial"/>
@@ -21158,7 +21158,7 @@
               </w:rPr>
               <w:t xml:space="preserve">. All three substances are in the SAME flame, at</w:t>
             </w:r>
-            <w:del w:id="9116" w:author="Claude (AI) - proposed" w:date="2026-10-15T03:00:52Z">
+            <w:del w:id="9116" w:author="Claude (AI) - proposed" w:date="2026-10-18T00:26:33Z">
               <w:r>
                 <w:rPr>
                   <w:rFonts w:ascii="Arial" w:cs="Arial" w:eastAsia="Arial" w:hAnsi="Arial"/>
@@ -21341,7 +21341,7 @@
             <w:pPr>
               <w:spacing w:after="20" w:before="0"/>
             </w:pPr>
-            <w:hyperlink w:history="1" r:id="rIdmv-t1iqmdfw-_bw4amejr">
+            <w:hyperlink w:history="1" r:id="rIdfrzvpxqhbjba2urhjy_8j">
               <w:r>
                 <w:rPr>
                   <w:rFonts w:ascii="Arial" w:cs="Arial" w:eastAsia="Arial" w:hAnsi="Arial"/>
@@ -21374,7 +21374,7 @@
               <w:spacing w:after="10" w:before="0"/>
               <w:ind w:left="120"/>
             </w:pPr>
-            <w:hyperlink w:history="1" r:id="rId2ux36lhvojd9ucsxoomqs">
+            <w:hyperlink w:history="1" r:id="rId6sqwltoluap2yts_esqip">
               <w:r>
                 <w:rPr>
                   <w:rFonts w:ascii="Arial" w:cs="Arial" w:eastAsia="Arial" w:hAnsi="Arial"/>
@@ -21436,7 +21436,7 @@
               <w:spacing w:after="10" w:before="0"/>
               <w:ind w:left="120"/>
             </w:pPr>
-            <w:hyperlink w:history="1" r:id="rIdspxl-pxhax6acsgdttyye">
+            <w:hyperlink w:history="1" r:id="rIdd1gl8bdeajyeypta5rf2i">
               <w:r>
                 <w:rPr>
                   <w:rFonts w:ascii="Arial" w:cs="Arial" w:eastAsia="Arial" w:hAnsi="Arial"/>
@@ -21529,7 +21529,7 @@
               </w:rPr>
               <w:t xml:space="preserve">1. Before playing Animation 1, say: 'As you watch, I want you to look for one thing Bohr's model CANNOT explain that the new model can. Write it in your observation table under a column labelled: What Bohr missed.' Play Animation 1. Pause</w:t>
             </w:r>
-            <w:del w:id="9117" w:author="Claude (AI) - proposed" w:date="2026-10-15T03:00:52Z">
+            <w:del w:id="9117" w:author="Claude (AI) - proposed" w:date="2026-10-18T00:26:33Z">
               <w:r>
                 <w:rPr>
                   <w:rFonts w:ascii="Arial" w:cs="Arial" w:eastAsia="Arial" w:hAnsi="Arial"/>
@@ -21557,7 +21557,7 @@
               </w:rPr>
               <w:t xml:space="preserve"> where the animation shows two electrons in Shell 2 at different energy sub-levels. Ask: 'Why are these two electrons at different energies if they are in the SAME shell?' Apply 10 seconds WAIT TIME. Cold-call 2 students. 2. Say: 'Now we go deeper — watch for the SHAPES of the regions where electrons are found.' Play Animation 2. Pause at </w:t>
             </w:r>
-            <w:del w:id="9118" w:author="Claude (AI) - proposed" w:date="2026-10-15T03:00:52Z">
+            <w:del w:id="9118" w:author="Claude (AI) - proposed" w:date="2026-10-18T00:26:33Z">
               <w:r>
                 <w:rPr>
                   <w:rFonts w:ascii="Arial" w:cs="Arial" w:eastAsia="Arial" w:hAnsi="Arial"/>
@@ -21572,7 +21572,7 @@
                 <w:delText xml:space="preserve">1:45 (</w:delText>
               </w:r>
             </w:del>
-            <w:ins w:id="9119" w:author="Claude (AI) - proposed" w:date="2026-10-15T03:00:52Z">
+            <w:ins w:id="9119" w:author="Claude (AI) - proposed" w:date="2026-10-18T00:26:33Z">
               <w:r>
                 <w:rPr>
                   <w:rFonts w:ascii="Arial" w:cs="Arial" w:eastAsia="Arial" w:hAnsi="Arial"/>
@@ -21600,7 +21600,7 @@
               </w:rPr>
               <w:t xml:space="preserve">s orbital sphere</w:t>
             </w:r>
-            <w:del w:id="9120" w:author="Claude (AI) - proposed" w:date="2026-10-15T03:00:52Z">
+            <w:del w:id="9120" w:author="Claude (AI) - proposed" w:date="2026-10-18T00:26:33Z">
               <w:r>
                 <w:rPr>
                   <w:rFonts w:ascii="Arial" w:cs="Arial" w:eastAsia="Arial" w:hAnsi="Arial"/>
@@ -21628,7 +21628,7 @@
               </w:rPr>
               <w:t xml:space="preserve"> and ask: 'Describe the shape you see — use a Kenyan example if it helps.' (Accept: round like an orange, round like a maize grain.) Pause at </w:t>
             </w:r>
-            <w:del w:id="9121" w:author="Claude (AI) - proposed" w:date="2026-10-15T03:00:52Z">
+            <w:del w:id="9121" w:author="Claude (AI) - proposed" w:date="2026-10-18T00:26:33Z">
               <w:r>
                 <w:rPr>
                   <w:rFonts w:ascii="Arial" w:cs="Arial" w:eastAsia="Arial" w:hAnsi="Arial"/>
@@ -21643,7 +21643,7 @@
                 <w:delText xml:space="preserve">3:20 (</w:delText>
               </w:r>
             </w:del>
-            <w:ins w:id="9122" w:author="Claude (AI) - proposed" w:date="2026-10-15T03:00:52Z">
+            <w:ins w:id="9122" w:author="Claude (AI) - proposed" w:date="2026-10-18T00:26:33Z">
               <w:r>
                 <w:rPr>
                   <w:rFonts w:ascii="Arial" w:cs="Arial" w:eastAsia="Arial" w:hAnsi="Arial"/>
@@ -21671,7 +21671,7 @@
               </w:rPr>
               <w:t xml:space="preserve">p orbital dumbbell</w:t>
             </w:r>
-            <w:del w:id="9123" w:author="Claude (AI) - proposed" w:date="2026-10-15T03:00:52Z">
+            <w:del w:id="9123" w:author="Claude (AI) - proposed" w:date="2026-10-18T00:26:33Z">
               <w:r>
                 <w:rPr>
                   <w:rFonts w:ascii="Arial" w:cs="Arial" w:eastAsia="Arial" w:hAnsi="Arial"/>
@@ -21821,7 +21821,7 @@
             <w:pPr>
               <w:spacing w:after="20" w:before="0"/>
             </w:pPr>
-            <w:hyperlink w:history="1" r:id="rIdiad6f9dkxxydkna0gg_4a">
+            <w:hyperlink w:history="1" r:id="rIdqpmwmsn2uqhrv57m4myhi">
               <w:r>
                 <w:rPr>
                   <w:rFonts w:ascii="Arial" w:cs="Arial" w:eastAsia="Arial" w:hAnsi="Arial"/>
@@ -21870,7 +21870,7 @@
               <w:spacing w:after="10" w:before="0"/>
               <w:ind w:left="120"/>
             </w:pPr>
-            <w:hyperlink w:history="1" r:id="rId0kb6lbn1rsynulehmjpop">
+            <w:hyperlink w:history="1" r:id="rId6beix0a38sxueaanlfxyi">
               <w:r>
                 <w:rPr>
                   <w:rFonts w:ascii="Arial" w:cs="Arial" w:eastAsia="Arial" w:hAnsi="Arial"/>
@@ -21932,7 +21932,7 @@
               <w:spacing w:after="10" w:before="0"/>
               <w:ind w:left="120"/>
             </w:pPr>
-            <w:hyperlink w:history="1" r:id="rIdomtf-daqwmgxnczgbtbi4">
+            <w:hyperlink w:history="1" r:id="rIdh_akujr8lui8ciukzfz0y">
               <w:r>
                 <w:rPr>
                   <w:rFonts w:ascii="Arial" w:cs="Arial" w:eastAsia="Arial" w:hAnsi="Arial"/>
@@ -21992,7 +21992,7 @@
               </w:rPr>
               <w:t xml:space="preserve">Learners work in pairs on a printed/digital card-sort activity. Each pair receives </w:t>
             </w:r>
-            <w:del w:id="9124" w:author="Claude (AI) - proposed" w:date="2026-10-15T03:00:52Z">
+            <w:del w:id="9124" w:author="Claude (AI) - proposed" w:date="2026-10-18T00:26:33Z">
               <w:r>
                 <w:rPr>
                   <w:rFonts w:ascii="Arial" w:cs="Arial" w:eastAsia="Arial" w:hAnsi="Arial"/>
@@ -22007,7 +22007,7 @@
                 <w:delText xml:space="preserve">20</w:delText>
               </w:r>
             </w:del>
-            <w:ins w:id="9125" w:author="Claude (AI) - proposed" w:date="2026-10-15T03:00:52Z">
+            <w:ins w:id="9125" w:author="Claude (AI) - proposed" w:date="2026-10-18T00:26:33Z">
               <w:r>
                 <w:rPr>
                   <w:rFonts w:ascii="Arial" w:cs="Arial" w:eastAsia="Arial" w:hAnsi="Arial"/>
@@ -22035,7 +22035,7 @@
               </w:rPr>
               <w:t xml:space="preserve"> cards (or views them on the ARES tablet) organised in four sets</w:t>
             </w:r>
-            <w:ins w:id="9126" w:author="Claude (AI) - proposed" w:date="2026-10-15T03:00:52Z">
+            <w:ins w:id="9126" w:author="Claude (AI) - proposed" w:date="2026-10-18T00:26:33Z">
               <w:r>
                 <w:rPr>
                   <w:rFonts w:ascii="Arial" w:cs="Arial" w:eastAsia="Arial" w:hAnsi="Arial"/>
@@ -22063,7 +22063,7 @@
               </w:rPr>
               <w:t xml:space="preserve">: SET A — </w:t>
             </w:r>
-            <w:del w:id="9127" w:author="Claude (AI) - proposed" w:date="2026-10-15T03:00:52Z">
+            <w:del w:id="9127" w:author="Claude (AI) - proposed" w:date="2026-10-18T00:26:33Z">
               <w:r>
                 <w:rPr>
                   <w:rFonts w:ascii="Arial" w:cs="Arial" w:eastAsia="Arial" w:hAnsi="Arial"/>
@@ -22078,7 +22078,7 @@
                 <w:delText xml:space="preserve">Orbital Names</w:delText>
               </w:r>
             </w:del>
-            <w:ins w:id="9128" w:author="Claude (AI) - proposed" w:date="2026-10-15T03:00:52Z">
+            <w:ins w:id="9128" w:author="Claude (AI) - proposed" w:date="2026-10-18T00:26:33Z">
               <w:r>
                 <w:rPr>
                   <w:rFonts w:ascii="Arial" w:cs="Arial" w:eastAsia="Arial" w:hAnsi="Arial"/>
@@ -22106,7 +22106,7 @@
               </w:rPr>
               <w:t xml:space="preserve"> (1s, 2s, </w:t>
             </w:r>
-            <w:del w:id="9129" w:author="Claude (AI) - proposed" w:date="2026-10-15T03:00:52Z">
+            <w:del w:id="9129" w:author="Claude (AI) - proposed" w:date="2026-10-18T00:26:33Z">
               <w:r>
                 <w:rPr>
                   <w:rFonts w:ascii="Arial" w:cs="Arial" w:eastAsia="Arial" w:hAnsi="Arial"/>
@@ -22121,7 +22121,7 @@
                 <w:delText xml:space="preserve">2px, 2py, 2pz</w:delText>
               </w:r>
             </w:del>
-            <w:ins w:id="9130" w:author="Claude (AI) - proposed" w:date="2026-10-15T03:00:52Z">
+            <w:ins w:id="9130" w:author="Claude (AI) - proposed" w:date="2026-10-18T00:26:33Z">
               <w:r>
                 <w:rPr>
                   <w:rFonts w:ascii="Arial" w:cs="Arial" w:eastAsia="Arial" w:hAnsi="Arial"/>
@@ -22149,7 +22149,7 @@
               </w:rPr>
               <w:t xml:space="preserve">, 3s, </w:t>
             </w:r>
-            <w:del w:id="9131" w:author="Claude (AI) - proposed" w:date="2026-10-15T03:00:52Z">
+            <w:del w:id="9131" w:author="Claude (AI) - proposed" w:date="2026-10-18T00:26:33Z">
               <w:r>
                 <w:rPr>
                   <w:rFonts w:ascii="Arial" w:cs="Arial" w:eastAsia="Arial" w:hAnsi="Arial"/>
@@ -22164,7 +22164,7 @@
                 <w:delText xml:space="preserve">3px, 3py, 3pz</w:delText>
               </w:r>
             </w:del>
-            <w:ins w:id="9132" w:author="Claude (AI) - proposed" w:date="2026-10-15T03:00:52Z">
+            <w:ins w:id="9132" w:author="Claude (AI) - proposed" w:date="2026-10-18T00:26:33Z">
               <w:r>
                 <w:rPr>
                   <w:rFonts w:ascii="Arial" w:cs="Arial" w:eastAsia="Arial" w:hAnsi="Arial"/>
@@ -22192,7 +22192,7 @@
               </w:rPr>
               <w:t xml:space="preserve">); SET B — Shapes (sphere, </w:t>
             </w:r>
-            <w:del w:id="9133" w:author="Claude (AI) - proposed" w:date="2026-10-15T03:00:52Z">
+            <w:del w:id="9133" w:author="Claude (AI) - proposed" w:date="2026-10-18T00:26:33Z">
               <w:r>
                 <w:rPr>
                   <w:rFonts w:ascii="Arial" w:cs="Arial" w:eastAsia="Arial" w:hAnsi="Arial"/>
@@ -22207,7 +22207,7 @@
                 <w:delText xml:space="preserve">dumbbell ×3</w:delText>
               </w:r>
             </w:del>
-            <w:ins w:id="9134" w:author="Claude (AI) - proposed" w:date="2026-10-15T03:00:52Z">
+            <w:ins w:id="9134" w:author="Claude (AI) - proposed" w:date="2026-10-18T00:26:33Z">
               <w:r>
                 <w:rPr>
                   <w:rFonts w:ascii="Arial" w:cs="Arial" w:eastAsia="Arial" w:hAnsi="Arial"/>
@@ -22235,7 +22235,7 @@
               </w:rPr>
               <w:t xml:space="preserve">); SET C — Principal Energy Level (1, 2, </w:t>
             </w:r>
-            <w:del w:id="9135" w:author="Claude (AI) - proposed" w:date="2026-10-15T03:00:52Z">
+            <w:del w:id="9135" w:author="Claude (AI) - proposed" w:date="2026-10-18T00:26:33Z">
               <w:r>
                 <w:rPr>
                   <w:rFonts w:ascii="Arial" w:cs="Arial" w:eastAsia="Arial" w:hAnsi="Arial"/>
@@ -22250,7 +22250,7 @@
                 <w:delText xml:space="preserve">3</w:delText>
               </w:r>
             </w:del>
-            <w:ins w:id="9136" w:author="Claude (AI) - proposed" w:date="2026-10-15T03:00:52Z">
+            <w:ins w:id="9136" w:author="Claude (AI) - proposed" w:date="2026-10-18T00:26:33Z">
               <w:r>
                 <w:rPr>
                   <w:rFonts w:ascii="Arial" w:cs="Arial" w:eastAsia="Arial" w:hAnsi="Arial"/>
@@ -22278,7 +22278,7 @@
               </w:rPr>
               <w:t xml:space="preserve">); SET D — Maximum </w:t>
             </w:r>
-            <w:del w:id="9137" w:author="Claude (AI) - proposed" w:date="2026-10-15T03:00:52Z">
+            <w:del w:id="9137" w:author="Claude (AI) - proposed" w:date="2026-10-18T00:26:33Z">
               <w:r>
                 <w:rPr>
                   <w:rFonts w:ascii="Arial" w:cs="Arial" w:eastAsia="Arial" w:hAnsi="Arial"/>
@@ -22293,7 +22293,7 @@
                 <w:delText xml:space="preserve">Electrons per orbital</w:delText>
               </w:r>
             </w:del>
-            <w:ins w:id="9138" w:author="Claude (AI) - proposed" w:date="2026-10-15T03:00:52Z">
+            <w:ins w:id="9138" w:author="Claude (AI) - proposed" w:date="2026-10-18T00:26:33Z">
               <w:r>
                 <w:rPr>
                   <w:rFonts w:ascii="Arial" w:cs="Arial" w:eastAsia="Arial" w:hAnsi="Arial"/>
@@ -22321,7 +22321,7 @@
               </w:rPr>
               <w:t xml:space="preserve"> (2, 2, </w:t>
             </w:r>
-            <w:del w:id="9139" w:author="Claude (AI) - proposed" w:date="2026-10-15T03:00:52Z">
+            <w:del w:id="9139" w:author="Claude (AI) - proposed" w:date="2026-10-18T00:26:33Z">
               <w:r>
                 <w:rPr>
                   <w:rFonts w:ascii="Arial" w:cs="Arial" w:eastAsia="Arial" w:hAnsi="Arial"/>
@@ -22336,7 +22336,7 @@
                 <w:delText xml:space="preserve">2</w:delText>
               </w:r>
             </w:del>
-            <w:ins w:id="9140" w:author="Claude (AI) - proposed" w:date="2026-10-15T03:00:52Z">
+            <w:ins w:id="9140" w:author="Claude (AI) - proposed" w:date="2026-10-18T00:26:33Z">
               <w:r>
                 <w:rPr>
                   <w:rFonts w:ascii="Arial" w:cs="Arial" w:eastAsia="Arial" w:hAnsi="Arial"/>
@@ -22397,7 +22397,7 @@
               </w:rPr>
               <w:t xml:space="preserve">1. Distribute card-sort sets (or open on ARES tablet). Say: 'You have 8 minutes to sort all cards into a matching table. Work with your partner — use your observation table from the animations to help you.' Set a visible 8-minute countdown on the ARES platform. 2. Circulate purposefully — visit at least 6 pairs. When a pair correctly matches 2p with 'dumbbell' and 'energy level 2', affirm the reasoning: 'Good — now tell me WHY 2p is at level 2 and not level 1.' Apply 10 seconds WAIT TIME. 3. At the 8-minute mark, say: 'Now write your three BECAUSE statements. These must use the words: orbital, energy level, and electrons.' Allow 4 minutes. 4. Say: 'Apply your sorted table: fill the orbitals for sodium — Z equals 11. Write the sequence step by step.' Cold-call 1 pair to present their Na sequence on the board. Ask the class: 'Do you agree or disagree? Show thumbs.' Address any errors — particularly the common error of skipping directly from 2s to 3s without filling 2p. 5. </w:t>
             </w:r>
-            <w:del w:id="9141" w:author="Claude (AI) - proposed" w:date="2026-10-15T03:00:52Z">
+            <w:del w:id="9141" w:author="Claude (AI) - proposed" w:date="2026-10-18T00:26:33Z">
               <w:r>
                 <w:rPr>
                   <w:rFonts w:ascii="Arial" w:cs="Arial" w:eastAsia="Arial" w:hAnsi="Arial"/>
@@ -22412,7 +22412,7 @@
                 <w:delText xml:space="preserve">Reveal</w:delText>
               </w:r>
             </w:del>
-            <w:ins w:id="9142" w:author="Claude (AI) - proposed" w:date="2026-10-15T03:00:52Z">
+            <w:ins w:id="9142" w:author="Claude (AI) - proposed" w:date="2026-10-18T00:26:33Z">
               <w:r>
                 <w:rPr>
                   <w:rFonts w:ascii="Arial" w:cs="Arial" w:eastAsia="Arial" w:hAnsi="Arial"/>
@@ -22562,7 +22562,7 @@
             <w:pPr>
               <w:spacing w:after="20" w:before="0"/>
             </w:pPr>
-            <w:hyperlink w:history="1" r:id="rIdiyhlqjtu0kykq9v2i6xnw">
+            <w:hyperlink w:history="1" r:id="rIdmhrkptlnikugfjv3xes19">
               <w:r>
                 <w:rPr>
                   <w:rFonts w:ascii="Arial" w:cs="Arial" w:eastAsia="Arial" w:hAnsi="Arial"/>
@@ -22611,7 +22611,7 @@
               <w:spacing w:after="10" w:before="0"/>
               <w:ind w:left="120"/>
             </w:pPr>
-            <w:hyperlink w:history="1" r:id="rIdyv0pv0sutlqi8-zmmelf1">
+            <w:hyperlink w:history="1" r:id="rIdhz1qsj38aruade0l-nkoq">
               <w:r>
                 <w:rPr>
                   <w:rFonts w:ascii="Arial" w:cs="Arial" w:eastAsia="Arial" w:hAnsi="Arial"/>
@@ -22673,7 +22673,7 @@
               <w:spacing w:after="10" w:before="0"/>
               <w:ind w:left="120"/>
             </w:pPr>
-            <w:hyperlink w:history="1" r:id="rIdpjmu9eup5whmzev4cr73g">
+            <w:hyperlink w:history="1" r:id="rIdehzu8zlrwvd6kao_r_sdo">
               <w:r>
                 <w:rPr>
                   <w:rFonts w:ascii="Arial" w:cs="Arial" w:eastAsia="Arial" w:hAnsi="Arial"/>
@@ -22888,7 +22888,7 @@
             <w:pPr>
               <w:spacing w:after="20" w:before="0"/>
             </w:pPr>
-            <w:hyperlink w:history="1" r:id="rIdoisihwr0hwudwbd8fh9wq">
+            <w:hyperlink w:history="1" r:id="rId83wxv40vfk4ysamhuukff">
               <w:r>
                 <w:rPr>
                   <w:rFonts w:ascii="Arial" w:cs="Arial" w:eastAsia="Arial" w:hAnsi="Arial"/>
@@ -22937,7 +22937,7 @@
               <w:spacing w:after="10" w:before="0"/>
               <w:ind w:left="120"/>
             </w:pPr>
-            <w:hyperlink w:history="1" r:id="rIdqfnfaeo6cv_hi_z0pg0jc">
+            <w:hyperlink w:history="1" r:id="rIdm5o01symbwg9q6kviw-zg">
               <w:r>
                 <w:rPr>
                   <w:rFonts w:ascii="Arial" w:cs="Arial" w:eastAsia="Arial" w:hAnsi="Arial"/>
@@ -22999,7 +22999,7 @@
               <w:spacing w:after="10" w:before="0"/>
               <w:ind w:left="120"/>
             </w:pPr>
-            <w:hyperlink w:history="1" r:id="rIdm83vx-hqr2lin5dm1tty0">
+            <w:hyperlink w:history="1" r:id="rIdw_gnfgd-pbekpradyxd2d">
               <w:r>
                 <w:rPr>
                   <w:rFonts w:ascii="Arial" w:cs="Arial" w:eastAsia="Arial" w:hAnsi="Arial"/>
@@ -23333,7 +23333,7 @@
               </w:rPr>
               <w:t xml:space="preserve">4. PHENOMENON CONNECTION: Did learners spontaneously use the cooking hearth / Kisumu lab phenomenon in their model captions, or did it feel forced? If the phenomenon link felt mechanical rather than meaningful, consider opening Lesson 7 with a 2-minute </w:t>
             </w:r>
-            <w:del w:id="9143" w:author="Claude (AI) - proposed" w:date="2026-10-15T03:00:52Z">
+            <w:del w:id="9143" w:author="Claude (AI) - proposed" w:date="2026-10-18T00:26:33Z">
               <w:r>
                 <w:rPr>
                   <w:rFonts w:ascii="Arial" w:cs="Arial" w:eastAsia="Arial" w:hAnsi="Arial"/>
@@ -23348,7 +23348,7 @@
                 <w:delText xml:space="preserve">re-viewing of the flame colour video clip from Lesson 1</w:delText>
               </w:r>
             </w:del>
-            <w:ins w:id="9144" w:author="Claude (AI) - proposed" w:date="2026-10-15T03:00:52Z">
+            <w:ins w:id="9144" w:author="Claude (AI) - proposed" w:date="2026-10-18T00:26:33Z">
               <w:r>
                 <w:rPr>
                   <w:rFonts w:ascii="Arial" w:cs="Arial" w:eastAsia="Arial" w:hAnsi="Arial"/>
@@ -23594,7 +23594,7 @@
               </w:rPr>
               <w:t xml:space="preserve">Students learned that within each principal energy level (shell), electrons occupy sub-regions called orbitals; that s orbitals are spherical and hold a maximum of 2 electrons; that there are three p orbitals (px, py, pz) per principal level, each holding 2 electrons (6 electrons total in p sub-level); that orbitals fill in order 1s → 2s → 2p → 3s → 3p</w:t>
             </w:r>
-            <w:ins w:id="9145" w:author="Claude (AI) - proposed" w:date="2026-10-15T03:00:52Z">
+            <w:ins w:id="9145" w:author="Claude (AI) - proposed" w:date="2026-10-18T00:26:33Z">
               <w:r>
                 <w:rPr>
                   <w:rFonts w:ascii="Arial" w:cs="Arial" w:eastAsia="Arial" w:hAnsi="Arial"/>
@@ -23710,7 +23710,7 @@
         </w:rPr>
         <w:t xml:space="preserve">© 2026 SeaVuria and ARES. Aligned with KICD objectives. Developed by SeaVuria; technical implementation by ARES (with AI assistance from Claude). Licensed under </w:t>
       </w:r>
-      <w:hyperlink w:history="1" r:id="rIdgcusrq31bx9i6jkus_xga">
+      <w:hyperlink w:history="1" r:id="rIdmwex3xs64dtausam9nh1r">
         <w:r>
           <w:rPr>
             <w:rFonts w:ascii="Arial" w:cs="Arial" w:eastAsia="Arial" w:hAnsi="Arial"/>
@@ -23731,7 +23731,7 @@
         </w:rPr>
         <w:t xml:space="preserve"> (</w:t>
       </w:r>
-      <w:hyperlink w:history="1" r:id="rId3iavfkjmqnuqzrkwevfoy">
+      <w:hyperlink w:history="1" r:id="rId5o_kztpcwzdfy0f1nd-_z">
         <w:r>
           <w:rPr>
             <w:rFonts w:ascii="Arial" w:cs="Arial" w:eastAsia="Arial" w:hAnsi="Arial"/>
@@ -24483,7 +24483,7 @@
               </w:rPr>
               <w:t xml:space="preserve">Learners begin by predicting how electrons might arrange themselves in orbitals, drawing on their knowledge of energy levels and sublevels from Lessons 3 and 6. They then carry out a structured 'Electron Seating' guided-inquiry activity using orbital box diagrams, discovering the Aufbau principle, Pauli exclusion principle, and Hund's rule through evidence and discussion. A short PhET </w:t>
             </w:r>
-            <w:del w:id="9146" w:author="Claude (AI) - proposed" w:date="2026-10-15T03:00:52Z">
+            <w:del w:id="9146" w:author="Claude (AI) - proposed" w:date="2026-10-18T00:26:33Z">
               <w:r>
                 <w:rPr>
                   <w:rFonts w:ascii="Arial" w:cs="Arial" w:eastAsia="Arial" w:hAnsi="Arial"/>
@@ -24498,7 +24498,7 @@
                 <w:delText xml:space="preserve">simulation segment reinforces the rules visually</w:delText>
               </w:r>
             </w:del>
-            <w:ins w:id="9147" w:author="Claude (AI) - proposed" w:date="2026-10-15T03:00:52Z">
+            <w:ins w:id="9147" w:author="Claude (AI) - proposed" w:date="2026-10-18T00:26:33Z">
               <w:r>
                 <w:rPr>
                   <w:rFonts w:ascii="Arial" w:cs="Arial" w:eastAsia="Arial" w:hAnsi="Arial"/>
@@ -24814,7 +24814,7 @@
             <w:pPr>
               <w:spacing w:after="20" w:before="0"/>
             </w:pPr>
-            <w:hyperlink w:history="1" r:id="rId0uzs27bfd_hbrjhr3ecvz">
+            <w:hyperlink w:history="1" r:id="rIdlz1ts_hyilys4tk_qlqqg">
               <w:r>
                 <w:rPr>
                   <w:rFonts w:ascii="Arial" w:cs="Arial" w:eastAsia="Arial" w:hAnsi="Arial"/>
@@ -24847,7 +24847,7 @@
               <w:spacing w:after="10" w:before="0"/>
               <w:ind w:left="120"/>
             </w:pPr>
-            <w:hyperlink w:history="1" r:id="rIdogkngefhh6-lhyjbrt3dj">
+            <w:hyperlink w:history="1" r:id="rIdcvxxorvge8oe1cgwjwsbf">
               <w:r>
                 <w:rPr>
                   <w:rFonts w:ascii="Arial" w:cs="Arial" w:eastAsia="Arial" w:hAnsi="Arial"/>
@@ -24892,7 +24892,7 @@
             <w:pPr>
               <w:spacing w:after="20" w:before="0"/>
             </w:pPr>
-            <w:hyperlink w:history="1" r:id="rIdlfkuuundfqfiw8w77olta">
+            <w:hyperlink w:history="1" r:id="rIdsztvwraduieihunsvmnnw">
               <w:r>
                 <w:rPr>
                   <w:rFonts w:ascii="Arial" w:cs="Arial" w:eastAsia="Arial" w:hAnsi="Arial"/>
@@ -24925,7 +24925,7 @@
               <w:spacing w:after="10" w:before="0"/>
               <w:ind w:left="120"/>
             </w:pPr>
-            <w:hyperlink w:history="1" r:id="rIdcgd2t6qczyafgyge-xxta">
+            <w:hyperlink w:history="1" r:id="rIdzrdl-9881vrw8l5gwbtjk">
               <w:r>
                 <w:rPr>
                   <w:rFonts w:ascii="Arial" w:cs="Arial" w:eastAsia="Arial" w:hAnsi="Arial"/>
@@ -25125,7 +25125,7 @@
             <w:pPr>
               <w:spacing w:after="20" w:before="0"/>
             </w:pPr>
-            <w:hyperlink w:history="1" r:id="rIdpltqtidwgokr_601dy1sc">
+            <w:hyperlink w:history="1" r:id="rIdrzx22inourfphoswk6osf">
               <w:r>
                 <w:rPr>
                   <w:rFonts w:ascii="Arial" w:cs="Arial" w:eastAsia="Arial" w:hAnsi="Arial"/>
@@ -25158,7 +25158,7 @@
               <w:spacing w:after="10" w:before="0"/>
               <w:ind w:left="120"/>
             </w:pPr>
-            <w:hyperlink w:history="1" r:id="rIdo39ykl1fa07a_7bchon8r">
+            <w:hyperlink w:history="1" r:id="rIdqdy9u8m60h-g1rl08d4xv">
               <w:r>
                 <w:rPr>
                   <w:rFonts w:ascii="Arial" w:cs="Arial" w:eastAsia="Arial" w:hAnsi="Arial"/>
@@ -25203,7 +25203,7 @@
             <w:pPr>
               <w:spacing w:after="20" w:before="0"/>
             </w:pPr>
-            <w:hyperlink w:history="1" r:id="rIdgw5oklxird1fzo4vkfmzo">
+            <w:hyperlink w:history="1" r:id="rIduasnucps-bksroxyrmjvd">
               <w:r>
                 <w:rPr>
                   <w:rFonts w:ascii="Arial" w:cs="Arial" w:eastAsia="Arial" w:hAnsi="Arial"/>
@@ -25236,7 +25236,7 @@
               <w:spacing w:after="10" w:before="0"/>
               <w:ind w:left="120"/>
             </w:pPr>
-            <w:hyperlink w:history="1" r:id="rIdtytvlwoa2h6ewjdp8ui7w">
+            <w:hyperlink w:history="1" r:id="rIdfenbkruqll-bcc1yhvpq2">
               <w:r>
                 <w:rPr>
                   <w:rFonts w:ascii="Arial" w:cs="Arial" w:eastAsia="Arial" w:hAnsi="Arial"/>
@@ -25281,7 +25281,7 @@
               </w:rPr>
               <w:t xml:space="preserve">Learners carry out the 'Electron Seat' structured discovery activity in groups of 4. Each group receives: a large A3 'Orbital Energy Ladder' sheet (boxes stacked 1s at bottom, then 2s, then three 2p boxes side-by-side, then 3s at top); a set of 20 small arrow-cards (red arrows pointing UP = spin-up; blue arrows pointing DOWN = spin-down); and an Element Strip showing elements H through Ne with atomic numbers 1–10. Groups follow a step-by-step instruction card: Step 1 — Place electrons for H (1 electron). Step 2 — Place electrons for He (2 electrons). Step 3 — Place electrons for Li (3 electrons). Continue through to Ne (10 electrons). Groups must follow three 'Seating Rules' printed on the card — but the rules are written as RIDDLES, not as named principles: Rule A: 'Always fill the lowest available seat first.' Rule B: 'Each seat holds at most 2 arrows, and the 2 arrows in one seat must point in OPPOSITE directions.' Rule C: 'When seats are at the same height (same energy), put one arrow in each seat before you double up.' After completing the ladder for all 10 elements, groups examine </w:t>
             </w:r>
-            <w:ins w:id="9148" w:author="Claude (AI) - proposed" w:date="2026-10-15T03:00:52Z">
+            <w:ins w:id="9148" w:author="Claude (AI) - proposed" w:date="2026-10-18T00:26:33Z">
               <w:r>
                 <w:rPr>
                   <w:rFonts w:ascii="Arial" w:cs="Arial" w:eastAsia="Arial" w:hAnsi="Arial"/>
@@ -25309,7 +25309,7 @@
               </w:rPr>
               <w:t xml:space="preserve">the PhET 'Build an Atom' simulation </w:t>
             </w:r>
-            <w:del w:id="9149" w:author="Claude (AI) - proposed" w:date="2026-10-15T03:00:52Z">
+            <w:del w:id="9149" w:author="Claude (AI) - proposed" w:date="2026-10-18T00:26:33Z">
               <w:r>
                 <w:rPr>
                   <w:rFonts w:ascii="Arial" w:cs="Arial" w:eastAsia="Arial" w:hAnsi="Arial"/>
@@ -25324,7 +25324,7 @@
                 <w:delText xml:space="preserve">(if devices are available) or a teacher-projected walkthrough to verify their placements for C, N, and O</w:delText>
               </w:r>
             </w:del>
-            <w:ins w:id="9150" w:author="Claude (AI) - proposed" w:date="2026-10-15T03:00:52Z">
+            <w:ins w:id="9150" w:author="Claude (AI) - proposed" w:date="2026-10-18T00:26:33Z">
               <w:r>
                 <w:rPr>
                   <w:rFonts w:ascii="Arial" w:cs="Arial" w:eastAsia="Arial" w:hAnsi="Arial"/>
@@ -25385,7 +25385,7 @@
               </w:rPr>
               <w:t xml:space="preserve">Distribute materials and read aloud the three riddle-rules together as a class. Say: 'These three rules are the actual rules nature uses. Your job is to discover their meaning by doing — not by copying notes.' Circulate continuously. At the 5-minute mark, check every group's He diagram: if any group places both electrons spin-parallel, crouch to eye level and ask: 'Your two arrows in 1s — can you show me something in Rule B that would allow that arrangement?' WAIT 15 seconds. At the 10-minute mark, spotlight a group that has correctly filled nitrogen (N: ↑ in each 2p box, none doubled): 'Freeze — everyone look at Group 3's nitrogen. What do you notice about the three 2p electrons?' Cold-call 2 learners from other groups to describe what they see. At 15 minutes, ask all groups: 'Which rule did you find hardest to apply, and why?' Collect verbal responses from 3 groups. If devices are available, project PhET </w:t>
             </w:r>
-            <w:ins w:id="9151" w:author="Claude (AI) - proposed" w:date="2026-10-15T03:00:52Z">
+            <w:ins w:id="9151" w:author="Claude (AI) - proposed" w:date="2026-10-18T00:26:33Z">
               <w:r>
                 <w:rPr>
                   <w:rFonts w:ascii="Arial" w:cs="Arial" w:eastAsia="Arial" w:hAnsi="Arial"/>
@@ -25413,7 +25413,7 @@
               </w:rPr>
               <w:t xml:space="preserve">for 3 minutes and narrate: 'Watch the simulation add electrons one at a time. </w:t>
             </w:r>
-            <w:del w:id="9152" w:author="Claude (AI) - proposed" w:date="2026-10-15T03:00:52Z">
+            <w:del w:id="9152" w:author="Claude (AI) - proposed" w:date="2026-10-18T00:26:33Z">
               <w:r>
                 <w:rPr>
                   <w:rFonts w:ascii="Arial" w:cs="Arial" w:eastAsia="Arial" w:hAnsi="Arial"/>
@@ -25428,7 +25428,7 @@
                 <w:delText xml:space="preserve">Call out which rule it is following at each step.'</w:delText>
               </w:r>
             </w:del>
-            <w:ins w:id="9153" w:author="Claude (AI) - proposed" w:date="2026-10-15T03:00:52Z">
+            <w:ins w:id="9153" w:author="Claude (AI) - proposed" w:date="2026-10-18T00:26:33Z">
               <w:r>
                 <w:rPr>
                   <w:rFonts w:ascii="Arial" w:cs="Arial" w:eastAsia="Arial" w:hAnsi="Arial"/>
@@ -25509,7 +25509,7 @@
               </w:rPr>
               <w:t xml:space="preserve">Collect group A3 sheets at the end of Phase 2. Scan specifically for: (1) Correct Hund's rule application at carbon (</w:t>
             </w:r>
-            <w:del w:id="9154" w:author="Claude (AI) - proposed" w:date="2026-10-15T03:00:52Z">
+            <w:del w:id="9154" w:author="Claude (AI) - proposed" w:date="2026-10-18T00:26:33Z">
               <w:r>
                 <w:rPr>
                   <w:rFonts w:ascii="Arial" w:cs="Arial" w:eastAsia="Arial" w:hAnsi="Arial"/>
@@ -25524,7 +25524,7 @@
                 <w:delText xml:space="preserve">↑ in 2s, ↑ in one 2p, ↑ in second 2p — NOT</w:delText>
               </w:r>
             </w:del>
-            <w:ins w:id="9155" w:author="Claude (AI) - proposed" w:date="2026-10-15T03:00:52Z">
+            <w:ins w:id="9155" w:author="Claude (AI) - proposed" w:date="2026-10-18T00:26:33Z">
               <w:r>
                 <w:rPr>
                   <w:rFonts w:ascii="Arial" w:cs="Arial" w:eastAsia="Arial" w:hAnsi="Arial"/>
@@ -25552,7 +25552,7 @@
               </w:rPr>
               <w:t xml:space="preserve"> paired in one</w:t>
             </w:r>
-            <w:del w:id="9156" w:author="Claude (AI) - proposed" w:date="2026-10-15T03:00:52Z">
+            <w:del w:id="9156" w:author="Claude (AI) - proposed" w:date="2026-10-18T00:26:33Z">
               <w:r>
                 <w:rPr>
                   <w:rFonts w:ascii="Arial" w:cs="Arial" w:eastAsia="Arial" w:hAnsi="Arial"/>
@@ -25636,7 +25636,7 @@
             <w:pPr>
               <w:spacing w:after="20" w:before="0"/>
             </w:pPr>
-            <w:hyperlink w:history="1" r:id="rId4qwqupsq9afgy4jscbku9">
+            <w:hyperlink w:history="1" r:id="rIdhxv8p2hk4d0cojtmjdp-q">
               <w:r>
                 <w:rPr>
                   <w:rFonts w:ascii="Arial" w:cs="Arial" w:eastAsia="Arial" w:hAnsi="Arial"/>
@@ -25669,7 +25669,7 @@
               <w:spacing w:after="10" w:before="0"/>
               <w:ind w:left="120"/>
             </w:pPr>
-            <w:hyperlink w:history="1" r:id="rIdyy0zhmp3axbhg6o981qmw">
+            <w:hyperlink w:history="1" r:id="rIdck1zhourhunash6cwfwpj">
               <w:r>
                 <w:rPr>
                   <w:rFonts w:ascii="Arial" w:cs="Arial" w:eastAsia="Arial" w:hAnsi="Arial"/>
@@ -25714,7 +25714,7 @@
             <w:pPr>
               <w:spacing w:after="20" w:before="0"/>
             </w:pPr>
-            <w:hyperlink w:history="1" r:id="rIdbiay2wf0qtz5jfxyjzye3">
+            <w:hyperlink w:history="1" r:id="rIdfarehnkwgb9wuoor2allx">
               <w:r>
                 <w:rPr>
                   <w:rFonts w:ascii="Arial" w:cs="Arial" w:eastAsia="Arial" w:hAnsi="Arial"/>
@@ -25763,7 +25763,7 @@
               <w:spacing w:after="10" w:before="0"/>
               <w:ind w:left="120"/>
             </w:pPr>
-            <w:hyperlink w:history="1" r:id="rIdd-kxpk9zi5mf6fjrefdbw">
+            <w:hyperlink w:history="1" r:id="rIdog_g2-xidovjlbnym5fts">
               <w:r>
                 <w:rPr>
                   <w:rFonts w:ascii="Arial" w:cs="Arial" w:eastAsia="Arial" w:hAnsi="Arial"/>
@@ -25841,7 +25841,7 @@
               </w:rPr>
               <w:t xml:space="preserve">Begin by projecting a summary table with three columns: Riddle Rule | Scientist's Name | Formal Statement. Read each riddle rule aloud, then say: 'You discovered this rule yourselves. Scientists gave it a name.' Formally introduce: Aufbau principle (Aufbau means 'building up' in German — a detail that sparks curiosity), Pauli exclusion principle, Hund's rule. Say: 'Write these in your book — not as new facts, but as names for what you already discovered.' For 'Spot the Mistake', project each diagram for 90 seconds. Say: 'Work alone. Circle the error. Name the rule it breaks. Write one sentence.' WAIT until at least 80% of learners are writing before calling on anyone. Cold-call 4 different learners (one per diagram) using a name-stick jar. After each response, ask the class: 'Thumbs up if you agree, thumbs sideways if you're unsure.' Address any thumbs-sideways. For the sodium pivot, say: 'We've been building to this moment. Sodium — element 11. Use your three rules and extend your diagram past neon. What configuration do you get?' Give 3 minutes. Cold-call one learner to write on the board. Say: 'Now look at that 3s¹ electron. That electron is the reason the Rift Valley cook saw yellow light. Let me show you why.' Draw the energy-level jump diagram on the board, narrating each step.</w:t>
             </w:r>
-            <w:ins w:id="9157" w:author="Claude (AI) - proposed" w:date="2026-10-15T03:00:52Z">
+            <w:ins w:id="9157" w:author="Claude (AI) - proposed" w:date="2026-10-18T00:26:33Z">
               <w:r>
                 <w:rPr>
                   <w:rFonts w:ascii="Arial" w:cs="Arial" w:eastAsia="Arial" w:hAnsi="Arial"/>
@@ -25978,7 +25978,7 @@
             <w:pPr>
               <w:spacing w:after="20" w:before="0"/>
             </w:pPr>
-            <w:hyperlink w:history="1" r:id="rIdllvoq_mloczxhdv0sfnxl">
+            <w:hyperlink w:history="1" r:id="rId0thyadx8dhiid1ckgw83b">
               <w:r>
                 <w:rPr>
                   <w:rFonts w:ascii="Arial" w:cs="Arial" w:eastAsia="Arial" w:hAnsi="Arial"/>
@@ -26011,7 +26011,7 @@
               <w:spacing w:after="10" w:before="0"/>
               <w:ind w:left="120"/>
             </w:pPr>
-            <w:hyperlink w:history="1" r:id="rIdyxne_uj0cyabrmpdp4nkx">
+            <w:hyperlink w:history="1" r:id="rId4y0dc7d716dweh0ut0gua">
               <w:r>
                 <w:rPr>
                   <w:rFonts w:ascii="Arial" w:cs="Arial" w:eastAsia="Arial" w:hAnsi="Arial"/>
@@ -26056,7 +26056,7 @@
             <w:pPr>
               <w:spacing w:after="20" w:before="0"/>
             </w:pPr>
-            <w:hyperlink w:history="1" r:id="rId1a9m6ixhuxj2rnhiov1wc">
+            <w:hyperlink w:history="1" r:id="rIdzpyviuzvb7nwlty0bsvw7">
               <w:r>
                 <w:rPr>
                   <w:rFonts w:ascii="Arial" w:cs="Arial" w:eastAsia="Arial" w:hAnsi="Arial"/>
@@ -26089,7 +26089,7 @@
               <w:spacing w:after="10" w:before="0"/>
               <w:ind w:left="120"/>
             </w:pPr>
-            <w:hyperlink w:history="1" r:id="rIdmwlijnp3x7zerzuljubtq">
+            <w:hyperlink w:history="1" r:id="rIdlqlltgdlhrefyhodjqoiv">
               <w:r>
                 <w:rPr>
                   <w:rFonts w:ascii="Arial" w:cs="Arial" w:eastAsia="Arial" w:hAnsi="Arial"/>
@@ -26289,7 +26289,7 @@
             <w:pPr>
               <w:spacing w:after="20" w:before="0"/>
             </w:pPr>
-            <w:hyperlink w:history="1" r:id="rIdafgi4awx_sl3kon-nmrx2">
+            <w:hyperlink w:history="1" r:id="rIdlfg6x--thmilqid3lj854">
               <w:r>
                 <w:rPr>
                   <w:rFonts w:ascii="Arial" w:cs="Arial" w:eastAsia="Arial" w:hAnsi="Arial"/>
@@ -26338,7 +26338,7 @@
               <w:spacing w:after="10" w:before="0"/>
               <w:ind w:left="120"/>
             </w:pPr>
-            <w:hyperlink w:history="1" r:id="rId8sc4nrdlvtmhnsus5wfzu">
+            <w:hyperlink w:history="1" r:id="rIdtloo2wsnakbijywom12sv">
               <w:r>
                 <w:rPr>
                   <w:rFonts w:ascii="Arial" w:cs="Arial" w:eastAsia="Arial" w:hAnsi="Arial"/>
@@ -26383,7 +26383,7 @@
             <w:pPr>
               <w:spacing w:after="20" w:before="0"/>
             </w:pPr>
-            <w:hyperlink w:history="1" r:id="rId9cikt1l5ffosrq2pqertg">
+            <w:hyperlink w:history="1" r:id="rId1zkt2khrbbrgb80s4u0a4">
               <w:r>
                 <w:rPr>
                   <w:rFonts w:ascii="Arial" w:cs="Arial" w:eastAsia="Arial" w:hAnsi="Arial"/>
@@ -26416,7 +26416,7 @@
               <w:spacing w:after="10" w:before="0"/>
               <w:ind w:left="120"/>
             </w:pPr>
-            <w:hyperlink w:history="1" r:id="rIdrpmanz1wp6yio1veq91eh">
+            <w:hyperlink w:history="1" r:id="rIdfo29zya1taens9juroknm">
               <w:r>
                 <w:rPr>
                   <w:rFonts w:ascii="Arial" w:cs="Arial" w:eastAsia="Arial" w:hAnsi="Arial"/>
@@ -26494,7 +26494,7 @@
               </w:rPr>
               <w:t xml:space="preserve">Say: 'Open your running Atomic Model. Today you are adding the most detailed layer yet — the actual orbital filling pattern for your element.' Project a completed model for helium as an example, showing orbital boxes inside the electron-cloud diagram. Circulate and provide targeted prompts: For learners struggling with elements beyond Ne, say: 'Your element has more than 10 electrons — use </w:t>
             </w:r>
-            <w:del w:id="9158" w:author="Claude (AI) - proposed" w:date="2026-10-15T03:00:52Z">
+            <w:del w:id="9158" w:author="Claude (AI) - proposed" w:date="2026-10-18T00:26:33Z">
               <w:r>
                 <w:rPr>
                   <w:rFonts w:ascii="Arial" w:cs="Arial" w:eastAsia="Arial" w:hAnsi="Arial"/>
@@ -26509,7 +26509,7 @@
                 <w:delText xml:space="preserve">your Aufbau order list</w:delText>
               </w:r>
             </w:del>
-            <w:ins w:id="9159" w:author="Claude (AI) - proposed" w:date="2026-10-15T03:00:52Z">
+            <w:ins w:id="9159" w:author="Claude (AI) - proposed" w:date="2026-10-18T00:26:33Z">
               <w:r>
                 <w:rPr>
                   <w:rFonts w:ascii="Arial" w:cs="Arial" w:eastAsia="Arial" w:hAnsi="Arial"/>
@@ -26948,7 +26948,7 @@
               </w:rPr>
               <w:t xml:space="preserve">Learners observed the 'Electron Seating Chart' manipulative activity in which arrow-cards (representing electrons with defined spins) were placed into orbital boxes for elements hydrogen through neon, revealing patterns in how electrons fill orbitals. Learners also observed a PhET simulation (or teacher-projected walkthrough) showing electrons being added to an atom one at a time, </w:t>
             </w:r>
-            <w:del w:id="9160" w:author="Claude (AI) - proposed" w:date="2026-10-15T03:00:52Z">
+            <w:del w:id="9160" w:author="Claude (AI) - proposed" w:date="2026-10-18T00:26:33Z">
               <w:r>
                 <w:rPr>
                   <w:rFonts w:ascii="Arial" w:cs="Arial" w:eastAsia="Arial" w:hAnsi="Arial"/>
@@ -26963,7 +26963,7 @@
                 <w:delText xml:space="preserve">visually confirming the filling order</w:delText>
               </w:r>
             </w:del>
-            <w:ins w:id="9161" w:author="Claude (AI) - proposed" w:date="2026-10-15T03:00:52Z">
+            <w:ins w:id="9161" w:author="Claude (AI) - proposed" w:date="2026-10-18T00:26:33Z">
               <w:r>
                 <w:rPr>
                   <w:rFonts w:ascii="Arial" w:cs="Arial" w:eastAsia="Arial" w:hAnsi="Arial"/>
@@ -27147,7 +27147,7 @@
         </w:rPr>
         <w:t xml:space="preserve">© 2026 SeaVuria and ARES. Aligned with KICD objectives. Developed by SeaVuria; technical implementation by ARES (with AI assistance from Claude). Licensed under </w:t>
       </w:r>
-      <w:hyperlink w:history="1" r:id="rIdnyssuzjh2oavfxhpas1bm">
+      <w:hyperlink w:history="1" r:id="rId08sv8-jamohqsgyn2lw2t">
         <w:r>
           <w:rPr>
             <w:rFonts w:ascii="Arial" w:cs="Arial" w:eastAsia="Arial" w:hAnsi="Arial"/>
@@ -27168,7 +27168,7 @@
         </w:rPr>
         <w:t xml:space="preserve"> (</w:t>
       </w:r>
-      <w:hyperlink w:history="1" r:id="rIdn8m0wmeg0lvqxfqzlb7q7">
+      <w:hyperlink w:history="1" r:id="rIdbkbeiuxpptexpez_vq04u">
         <w:r>
           <w:rPr>
             <w:rFonts w:ascii="Arial" w:cs="Arial" w:eastAsia="Arial" w:hAnsi="Arial"/>
@@ -27757,7 +27757,7 @@
               </w:rPr>
               <w:t xml:space="preserve">This is Lesson 8 of 9 in the evidence-gathering sequence. By now students can describe energy levels, orbitals, and the Aufbau/Pauli/Hund filling rules. In this lesson they apply all prior knowledge to write and read complete s and p configurations for all first 20 elements — moving from isolated rules to a systematic map of the atom. The peer-teaching exercise surfaces the Learning to Learn competency, and the closing Think-Pair-Share explicitly reconnects configurations to the anchoring phenomenon: why do Group 1 metals (Li, Na, K) </w:t>
             </w:r>
-            <w:del w:id="9162" w:author="Claude (AI) - proposed" w:date="2026-10-15T03:00:52Z">
+            <w:del w:id="9162" w:author="Claude (AI) - proposed" w:date="2026-10-18T00:26:33Z">
               <w:r>
                 <w:rPr>
                   <w:rFonts w:ascii="Arial" w:cs="Arial" w:eastAsia="Arial" w:hAnsi="Arial"/>
@@ -27772,7 +27772,7 @@
                 <w:delText xml:space="preserve">all produce warm-toned flame colours</w:delText>
               </w:r>
             </w:del>
-            <w:ins w:id="9163" w:author="Claude (AI) - proposed" w:date="2026-10-15T03:00:52Z">
+            <w:ins w:id="9163" w:author="Claude (AI) - proposed" w:date="2026-10-18T00:26:33Z">
               <w:r>
                 <w:rPr>
                   <w:rFonts w:ascii="Arial" w:cs="Arial" w:eastAsia="Arial" w:hAnsi="Arial"/>
@@ -27800,7 +27800,7 @@
               </w:rPr>
               <w:t xml:space="preserve">, yet each </w:t>
             </w:r>
-            <w:del w:id="9164" w:author="Claude (AI) - proposed" w:date="2026-10-15T03:00:52Z">
+            <w:del w:id="9164" w:author="Claude (AI) - proposed" w:date="2026-10-18T00:26:33Z">
               <w:r>
                 <w:rPr>
                   <w:rFonts w:ascii="Arial" w:cs="Arial" w:eastAsia="Arial" w:hAnsi="Arial"/>
@@ -27815,7 +27815,7 @@
                 <w:delText xml:space="preserve">colour is uniquely their own</w:delText>
               </w:r>
             </w:del>
-            <w:ins w:id="9165" w:author="Claude (AI) - proposed" w:date="2026-10-15T03:00:52Z">
+            <w:ins w:id="9165" w:author="Claude (AI) - proposed" w:date="2026-10-18T00:26:33Z">
               <w:r>
                 <w:rPr>
                   <w:rFonts w:ascii="Arial" w:cs="Arial" w:eastAsia="Arial" w:hAnsi="Arial"/>
@@ -27843,7 +27843,7 @@
               </w:rPr>
               <w:t xml:space="preserve">? Students leave ready for Lesson 9, where they will use these configurations to </w:t>
             </w:r>
-            <w:del w:id="9166" w:author="Claude (AI) - proposed" w:date="2026-10-15T03:00:52Z">
+            <w:del w:id="9166" w:author="Claude (AI) - proposed" w:date="2026-10-18T00:26:33Z">
               <w:r>
                 <w:rPr>
                   <w:rFonts w:ascii="Arial" w:cs="Arial" w:eastAsia="Arial" w:hAnsi="Arial"/>
@@ -27858,7 +27858,7 @@
                 <w:delText xml:space="preserve">explain periodic trends and finalise</w:delText>
               </w:r>
             </w:del>
-            <w:ins w:id="9167" w:author="Claude (AI) - proposed" w:date="2026-10-15T03:00:52Z">
+            <w:ins w:id="9167" w:author="Claude (AI) - proposed" w:date="2026-10-18T00:26:33Z">
               <w:r>
                 <w:rPr>
                   <w:rFonts w:ascii="Arial" w:cs="Arial" w:eastAsia="Arial" w:hAnsi="Arial"/>
@@ -28049,7 +28049,7 @@
               </w:rPr>
               <w:t xml:space="preserve">Learners work in pairs to systematically write the full s and p electron configurations for all 20 elements from hydrogen (H) to calcium (Ca), using Aufbau order practised in Lesson 7. A structured peer-teaching exercise then has each pair explain their assigned element's configuration to another pair, developing the Learning to Learn competency. The lesson centres on a Think-Pair-Share that reconnects configurations to the anchoring phenomenon — the Kenyan cooking-hearth flame colours — by asking why Group 1 metals (Li, Na, K) </w:t>
             </w:r>
-            <w:del w:id="9168" w:author="Claude (AI) - proposed" w:date="2026-10-15T03:00:52Z">
+            <w:del w:id="9168" w:author="Claude (AI) - proposed" w:date="2026-10-18T00:26:33Z">
               <w:r>
                 <w:rPr>
                   <w:rFonts w:ascii="Arial" w:cs="Arial" w:eastAsia="Arial" w:hAnsi="Arial"/>
@@ -28064,7 +28064,7 @@
                 <w:delText xml:space="preserve">produce similar but distinct</w:delText>
               </w:r>
             </w:del>
-            <w:ins w:id="9169" w:author="Claude (AI) - proposed" w:date="2026-10-15T03:00:52Z">
+            <w:ins w:id="9169" w:author="Claude (AI) - proposed" w:date="2026-10-18T00:26:33Z">
               <w:r>
                 <w:rPr>
                   <w:rFonts w:ascii="Arial" w:cs="Arial" w:eastAsia="Arial" w:hAnsi="Arial"/>
@@ -28092,7 +28092,7 @@
               </w:rPr>
               <w:t xml:space="preserve"> colours. Students update the Driving Question Board (DQB) with the key insight: same outermost orbital type → similar chemical behaviour</w:t>
             </w:r>
-            <w:del w:id="9170" w:author="Claude (AI) - proposed" w:date="2026-10-15T03:00:52Z">
+            <w:del w:id="9170" w:author="Claude (AI) - proposed" w:date="2026-10-18T00:26:33Z">
               <w:r>
                 <w:rPr>
                   <w:rFonts w:ascii="Arial" w:cs="Arial" w:eastAsia="Arial" w:hAnsi="Arial"/>
@@ -28107,7 +28107,7 @@
                 <w:delText xml:space="preserve"> and similar flame-colour family; slight difference in energy level → unique emission wavelength → unique colour</w:delText>
               </w:r>
             </w:del>
-            <w:ins w:id="9171" w:author="Claude (AI) - proposed" w:date="2026-10-15T03:00:52Z">
+            <w:ins w:id="9171" w:author="Claude (AI) - proposed" w:date="2026-10-18T00:26:33Z">
               <w:r>
                 <w:rPr>
                   <w:rFonts w:ascii="Arial" w:cs="Arial" w:eastAsia="Arial" w:hAnsi="Arial"/>
@@ -28423,7 +28423,7 @@
             <w:pPr>
               <w:spacing w:after="20" w:before="0"/>
             </w:pPr>
-            <w:hyperlink w:history="1" r:id="rIddxa_ju7crxdiznlym1vjm">
+            <w:hyperlink w:history="1" r:id="rIdqumnfxmexbpjo33rjq-97">
               <w:r>
                 <w:rPr>
                   <w:rFonts w:ascii="Arial" w:cs="Arial" w:eastAsia="Arial" w:hAnsi="Arial"/>
@@ -28456,7 +28456,7 @@
               <w:spacing w:after="10" w:before="0"/>
               <w:ind w:left="120"/>
             </w:pPr>
-            <w:hyperlink w:history="1" r:id="rIdg-qq3wxzxmuh-jcxhnspi">
+            <w:hyperlink w:history="1" r:id="rIds5twc9ukckvg3vpem5-gw">
               <w:r>
                 <w:rPr>
                   <w:rFonts w:ascii="Arial" w:cs="Arial" w:eastAsia="Arial" w:hAnsi="Arial"/>
@@ -28501,7 +28501,7 @@
             <w:pPr>
               <w:spacing w:after="20" w:before="0"/>
             </w:pPr>
-            <w:hyperlink w:history="1" r:id="rIdxwxqap9pdxweao5wgnql2">
+            <w:hyperlink w:history="1" r:id="rIdqzzf6q6wejxt74c7xio4a">
               <w:r>
                 <w:rPr>
                   <w:rFonts w:ascii="Arial" w:cs="Arial" w:eastAsia="Arial" w:hAnsi="Arial"/>
@@ -28534,7 +28534,7 @@
               <w:spacing w:after="10" w:before="0"/>
               <w:ind w:left="120"/>
             </w:pPr>
-            <w:hyperlink w:history="1" r:id="rIdrsr2wzgg3vy-ylw3yxqll">
+            <w:hyperlink w:history="1" r:id="rId8odukfzjelq4fwb6uarjt">
               <w:r>
                 <w:rPr>
                   <w:rFonts w:ascii="Arial" w:cs="Arial" w:eastAsia="Arial" w:hAnsi="Arial"/>
@@ -28579,7 +28579,7 @@
               </w:rPr>
               <w:t xml:space="preserve">Each learner receives a half-sheet 'Prediction Card' listing six elements: H, C, Na, Mg, Cl, Ca. Without notes, they predict the full s and p electron configuration for each element and write a one-sentence justification. They also answer: 'Sodium and potassium are both in Group 1 and </w:t>
             </w:r>
-            <w:del w:id="9172" w:author="Claude (AI) - proposed" w:date="2026-10-15T03:00:52Z">
+            <w:del w:id="9172" w:author="Claude (AI) - proposed" w:date="2026-10-18T00:26:33Z">
               <w:r>
                 <w:rPr>
                   <w:rFonts w:ascii="Arial" w:cs="Arial" w:eastAsia="Arial" w:hAnsi="Arial"/>
@@ -28594,7 +28594,7 @@
                 <w:delText xml:space="preserve">both produce warm flame colours</w:delText>
               </w:r>
             </w:del>
-            <w:ins w:id="9173" w:author="Claude (AI) - proposed" w:date="2026-10-15T03:00:52Z">
+            <w:ins w:id="9173" w:author="Claude (AI) - proposed" w:date="2026-10-18T00:26:33Z">
               <w:r>
                 <w:rPr>
                   <w:rFonts w:ascii="Arial" w:cs="Arial" w:eastAsia="Arial" w:hAnsi="Arial"/>
@@ -28777,7 +28777,7 @@
             <w:pPr>
               <w:spacing w:after="20" w:before="0"/>
             </w:pPr>
-            <w:hyperlink w:history="1" r:id="rIdmh1l3c5hqzfqjud4tyds7">
+            <w:hyperlink w:history="1" r:id="rIdwpinc4c0d3p3epc3s1sd8">
               <w:r>
                 <w:rPr>
                   <w:rFonts w:ascii="Arial" w:cs="Arial" w:eastAsia="Arial" w:hAnsi="Arial"/>
@@ -28810,7 +28810,7 @@
               <w:spacing w:after="10" w:before="0"/>
               <w:ind w:left="120"/>
             </w:pPr>
-            <w:hyperlink w:history="1" r:id="rIdkq7g1k4xpygx6hixkilp9">
+            <w:hyperlink w:history="1" r:id="rId-qln5b4adxotvdpq2ndv7">
               <w:r>
                 <w:rPr>
                   <w:rFonts w:ascii="Arial" w:cs="Arial" w:eastAsia="Arial" w:hAnsi="Arial"/>
@@ -28855,7 +28855,7 @@
             <w:pPr>
               <w:spacing w:after="20" w:before="0"/>
             </w:pPr>
-            <w:hyperlink w:history="1" r:id="rIdzhlmajvemsqpjreuvufh3">
+            <w:hyperlink w:history="1" r:id="rIdu3qmugijtap8hcu9fxyri">
               <w:r>
                 <w:rPr>
                   <w:rFonts w:ascii="Arial" w:cs="Arial" w:eastAsia="Arial" w:hAnsi="Arial"/>
@@ -28888,7 +28888,7 @@
               <w:spacing w:after="10" w:before="0"/>
               <w:ind w:left="120"/>
             </w:pPr>
-            <w:hyperlink w:history="1" r:id="rIddioee_nxlhd6axubfgz7s">
+            <w:hyperlink w:history="1" r:id="rId1gljqzbcpd0xkthydnkqi">
               <w:r>
                 <w:rPr>
                   <w:rFonts w:ascii="Arial" w:cs="Arial" w:eastAsia="Arial" w:hAnsi="Arial"/>
@@ -28933,7 +28933,7 @@
               </w:rPr>
               <w:t xml:space="preserve">Part A — Paired Systematic Configuration Practice (</w:t>
             </w:r>
-            <w:del w:id="9174" w:author="Claude (AI) - proposed" w:date="2026-10-15T03:00:52Z">
+            <w:del w:id="9174" w:author="Claude (AI) - proposed" w:date="2026-10-18T00:26:33Z">
               <w:r>
                 <w:rPr>
                   <w:rFonts w:ascii="Arial" w:cs="Arial" w:eastAsia="Arial" w:hAnsi="Arial"/>
@@ -28948,7 +28948,7 @@
                 <w:delText xml:space="preserve">25</w:delText>
               </w:r>
             </w:del>
-            <w:ins w:id="9175" w:author="Claude (AI) - proposed" w:date="2026-10-15T03:00:52Z">
+            <w:ins w:id="9175" w:author="Claude (AI) - proposed" w:date="2026-10-18T00:26:33Z">
               <w:r>
                 <w:rPr>
                   <w:rFonts w:ascii="Arial" w:cs="Arial" w:eastAsia="Arial" w:hAnsi="Arial"/>
@@ -28976,7 +28976,7 @@
               </w:rPr>
               <w:t xml:space="preserve"> min): Pairs receive a laminated 'Configuration Table' worksheet listing all 20 elements with atomic number, a blank 'Configuration' column, and a blank 'Outermost Subshell' column. Using the </w:t>
             </w:r>
-            <w:del w:id="9176" w:author="Claude (AI) - proposed" w:date="2026-10-15T03:00:52Z">
+            <w:del w:id="9176" w:author="Claude (AI) - proposed" w:date="2026-10-18T00:26:33Z">
               <w:r>
                 <w:rPr>
                   <w:rFonts w:ascii="Arial" w:cs="Arial" w:eastAsia="Arial" w:hAnsi="Arial"/>
@@ -28991,7 +28991,7 @@
                 <w:delText xml:space="preserve">Aufbau diagonal diagram from Lesson 7 (</w:delText>
               </w:r>
             </w:del>
-            <w:ins w:id="9177" w:author="Claude (AI) - proposed" w:date="2026-10-15T03:00:52Z">
+            <w:ins w:id="9177" w:author="Claude (AI) - proposed" w:date="2026-10-18T00:26:33Z">
               <w:r>
                 <w:rPr>
                   <w:rFonts w:ascii="Arial" w:cs="Arial" w:eastAsia="Arial" w:hAnsi="Arial"/>
@@ -29019,7 +29019,7 @@
               </w:rPr>
               <w:t xml:space="preserve">posted on the board), pairs collaboratively write the full s and p configuration for every element H through Ca, then circle the outermost subshell</w:t>
             </w:r>
-            <w:ins w:id="9178" w:author="Claude (AI) - proposed" w:date="2026-10-15T03:00:52Z">
+            <w:ins w:id="9178" w:author="Claude (AI) - proposed" w:date="2026-10-18T00:26:33Z">
               <w:r>
                 <w:rPr>
                   <w:rFonts w:ascii="Arial" w:cs="Arial" w:eastAsia="Arial" w:hAnsi="Arial"/>
@@ -29047,7 +29047,7 @@
               </w:rPr>
               <w:t xml:space="preserve">. They then colour-code: red for s-block outer electrons, blue for p-block outer electrons. Part B — Colour-Coded Group Pattern Discovery (</w:t>
             </w:r>
-            <w:del w:id="9179" w:author="Claude (AI) - proposed" w:date="2026-10-15T03:00:52Z">
+            <w:del w:id="9179" w:author="Claude (AI) - proposed" w:date="2026-10-18T00:26:33Z">
               <w:r>
                 <w:rPr>
                   <w:rFonts w:ascii="Arial" w:cs="Arial" w:eastAsia="Arial" w:hAnsi="Arial"/>
@@ -29062,7 +29062,7 @@
                 <w:delText xml:space="preserve">10</w:delText>
               </w:r>
             </w:del>
-            <w:ins w:id="9180" w:author="Claude (AI) - proposed" w:date="2026-10-15T03:00:52Z">
+            <w:ins w:id="9180" w:author="Claude (AI) - proposed" w:date="2026-10-18T00:26:33Z">
               <w:r>
                 <w:rPr>
                   <w:rFonts w:ascii="Arial" w:cs="Arial" w:eastAsia="Arial" w:hAnsi="Arial"/>
@@ -29090,7 +29090,7 @@
               </w:rPr>
               <w:t xml:space="preserve"> min): Pairs shade the cells for all Group 1 </w:t>
             </w:r>
-            <w:del w:id="9181" w:author="Claude (AI) - proposed" w:date="2026-10-15T03:00:52Z">
+            <w:del w:id="9181" w:author="Claude (AI) - proposed" w:date="2026-10-18T00:26:33Z">
               <w:r>
                 <w:rPr>
                   <w:rFonts w:ascii="Arial" w:cs="Arial" w:eastAsia="Arial" w:hAnsi="Arial"/>
@@ -29105,7 +29105,7 @@
                 <w:delText xml:space="preserve">elements (H, </w:delText>
               </w:r>
             </w:del>
-            <w:ins w:id="9182" w:author="Claude (AI) - proposed" w:date="2026-10-15T03:00:52Z">
+            <w:ins w:id="9182" w:author="Claude (AI) - proposed" w:date="2026-10-18T00:26:33Z">
               <w:r>
                 <w:rPr>
                   <w:rFonts w:ascii="Arial" w:cs="Arial" w:eastAsia="Arial" w:hAnsi="Arial"/>
@@ -29133,7 +29133,7 @@
               </w:rPr>
               <w:t xml:space="preserve">Li, Na, K) in one colour</w:t>
             </w:r>
-            <w:ins w:id="9183" w:author="Claude (AI) - proposed" w:date="2026-10-15T03:00:52Z">
+            <w:ins w:id="9183" w:author="Claude (AI) - proposed" w:date="2026-10-18T00:26:33Z">
               <w:r>
                 <w:rPr>
                   <w:rFonts w:ascii="Arial" w:cs="Arial" w:eastAsia="Arial" w:hAnsi="Arial"/>
@@ -29161,7 +29161,7 @@
               </w:rPr>
               <w:t xml:space="preserve">, Group 2 (Be, Mg, Ca) in a second, and the halogens (F, Cl) in a third. They answer two guided questions on the worksheet: (1) 'What do all Group 1 elements have in common in their configuration?' (2) 'How many electrons does each Group 1 element have in its outermost s orbital?' Part C — Reference Check (</w:t>
             </w:r>
-            <w:del w:id="9184" w:author="Claude (AI) - proposed" w:date="2026-10-15T03:00:52Z">
+            <w:del w:id="9184" w:author="Claude (AI) - proposed" w:date="2026-10-18T00:26:33Z">
               <w:r>
                 <w:rPr>
                   <w:rFonts w:ascii="Arial" w:cs="Arial" w:eastAsia="Arial" w:hAnsi="Arial"/>
@@ -29176,7 +29176,7 @@
                 <w:delText xml:space="preserve">5</w:delText>
               </w:r>
             </w:del>
-            <w:ins w:id="9185" w:author="Claude (AI) - proposed" w:date="2026-10-15T03:00:52Z">
+            <w:ins w:id="9185" w:author="Claude (AI) - proposed" w:date="2026-10-18T00:26:33Z">
               <w:r>
                 <w:rPr>
                   <w:rFonts w:ascii="Arial" w:cs="Arial" w:eastAsia="Arial" w:hAnsi="Arial"/>
@@ -29237,7 +29237,7 @@
               </w:rPr>
               <w:t xml:space="preserve">Post the </w:t>
             </w:r>
-            <w:del w:id="9186" w:author="Claude (AI) - proposed" w:date="2026-10-15T03:00:52Z">
+            <w:del w:id="9186" w:author="Claude (AI) - proposed" w:date="2026-10-18T00:26:33Z">
               <w:r>
                 <w:rPr>
                   <w:rFonts w:ascii="Arial" w:cs="Arial" w:eastAsia="Arial" w:hAnsi="Arial"/>
@@ -29252,7 +29252,7 @@
                 <w:delText xml:space="preserve">Aufbau diagonal diagram</w:delText>
               </w:r>
             </w:del>
-            <w:ins w:id="9187" w:author="Claude (AI) - proposed" w:date="2026-10-15T03:00:52Z">
+            <w:ins w:id="9187" w:author="Claude (AI) - proposed" w:date="2026-10-18T00:26:33Z">
               <w:r>
                 <w:rPr>
                   <w:rFonts w:ascii="Arial" w:cs="Arial" w:eastAsia="Arial" w:hAnsi="Arial"/>
@@ -29280,7 +29280,7 @@
               </w:rPr>
               <w:t xml:space="preserve"> prominently. Say: 'You and your partner are going to build the complete electron configuration map for the first 20 elements — this is the most important table you will make all term. Use the </w:t>
             </w:r>
-            <w:del w:id="9188" w:author="Claude (AI) - proposed" w:date="2026-10-15T03:00:52Z">
+            <w:del w:id="9188" w:author="Claude (AI) - proposed" w:date="2026-10-18T00:26:33Z">
               <w:r>
                 <w:rPr>
                   <w:rFonts w:ascii="Arial" w:cs="Arial" w:eastAsia="Arial" w:hAnsi="Arial"/>
@@ -29295,7 +29295,7 @@
                 <w:delText xml:space="preserve">Aufbau diagram</w:delText>
               </w:r>
             </w:del>
-            <w:ins w:id="9189" w:author="Claude (AI) - proposed" w:date="2026-10-15T03:00:52Z">
+            <w:ins w:id="9189" w:author="Claude (AI) - proposed" w:date="2026-10-18T00:26:33Z">
               <w:r>
                 <w:rPr>
                   <w:rFonts w:ascii="Arial" w:cs="Arial" w:eastAsia="Arial" w:hAnsi="Arial"/>
@@ -29445,7 +29445,7 @@
             <w:pPr>
               <w:spacing w:after="20" w:before="0"/>
             </w:pPr>
-            <w:hyperlink w:history="1" r:id="rIddrpj1ipp1duoihfinhsj3">
+            <w:hyperlink w:history="1" r:id="rIdrewjpmuulclyrpjl3u9cc">
               <w:r>
                 <w:rPr>
                   <w:rFonts w:ascii="Arial" w:cs="Arial" w:eastAsia="Arial" w:hAnsi="Arial"/>
@@ -29478,7 +29478,7 @@
               <w:spacing w:after="10" w:before="0"/>
               <w:ind w:left="120"/>
             </w:pPr>
-            <w:hyperlink w:history="1" r:id="rIdulahfhgpnvflvfmzuidkg">
+            <w:hyperlink w:history="1" r:id="rIdpya7jm20cenzlg16_ujp0">
               <w:r>
                 <w:rPr>
                   <w:rFonts w:ascii="Arial" w:cs="Arial" w:eastAsia="Arial" w:hAnsi="Arial"/>
@@ -29523,7 +29523,7 @@
             <w:pPr>
               <w:spacing w:after="20" w:before="0"/>
             </w:pPr>
-            <w:hyperlink w:history="1" r:id="rIdaudtvm5src52hg2pw12-j">
+            <w:hyperlink w:history="1" r:id="rId25hav01oskwqpcihdvckw">
               <w:r>
                 <w:rPr>
                   <w:rFonts w:ascii="Arial" w:cs="Arial" w:eastAsia="Arial" w:hAnsi="Arial"/>
@@ -29556,7 +29556,7 @@
               <w:spacing w:after="10" w:before="0"/>
               <w:ind w:left="120"/>
             </w:pPr>
-            <w:hyperlink w:history="1" r:id="rId3eschaglp1gi6gdbwytfo">
+            <w:hyperlink w:history="1" r:id="rIdv9cickm--zvwmx7xsys1y">
               <w:r>
                 <w:rPr>
                   <w:rFonts w:ascii="Arial" w:cs="Arial" w:eastAsia="Arial" w:hAnsi="Arial"/>
@@ -29601,7 +29601,7 @@
               </w:rPr>
               <w:t xml:space="preserve">Part A — Peer-Teaching Carousel (</w:t>
             </w:r>
-            <w:del w:id="9190" w:author="Claude (AI) - proposed" w:date="2026-10-15T03:00:52Z">
+            <w:del w:id="9190" w:author="Claude (AI) - proposed" w:date="2026-10-18T00:26:33Z">
               <w:r>
                 <w:rPr>
                   <w:rFonts w:ascii="Arial" w:cs="Arial" w:eastAsia="Arial" w:hAnsi="Arial"/>
@@ -29616,7 +29616,7 @@
                 <w:delText xml:space="preserve">15</w:delText>
               </w:r>
             </w:del>
-            <w:ins w:id="9191" w:author="Claude (AI) - proposed" w:date="2026-10-15T03:00:52Z">
+            <w:ins w:id="9191" w:author="Claude (AI) - proposed" w:date="2026-10-18T00:26:33Z">
               <w:r>
                 <w:rPr>
                   <w:rFonts w:ascii="Arial" w:cs="Arial" w:eastAsia="Arial" w:hAnsi="Arial"/>
@@ -29644,7 +29644,7 @@
               </w:rPr>
               <w:t xml:space="preserve"> min): Each pair is assigned one element from a set of 10 'focus elements' (Ne, Na, Mg, Al, Si, P, S, Cl, Ar, Ca). They have 3 minutes to rehearse explaining: (a) the full configuration, (b) how many electrons are in each subshell, and (c) which group the element belongs to and why. Pairs then rotate in a carousel: each pair stands at a station (desk with the element name card) and explains their element to the visiting pair. Visiting pairs must ask at least one question. After </w:t>
             </w:r>
-            <w:del w:id="9192" w:author="Claude (AI) - proposed" w:date="2026-10-15T03:00:52Z">
+            <w:del w:id="9192" w:author="Claude (AI) - proposed" w:date="2026-10-18T00:26:33Z">
               <w:r>
                 <w:rPr>
                   <w:rFonts w:ascii="Arial" w:cs="Arial" w:eastAsia="Arial" w:hAnsi="Arial"/>
@@ -29659,7 +29659,7 @@
                 <w:delText xml:space="preserve">6</w:delText>
               </w:r>
             </w:del>
-            <w:ins w:id="9193" w:author="Claude (AI) - proposed" w:date="2026-10-15T03:00:52Z">
+            <w:ins w:id="9193" w:author="Claude (AI) - proposed" w:date="2026-10-18T00:26:33Z">
               <w:r>
                 <w:rPr>
                   <w:rFonts w:ascii="Arial" w:cs="Arial" w:eastAsia="Arial" w:hAnsi="Arial"/>
@@ -29687,7 +29687,7 @@
               </w:rPr>
               <w:t xml:space="preserve"> minutes, pairs rotate once more. Part B — Think-Pair-Share: Phenomenon Reconnection (10 min): The teacher projects the anchoring photograph of the Kenyan cooking hearth alongside sodium and potassium configurations side by side (Na: 1s²2s²2p⁶3s¹ and K: 1s²2s²2p⁶3s²3p⁶4s¹). Students silently think for 2 minutes, then discuss with their partner for 3 minutes, then share with the class: 'Using these configurations, explain why sodium and potassium </w:t>
             </w:r>
-            <w:del w:id="9194" w:author="Claude (AI) - proposed" w:date="2026-10-15T03:00:52Z">
+            <w:del w:id="9194" w:author="Claude (AI) - proposed" w:date="2026-10-18T00:26:33Z">
               <w:r>
                 <w:rPr>
                   <w:rFonts w:ascii="Arial" w:cs="Arial" w:eastAsia="Arial" w:hAnsi="Arial"/>
@@ -29702,7 +29702,7 @@
                 <w:delText xml:space="preserve">both produce warm-toned flame colours</w:delText>
               </w:r>
             </w:del>
-            <w:ins w:id="9195" w:author="Claude (AI) - proposed" w:date="2026-10-15T03:00:52Z">
+            <w:ins w:id="9195" w:author="Claude (AI) - proposed" w:date="2026-10-18T00:26:33Z">
               <w:r>
                 <w:rPr>
                   <w:rFonts w:ascii="Arial" w:cs="Arial" w:eastAsia="Arial" w:hAnsi="Arial"/>
@@ -29885,7 +29885,7 @@
             <w:pPr>
               <w:spacing w:after="20" w:before="0"/>
             </w:pPr>
-            <w:hyperlink w:history="1" r:id="rIdb_-ej1bgc7uvgiorwc--p">
+            <w:hyperlink w:history="1" r:id="rIdzipj13jz-tfh0__wzrqz8">
               <w:r>
                 <w:rPr>
                   <w:rFonts w:ascii="Arial" w:cs="Arial" w:eastAsia="Arial" w:hAnsi="Arial"/>
@@ -29918,7 +29918,7 @@
               <w:spacing w:after="10" w:before="0"/>
               <w:ind w:left="120"/>
             </w:pPr>
-            <w:hyperlink w:history="1" r:id="rId_ygxqz_c6uhbnsnu9gqxo">
+            <w:hyperlink w:history="1" r:id="rIdx3ki4kliznp9blfppp_os">
               <w:r>
                 <w:rPr>
                   <w:rFonts w:ascii="Arial" w:cs="Arial" w:eastAsia="Arial" w:hAnsi="Arial"/>
@@ -29963,7 +29963,7 @@
             <w:pPr>
               <w:spacing w:after="20" w:before="0"/>
             </w:pPr>
-            <w:hyperlink w:history="1" r:id="rIduxkbjktxvxzjag2og2k5b">
+            <w:hyperlink w:history="1" r:id="rIdrbsndrc4mfun6lqmd3erq">
               <w:r>
                 <w:rPr>
                   <w:rFonts w:ascii="Arial" w:cs="Arial" w:eastAsia="Arial" w:hAnsi="Arial"/>
@@ -29996,7 +29996,7 @@
               <w:spacing w:after="10" w:before="0"/>
               <w:ind w:left="120"/>
             </w:pPr>
-            <w:hyperlink w:history="1" r:id="rIdt-difht-1nicicsffthgd">
+            <w:hyperlink w:history="1" r:id="rIdnfnc2_ro-hjbukd-tn8rf">
               <w:r>
                 <w:rPr>
                   <w:rFonts w:ascii="Arial" w:cs="Arial" w:eastAsia="Arial" w:hAnsi="Arial"/>
@@ -30041,7 +30041,7 @@
               </w:rPr>
               <w:t xml:space="preserve">Each pair receives two sticky notes. On the first (green): they write one 'Key Insight' — something they now understand about electron configuration that they did not understand at the start of the lesson. On the second (orange): they write one 'Lingering Question' — something that the lesson raised but did not fully resolve. Students walk to the DQB and post their notes in the designated columns. The teacher reads 4–5 green notes aloud and 3–4 orange notes aloud. The class then votes (thumbs up) on which lingering question they most want </w:t>
             </w:r>
-            <w:del w:id="9196" w:author="Claude (AI) - proposed" w:date="2026-10-15T03:00:52Z">
+            <w:del w:id="9196" w:author="Claude (AI) - proposed" w:date="2026-10-18T00:26:33Z">
               <w:r>
                 <w:rPr>
                   <w:rFonts w:ascii="Arial" w:cs="Arial" w:eastAsia="Arial" w:hAnsi="Arial"/>
@@ -30056,7 +30056,7 @@
                 <w:delText xml:space="preserve">answered in Lesson 9</w:delText>
               </w:r>
             </w:del>
-            <w:ins w:id="9197" w:author="Claude (AI) - proposed" w:date="2026-10-15T03:00:52Z">
+            <w:ins w:id="9197" w:author="Claude (AI) - proposed" w:date="2026-10-18T00:26:33Z">
               <w:r>
                 <w:rPr>
                   <w:rFonts w:ascii="Arial" w:cs="Arial" w:eastAsia="Arial" w:hAnsi="Arial"/>
@@ -30117,7 +30117,7 @@
               </w:rPr>
               <w:t xml:space="preserve">Distribute sticky notes and say: 'The green note is evidence that your thinking has changed. The orange note is proof that you are still curious — both are signs of a good scientist.' Allow 3 minutes for writing. As students post notes, stand at the DQB and read a selection aloud with commentary: 'This green note says — same outer electron, same group, same type of behaviour. That is exactly the insight chemists use to organise the entire periodic table. Hold onto that.' For orange notes: 'This pair asks — if sodium has one 3s electron and potassium has one 4s electron, does the extra energy level mean potassium's electron is easier to remove? That is a superb question — it connects directly to </w:t>
             </w:r>
-            <w:del w:id="9198" w:author="Claude (AI) - proposed" w:date="2026-10-15T03:00:52Z">
+            <w:del w:id="9198" w:author="Claude (AI) - proposed" w:date="2026-10-18T00:26:33Z">
               <w:r>
                 <w:rPr>
                   <w:rFonts w:ascii="Arial" w:cs="Arial" w:eastAsia="Arial" w:hAnsi="Arial"/>
@@ -30132,7 +30132,7 @@
                 <w:delText xml:space="preserve">what we will explore in Lesson 9 on periodic trends</w:delText>
               </w:r>
             </w:del>
-            <w:ins w:id="9199" w:author="Claude (AI) - proposed" w:date="2026-10-15T03:00:52Z">
+            <w:ins w:id="9199" w:author="Claude (AI) - proposed" w:date="2026-10-18T00:26:33Z">
               <w:r>
                 <w:rPr>
                   <w:rFonts w:ascii="Arial" w:cs="Arial" w:eastAsia="Arial" w:hAnsi="Arial"/>
@@ -30160,7 +30160,7 @@
               </w:rPr>
               <w:t xml:space="preserve">.' Circle the winning question with a red marker and say: '</w:t>
             </w:r>
-            <w:del w:id="9200" w:author="Claude (AI) - proposed" w:date="2026-10-15T03:00:52Z">
+            <w:del w:id="9200" w:author="Claude (AI) - proposed" w:date="2026-10-18T00:26:33Z">
               <w:r>
                 <w:rPr>
                   <w:rFonts w:ascii="Arial" w:cs="Arial" w:eastAsia="Arial" w:hAnsi="Arial"/>
@@ -30175,7 +30175,7 @@
                 <w:delText xml:space="preserve">This is our target for our final evidence lesson</w:delText>
               </w:r>
             </w:del>
-            <w:ins w:id="9201" w:author="Claude (AI) - proposed" w:date="2026-10-15T03:00:52Z">
+            <w:ins w:id="9201" w:author="Claude (AI) - proposed" w:date="2026-10-18T00:26:33Z">
               <w:r>
                 <w:rPr>
                   <w:rFonts w:ascii="Arial" w:cs="Arial" w:eastAsia="Arial" w:hAnsi="Arial"/>
@@ -30269,7 +30269,7 @@
               </w:rPr>
               <w:t xml:space="preserve">Observable indicators: (1) Every pair posts at least one green and one orange note — 100% participation. (2) Green notes reference at least one of the following: outermost orbital, group pattern, energy level difference, or flame colour connection. (3) Orange notes reveal whether students are ready for Lesson 9 — teacher scans for questions about ionisation energy, periodic trends, or orbital shapes, which </w:t>
             </w:r>
-            <w:del w:id="9202" w:author="Claude (AI) - proposed" w:date="2026-10-15T03:00:52Z">
+            <w:del w:id="9202" w:author="Claude (AI) - proposed" w:date="2026-10-18T00:26:33Z">
               <w:r>
                 <w:rPr>
                   <w:rFonts w:ascii="Arial" w:cs="Arial" w:eastAsia="Arial" w:hAnsi="Arial"/>
@@ -30284,7 +30284,7 @@
                 <w:delText xml:space="preserve">confirm readiness for the next phase of the storyline</w:delText>
               </w:r>
             </w:del>
-            <w:ins w:id="9203" w:author="Claude (AI) - proposed" w:date="2026-10-15T03:00:52Z">
+            <w:ins w:id="9203" w:author="Claude (AI) - proposed" w:date="2026-10-18T00:26:33Z">
               <w:r>
                 <w:rPr>
                   <w:rFonts w:ascii="Arial" w:cs="Arial" w:eastAsia="Arial" w:hAnsi="Arial"/>
@@ -30368,7 +30368,7 @@
             <w:pPr>
               <w:spacing w:after="20" w:before="0"/>
             </w:pPr>
-            <w:hyperlink w:history="1" r:id="rIdg8wuzoiw1vr043v0svsim">
+            <w:hyperlink w:history="1" r:id="rIdpob7da2_cfqznzuejvaui">
               <w:r>
                 <w:rPr>
                   <w:rFonts w:ascii="Arial" w:cs="Arial" w:eastAsia="Arial" w:hAnsi="Arial"/>
@@ -30417,7 +30417,7 @@
               <w:spacing w:after="10" w:before="0"/>
               <w:ind w:left="120"/>
             </w:pPr>
-            <w:hyperlink w:history="1" r:id="rIdsygn9rsijre-jdkavcpwe">
+            <w:hyperlink w:history="1" r:id="rIdeerycuobltrpchsldmau8">
               <w:r>
                 <w:rPr>
                   <w:rFonts w:ascii="Arial" w:cs="Arial" w:eastAsia="Arial" w:hAnsi="Arial"/>
@@ -30462,7 +30462,7 @@
             <w:pPr>
               <w:spacing w:after="20" w:before="0"/>
             </w:pPr>
-            <w:hyperlink w:history="1" r:id="rIden1nbz3zcnufsg51jldtn">
+            <w:hyperlink w:history="1" r:id="rIdyalaj151eeviczusoepee">
               <w:r>
                 <w:rPr>
                   <w:rFonts w:ascii="Arial" w:cs="Arial" w:eastAsia="Arial" w:hAnsi="Arial"/>
@@ -30495,7 +30495,7 @@
               <w:spacing w:after="10" w:before="0"/>
               <w:ind w:left="120"/>
             </w:pPr>
-            <w:hyperlink w:history="1" r:id="rIdkuhlc67nf8u2cpfdu9h_z">
+            <w:hyperlink w:history="1" r:id="rIdkr3trowum3ftau9dov0uq">
               <w:r>
                 <w:rPr>
                   <w:rFonts w:ascii="Arial" w:cs="Arial" w:eastAsia="Arial" w:hAnsi="Arial"/>
@@ -30573,7 +30573,7 @@
               </w:rPr>
               <w:t xml:space="preserve">Say: 'Open your model-building booklet to your sodium diagram from Lesson 4. Today we make it complete. You now have the full language — s and p notation — to label every electron precisely.' Project a partially completed model on the board (with the 1s² and 2s² labels filled in but 2p⁶ and 3s¹ left blank) and say: 'Your diagram should look something like this — but yours will be fully labelled by the time you leave today.' After 6 minutes of individual work, say: 'Hold up your potassium diagram. Partner — check: does it have four principal energy levels? Does the outermost electron sit in the 4s subshell? If your partner's answer is no, help them fix it now.' Allow 2 minutes of peer correction. With 2 minutes remaining, cold-call 2 students to read their sentence stems aloud. Affirm: 'Notice — you just used electron configuration to explain a real fire at a Kenyan homestead. That is chemistry doing exactly what it should do.' Close with: 'In Lesson 9 — our final evidence lesson — you will use everything in this model to </w:t>
             </w:r>
-            <w:del w:id="9204" w:author="Claude (AI) - proposed" w:date="2026-10-15T03:00:52Z">
+            <w:del w:id="9204" w:author="Claude (AI) - proposed" w:date="2026-10-18T00:26:33Z">
               <w:r>
                 <w:rPr>
                   <w:rFonts w:ascii="Arial" w:cs="Arial" w:eastAsia="Arial" w:hAnsi="Arial"/>
@@ -30762,7 +30762,7 @@
               </w:rPr>
               <w:t xml:space="preserve">After the lesson, reflect on the following questions: (1) During the Peer-Teaching Carousel, which elements caused the most confusion — were they the same elements flagged in the Predict phase? If Ca and Cl were still problematic, plan a 5-minute 'hardest element' warm-up at the start of Lesson 9. (2) How many orange DQB notes mentioned ionisation energy or ease of electron removal? A high count signals the class is </w:t>
             </w:r>
-            <w:del w:id="9205" w:author="Claude (AI) - proposed" w:date="2026-10-15T03:00:52Z">
+            <w:del w:id="9205" w:author="Claude (AI) - proposed" w:date="2026-10-18T00:26:33Z">
               <w:r>
                 <w:rPr>
                   <w:rFonts w:ascii="Arial" w:cs="Arial" w:eastAsia="Arial" w:hAnsi="Arial"/>
@@ -30790,7 +30790,7 @@
               </w:rPr>
               <w:t xml:space="preserve">ready for periodic trends in </w:t>
             </w:r>
-            <w:del w:id="9206" w:author="Claude (AI) - proposed" w:date="2026-10-15T03:00:52Z">
+            <w:del w:id="9206" w:author="Claude (AI) - proposed" w:date="2026-10-18T00:26:33Z">
               <w:r>
                 <w:rPr>
                   <w:rFonts w:ascii="Arial" w:cs="Arial" w:eastAsia="Arial" w:hAnsi="Arial"/>
@@ -30805,7 +30805,7 @@
                 <w:delText xml:space="preserve">Lesson 9 without needing additional scaffolding</w:delText>
               </w:r>
             </w:del>
-            <w:ins w:id="9207" w:author="Claude (AI) - proposed" w:date="2026-10-15T03:00:52Z">
+            <w:ins w:id="9207" w:author="Claude (AI) - proposed" w:date="2026-10-18T00:26:33Z">
               <w:r>
                 <w:rPr>
                   <w:rFonts w:ascii="Arial" w:cs="Arial" w:eastAsia="Arial" w:hAnsi="Arial"/>
@@ -30833,7 +30833,7 @@
               </w:rPr>
               <w:t xml:space="preserve">. (3) Did any learner with colour-vision deficiency struggle during the colour-coding activity? If so, introduce shape-coded symbols (circle for s-outer, triangle for p-outer) as an accessible alternative for future lessons. (4) Were the individual written explanations in Phase 3 (Part C) causally complete — did students connect energy level difference to photon energy to colour? If fewer than 70% of the 6 sampled books achieved this, begin Lesson 9 with a whole-class model sentence before </w:t>
             </w:r>
-            <w:del w:id="9208" w:author="Claude (AI) - proposed" w:date="2026-10-15T03:00:52Z">
+            <w:del w:id="9208" w:author="Claude (AI) - proposed" w:date="2026-10-18T00:26:33Z">
               <w:r>
                 <w:rPr>
                   <w:rFonts w:ascii="Arial" w:cs="Arial" w:eastAsia="Arial" w:hAnsi="Arial"/>
@@ -30848,7 +30848,7 @@
                 <w:delText xml:space="preserve">moving to periodic trends</w:delText>
               </w:r>
             </w:del>
-            <w:ins w:id="9209" w:author="Claude (AI) - proposed" w:date="2026-10-15T03:00:52Z">
+            <w:ins w:id="9209" w:author="Claude (AI) - proposed" w:date="2026-10-18T00:26:33Z">
               <w:r>
                 <w:rPr>
                   <w:rFonts w:ascii="Arial" w:cs="Arial" w:eastAsia="Arial" w:hAnsi="Arial"/>
@@ -31006,7 +31006,7 @@
               </w:rPr>
               <w:t xml:space="preserve">Students observed the complete s and p electron configuration pattern for all 20 elements (H–Ca) on their colour-coded Configuration Table, noting that all Group 1 </w:t>
             </w:r>
-            <w:del w:id="9210" w:author="Claude (AI) - proposed" w:date="2026-10-15T03:00:52Z">
+            <w:del w:id="9210" w:author="Claude (AI) - proposed" w:date="2026-10-18T00:26:33Z">
               <w:r>
                 <w:rPr>
                   <w:rFonts w:ascii="Arial" w:cs="Arial" w:eastAsia="Arial" w:hAnsi="Arial"/>
@@ -31021,7 +31021,7 @@
                 <w:delText xml:space="preserve">elements (H, </w:delText>
               </w:r>
             </w:del>
-            <w:ins w:id="9211" w:author="Claude (AI) - proposed" w:date="2026-10-15T03:00:52Z">
+            <w:ins w:id="9211" w:author="Claude (AI) - proposed" w:date="2026-10-18T00:26:33Z">
               <w:r>
                 <w:rPr>
                   <w:rFonts w:ascii="Arial" w:cs="Arial" w:eastAsia="Arial" w:hAnsi="Arial"/>
@@ -31049,7 +31049,7 @@
               </w:rPr>
               <w:t xml:space="preserve">Li, Na, K) share a lone outermost ns¹ electron</w:t>
             </w:r>
-            <w:ins w:id="9212" w:author="Claude (AI) - proposed" w:date="2026-10-15T03:00:52Z">
+            <w:ins w:id="9212" w:author="Claude (AI) - proposed" w:date="2026-10-18T00:26:33Z">
               <w:r>
                 <w:rPr>
                   <w:rFonts w:ascii="Arial" w:cs="Arial" w:eastAsia="Arial" w:hAnsi="Arial"/>
@@ -31145,7 +31145,7 @@
               </w:rPr>
               <w:t xml:space="preserve">Students learned that the full s and p electron configuration for any element from H to Ca can be written systematically using the Aufbau order; that elements in the same group have identical outermost subshell types and electron counts; and that sodium (3s¹) and potassium (4s¹) differ only in the principal energy level of their lone outermost electron — which is why they produce </w:t>
             </w:r>
-            <w:del w:id="9213" w:author="Claude (AI) - proposed" w:date="2026-10-15T03:00:52Z">
+            <w:del w:id="9213" w:author="Claude (AI) - proposed" w:date="2026-10-18T00:26:33Z">
               <w:r>
                 <w:rPr>
                   <w:rFonts w:ascii="Arial" w:cs="Arial" w:eastAsia="Arial" w:hAnsi="Arial"/>
@@ -31160,7 +31160,7 @@
                 <w:delText xml:space="preserve">similar but distinctly coloured flames</w:delText>
               </w:r>
             </w:del>
-            <w:ins w:id="9214" w:author="Claude (AI) - proposed" w:date="2026-10-15T03:00:52Z">
+            <w:ins w:id="9214" w:author="Claude (AI) - proposed" w:date="2026-10-18T00:26:33Z">
               <w:r>
                 <w:rPr>
                   <w:rFonts w:ascii="Arial" w:cs="Arial" w:eastAsia="Arial" w:hAnsi="Arial"/>
@@ -31276,7 +31276,7 @@
         </w:rPr>
         <w:t xml:space="preserve">© 2026 SeaVuria and ARES. Aligned with KICD objectives. Developed by SeaVuria; technical implementation by ARES (with AI assistance from Claude). Licensed under </w:t>
       </w:r>
-      <w:hyperlink w:history="1" r:id="rIdg21cbhwi1eja9mo71hosj">
+      <w:hyperlink w:history="1" r:id="rId2u14ovuiyg7takgy807yl">
         <w:r>
           <w:rPr>
             <w:rFonts w:ascii="Arial" w:cs="Arial" w:eastAsia="Arial" w:hAnsi="Arial"/>
@@ -31297,7 +31297,7 @@
         </w:rPr>
         <w:t xml:space="preserve"> (</w:t>
       </w:r>
-      <w:hyperlink w:history="1" r:id="rIdikz_lcqlmfldz0ovgsvqo">
+      <w:hyperlink w:history="1" r:id="rId3erwz5d6esjlj8lxl_5tb">
         <w:r>
           <w:rPr>
             <w:rFonts w:ascii="Arial" w:cs="Arial" w:eastAsia="Arial" w:hAnsi="Arial"/>
@@ -32049,7 +32049,7 @@
               </w:rPr>
               <w:t xml:space="preserve">In this 80-minute final lesson, students work in established groups to build a cumulative poster or digital diagram — the 'Atomic Model Journey' — that traces atomic theory from Dalton's solid sphere through Rutherford's nuclear model and Bohr's shell model to the modern s/p orbital model. Each model is annotated with what it explained, what it could not explain, and the key evidence that forced scientists to revise it. Students add panels for isotopes, relative atomic mass calculation, and full s/p electron configurations for sodium (Na) and potassium (K). Groups then </w:t>
             </w:r>
-            <w:del w:id="9215" w:author="Claude (AI) - proposed" w:date="2026-10-15T03:00:52Z">
+            <w:del w:id="9215" w:author="Claude (AI) - proposed" w:date="2026-10-18T00:26:33Z">
               <w:r>
                 <w:rPr>
                   <w:rFonts w:ascii="Arial" w:cs="Arial" w:eastAsia="Arial" w:hAnsi="Arial"/>
@@ -32064,7 +32064,7 @@
                 <w:delText xml:space="preserve">deliver 3-minute gallery-walk presentations</w:delText>
               </w:r>
             </w:del>
-            <w:ins w:id="9216" w:author="Claude (AI) - proposed" w:date="2026-10-15T03:00:52Z">
+            <w:ins w:id="9216" w:author="Claude (AI) - proposed" w:date="2026-10-18T00:26:33Z">
               <w:r>
                 <w:rPr>
                   <w:rFonts w:ascii="Arial" w:cs="Arial" w:eastAsia="Arial" w:hAnsi="Arial"/>
@@ -32092,7 +32092,7 @@
               </w:rPr>
               <w:t xml:space="preserve">, after which the whole class reunites to compose a collective written answer to the driving question on the board. Finally, the teacher leads a structured DQB closure: students vote on which wonder questions are now fully answered, which are partially answered, and which are passed forward to Sub-Strand 1.3. The lesson ends with individual exit slips that serve as the summative formative checkpoint for the sub-strand.</w:t>
             </w:r>
-            <w:ins w:id="9217" w:author="Claude (AI) - proposed" w:date="2026-10-15T03:00:52Z">
+            <w:ins w:id="9217" w:author="Claude (AI) - proposed" w:date="2026-10-18T00:26:33Z">
               <w:r>
                 <w:rPr>
                   <w:rFonts w:ascii="Arial" w:cs="Arial" w:eastAsia="Arial" w:hAnsi="Arial"/>
@@ -32395,7 +32395,7 @@
             <w:pPr>
               <w:spacing w:after="20" w:before="0"/>
             </w:pPr>
-            <w:hyperlink w:history="1" r:id="rIdryr4zhspgyw7h2-xi_9cw">
+            <w:hyperlink w:history="1" r:id="rIdkr4nsumnbjmnsznij1rvu">
               <w:r>
                 <w:rPr>
                   <w:rFonts w:ascii="Arial" w:cs="Arial" w:eastAsia="Arial" w:hAnsi="Arial"/>
@@ -32428,7 +32428,7 @@
               <w:spacing w:after="10" w:before="0"/>
               <w:ind w:left="120"/>
             </w:pPr>
-            <w:hyperlink w:history="1" r:id="rIdkcmy7owkiazzkjfzihw3p">
+            <w:hyperlink w:history="1" r:id="rIdedmozpx4oxcfwekn9l2l2">
               <w:r>
                 <w:rPr>
                   <w:rFonts w:ascii="Arial" w:cs="Arial" w:eastAsia="Arial" w:hAnsi="Arial"/>
@@ -32473,7 +32473,7 @@
             <w:pPr>
               <w:spacing w:after="20" w:before="0"/>
             </w:pPr>
-            <w:hyperlink w:history="1" r:id="rIdhbk3tzqhsyf41ocifcxuc">
+            <w:hyperlink w:history="1" r:id="rIdbs809nmag4sd0zrbjcfq5">
               <w:r>
                 <w:rPr>
                   <w:rFonts w:ascii="Arial" w:cs="Arial" w:eastAsia="Arial" w:hAnsi="Arial"/>
@@ -32506,7 +32506,7 @@
               <w:spacing w:after="10" w:before="0"/>
               <w:ind w:left="120"/>
             </w:pPr>
-            <w:hyperlink w:history="1" r:id="rIdbon-4vhegm8hiui5bor_y">
+            <w:hyperlink w:history="1" r:id="rIdhwunwjt6ypayintdlj9q9">
               <w:r>
                 <w:rPr>
                   <w:rFonts w:ascii="Arial" w:cs="Arial" w:eastAsia="Arial" w:hAnsi="Arial"/>
@@ -32706,7 +32706,7 @@
             <w:pPr>
               <w:spacing w:after="20" w:before="0"/>
             </w:pPr>
-            <w:hyperlink w:history="1" r:id="rIdfxnnfihtt_erv85qvo2r5">
+            <w:hyperlink w:history="1" r:id="rId0c_akaz3yo_acqcbheiwz">
               <w:r>
                 <w:rPr>
                   <w:rFonts w:ascii="Arial" w:cs="Arial" w:eastAsia="Arial" w:hAnsi="Arial"/>
@@ -32739,7 +32739,7 @@
               <w:spacing w:after="10" w:before="0"/>
               <w:ind w:left="120"/>
             </w:pPr>
-            <w:hyperlink w:history="1" r:id="rIditx2sfro-l8toripmlsbf">
+            <w:hyperlink w:history="1" r:id="rIdq0zhwwhhmwwfg-a5432fa">
               <w:r>
                 <w:rPr>
                   <w:rFonts w:ascii="Arial" w:cs="Arial" w:eastAsia="Arial" w:hAnsi="Arial"/>
@@ -32784,7 +32784,7 @@
             <w:pPr>
               <w:spacing w:after="20" w:before="0"/>
             </w:pPr>
-            <w:hyperlink w:history="1" r:id="rId0rw2deyr9vzuvyws3fuyu">
+            <w:hyperlink w:history="1" r:id="rIdeido-ottheh3tyns3khm_">
               <w:r>
                 <w:rPr>
                   <w:rFonts w:ascii="Arial" w:cs="Arial" w:eastAsia="Arial" w:hAnsi="Arial"/>
@@ -32817,7 +32817,7 @@
               <w:spacing w:after="10" w:before="0"/>
               <w:ind w:left="120"/>
             </w:pPr>
-            <w:hyperlink w:history="1" r:id="rIdhfovljocjkbmjuqdjfffe">
+            <w:hyperlink w:history="1" r:id="rId3n2y5hs1b33fhwt-vo94s">
               <w:r>
                 <w:rPr>
                   <w:rFonts w:ascii="Arial" w:cs="Arial" w:eastAsia="Arial" w:hAnsi="Arial"/>
@@ -32862,7 +32862,7 @@
               </w:rPr>
               <w:t xml:space="preserve">Before building their final model, groups spend 10 minutes rotating through five 'Evidence Stations' set up around the classroom. Each station holds a one-page summary card (prepared by the teacher) representing a major evidence block from the unit: Station A — Dalton, Rutherford, Bohr model diagrams with key evidence for each; Station B — Atomic number, mass number, and proton/neutron/electron data table for Na and K; Station C — Isotope data for chlorine (Cl-35 and Cl-37) and the RAM calculation worked example; Station D — Energy level and orbital filling diagram (1s²2s²2p⁶3s¹ for Na; 1s²2s²2p⁶3s²3p⁶4s¹ for K); Station E — Flame test results table (</w:t>
             </w:r>
-            <w:del w:id="9218" w:author="Claude (AI) - proposed" w:date="2026-10-15T03:00:52Z">
+            <w:del w:id="9218" w:author="Claude (AI) - proposed" w:date="2026-10-18T00:26:33Z">
               <w:r>
                 <w:rPr>
                   <w:rFonts w:ascii="Arial" w:cs="Arial" w:eastAsia="Arial" w:hAnsi="Arial"/>
@@ -32877,7 +32877,7 @@
                 <w:delText xml:space="preserve">colours for Na, K, Cu, Li, Ca</w:delText>
               </w:r>
             </w:del>
-            <w:ins w:id="9219" w:author="Claude (AI) - proposed" w:date="2026-10-15T03:00:52Z">
+            <w:ins w:id="9219" w:author="Claude (AI) - proposed" w:date="2026-10-18T00:26:33Z">
               <w:r>
                 <w:rPr>
                   <w:rFonts w:ascii="Arial" w:cs="Arial" w:eastAsia="Arial" w:hAnsi="Arial"/>
@@ -32938,7 +32938,7 @@
               </w:rPr>
               <w:t xml:space="preserve">Set up five stations before class. As groups rotate, circulate and prompt with targeted questions at each station. At Station A: 'Which model was the first to explain WHERE electrons are? What experiment forced that change?' [10-second wait.] At Station C: 'If I have two isotopes of carbon — Carbon-12 at 99% and Carbon-13 at 1% — would the RAM be closer to 12 or 13? Why?' [Cold-call one student.] At Station D: 'Point to the electron in sodium that gets excited in the flame</w:t>
             </w:r>
-            <w:ins w:id="9220" w:author="Claude (AI) - proposed" w:date="2026-10-15T03:00:52Z">
+            <w:ins w:id="9220" w:author="Claude (AI) - proposed" w:date="2026-10-18T00:26:33Z">
               <w:r>
                 <w:rPr>
                   <w:rFonts w:ascii="Arial" w:cs="Arial" w:eastAsia="Arial" w:hAnsi="Arial"/>
@@ -33088,7 +33088,7 @@
             <w:pPr>
               <w:spacing w:after="20" w:before="0"/>
             </w:pPr>
-            <w:hyperlink w:history="1" r:id="rIdlxotjwxy1fphtm5gbpj3n">
+            <w:hyperlink w:history="1" r:id="rId5yjj2mnswulfr4auj26y1">
               <w:r>
                 <w:rPr>
                   <w:rFonts w:ascii="Arial" w:cs="Arial" w:eastAsia="Arial" w:hAnsi="Arial"/>
@@ -33121,7 +33121,7 @@
               <w:spacing w:after="10" w:before="0"/>
               <w:ind w:left="120"/>
             </w:pPr>
-            <w:hyperlink w:history="1" r:id="rIdhyywg2s7zdakootj9m__k">
+            <w:hyperlink w:history="1" r:id="rIdsrwo6lhcwbimwww9pkps9">
               <w:r>
                 <w:rPr>
                   <w:rFonts w:ascii="Arial" w:cs="Arial" w:eastAsia="Arial" w:hAnsi="Arial"/>
@@ -33166,7 +33166,7 @@
             <w:pPr>
               <w:spacing w:after="20" w:before="0"/>
             </w:pPr>
-            <w:hyperlink w:history="1" r:id="rId9ub0gqrr0a2bficgwxkqx">
+            <w:hyperlink w:history="1" r:id="rIdbaz74hfufozlpljac_0ad">
               <w:r>
                 <w:rPr>
                   <w:rFonts w:ascii="Arial" w:cs="Arial" w:eastAsia="Arial" w:hAnsi="Arial"/>
@@ -33199,7 +33199,7 @@
               <w:spacing w:after="10" w:before="0"/>
               <w:ind w:left="120"/>
             </w:pPr>
-            <w:hyperlink w:history="1" r:id="rIdasqhfyjpdpzjimcnh64tp">
+            <w:hyperlink w:history="1" r:id="rIdcmeif-gy2wr0yg8gtswlx">
               <w:r>
                 <w:rPr>
                   <w:rFonts w:ascii="Arial" w:cs="Arial" w:eastAsia="Arial" w:hAnsi="Arial"/>
@@ -33244,7 +33244,7 @@
               </w:rPr>
               <w:t xml:space="preserve">Groups (4–5 students) spend 25 minutes constructing their 'Atomic Model Journey' poster or digital slide. The model must include five labelled sections: (1) Timeline of atomic models — Dalton → Rutherford → Bohr → Modern orbital model, with one key piece of evidence that forced each revision; (2) Annotated diagrams of sodium (Na) and potassium (K) atoms showing their full s/p electron configurations (Na: 1s²2s²2p⁶3s¹; K: 1s²2s²2p⁶3s²3p⁶4s¹) and indicating the outermost (valence) electron; (3) Isotope panel — definition, example (Na-23 only stable isotope; note Cl-35/Cl-37), and RAM formula; (4) Flame explanation panel — a diagram showing an electron in the 3s orbital of Na absorbing heat energy, jumping to an excited state, then falling back and releasing a yellow photon (λ ≈ 589 nm); an equivalent diagram for K's 4s electron releasing a violet photon; (5) Driving question answer — one or two written sentences directly answering 'Why do different substances produce different colours in a flame?' Groups then </w:t>
             </w:r>
-            <w:del w:id="9221" w:author="Claude (AI) - proposed" w:date="2026-10-15T03:00:52Z">
+            <w:del w:id="9221" w:author="Claude (AI) - proposed" w:date="2026-10-18T00:26:33Z">
               <w:r>
                 <w:rPr>
                   <w:rFonts w:ascii="Arial" w:cs="Arial" w:eastAsia="Arial" w:hAnsi="Arial"/>
@@ -33259,7 +33259,7 @@
                 <w:delText xml:space="preserve">conduct a 3-minute Gallery Walk presentation to the rest of the class, with one student presenting</w:delText>
               </w:r>
             </w:del>
-            <w:ins w:id="9222" w:author="Claude (AI) - proposed" w:date="2026-10-15T03:00:52Z">
+            <w:ins w:id="9222" w:author="Claude (AI) - proposed" w:date="2026-10-18T00:26:33Z">
               <w:r>
                 <w:rPr>
                   <w:rFonts w:ascii="Arial" w:cs="Arial" w:eastAsia="Arial" w:hAnsi="Arial"/>
@@ -33287,7 +33287,7 @@
               </w:rPr>
               <w:t xml:space="preserve"> while the others </w:t>
             </w:r>
-            <w:del w:id="9223" w:author="Claude (AI) - proposed" w:date="2026-10-15T03:00:52Z">
+            <w:del w:id="9223" w:author="Claude (AI) - proposed" w:date="2026-10-18T00:26:33Z">
               <w:r>
                 <w:rPr>
                   <w:rFonts w:ascii="Arial" w:cs="Arial" w:eastAsia="Arial" w:hAnsi="Arial"/>
@@ -33302,7 +33302,7 @@
                 <w:delText xml:space="preserve">listen and</w:delText>
               </w:r>
             </w:del>
-            <w:ins w:id="9224" w:author="Claude (AI) - proposed" w:date="2026-10-15T03:00:52Z">
+            <w:ins w:id="9224" w:author="Claude (AI) - proposed" w:date="2026-10-18T00:26:33Z">
               <w:r>
                 <w:rPr>
                   <w:rFonts w:ascii="Arial" w:cs="Arial" w:eastAsia="Arial" w:hAnsi="Arial"/>
@@ -33363,7 +33363,7 @@
               </w:rPr>
               <w:t xml:space="preserve">During construction (25 min): Circulate continuously. At each group, spend 90 seconds asking probing questions before moving on. Use these specific prompts: 'Show me on your diagram — which electron in potassium is the one that gets excited? How do you know?' / 'Your RAM panel says the RAM of chlorine is 35.5. Walk me through the calculation.' / 'Your flame diagram shows the electron going up — what form of energy does it absorb, and what form does it release? Are those the same?' [10-second wait after each.] If a group is stuck on the electron configuration of K, scaffold: 'Fill the orbitals in order: 1s, then 2s, then 2p — how many electrons fit in each? Keep going until you've placed all 19.' During Gallery Walk (12 min</w:t>
             </w:r>
-            <w:del w:id="9225" w:author="Claude (AI) - proposed" w:date="2026-10-15T03:00:52Z">
+            <w:del w:id="9225" w:author="Claude (AI) - proposed" w:date="2026-10-18T00:26:33Z">
               <w:r>
                 <w:rPr>
                   <w:rFonts w:ascii="Arial" w:cs="Arial" w:eastAsia="Arial" w:hAnsi="Arial"/>
@@ -33378,7 +33378,7 @@
                 <w:delText xml:space="preserve">): Each group presents for 3 minutes</w:delText>
               </w:r>
             </w:del>
-            <w:ins w:id="9226" w:author="Claude (AI) - proposed" w:date="2026-10-15T03:00:52Z">
+            <w:ins w:id="9226" w:author="Claude (AI) - proposed" w:date="2026-10-18T00:26:33Z">
               <w:r>
                 <w:rPr>
                   <w:rFonts w:ascii="Arial" w:cs="Arial" w:eastAsia="Arial" w:hAnsi="Arial"/>
@@ -33406,7 +33406,7 @@
               </w:rPr>
               <w:t xml:space="preserve">. Teacher times</w:t>
             </w:r>
-            <w:ins w:id="9227" w:author="Claude (AI) - proposed" w:date="2026-10-15T03:00:52Z">
+            <w:ins w:id="9227" w:author="Claude (AI) - proposed" w:date="2026-10-18T00:26:33Z">
               <w:r>
                 <w:rPr>
                   <w:rFonts w:ascii="Arial" w:cs="Arial" w:eastAsia="Arial" w:hAnsi="Arial"/>
@@ -33434,7 +33434,7 @@
               </w:rPr>
               <w:t xml:space="preserve"> strictly. After each </w:t>
             </w:r>
-            <w:del w:id="9228" w:author="Claude (AI) - proposed" w:date="2026-10-15T03:00:52Z">
+            <w:del w:id="9228" w:author="Claude (AI) - proposed" w:date="2026-10-18T00:26:33Z">
               <w:r>
                 <w:rPr>
                   <w:rFonts w:ascii="Arial" w:cs="Arial" w:eastAsia="Arial" w:hAnsi="Arial"/>
@@ -33449,7 +33449,7 @@
                 <w:delText xml:space="preserve">presentation</w:delText>
               </w:r>
             </w:del>
-            <w:ins w:id="9229" w:author="Claude (AI) - proposed" w:date="2026-10-15T03:00:52Z">
+            <w:ins w:id="9229" w:author="Claude (AI) - proposed" w:date="2026-10-18T00:26:33Z">
               <w:r>
                 <w:rPr>
                   <w:rFonts w:ascii="Arial" w:cs="Arial" w:eastAsia="Arial" w:hAnsi="Arial"/>
@@ -33599,7 +33599,7 @@
             <w:pPr>
               <w:spacing w:after="20" w:before="0"/>
             </w:pPr>
-            <w:hyperlink w:history="1" r:id="rIdurbr5lkj8afzupyxivvhd">
+            <w:hyperlink w:history="1" r:id="rIdda52o8ercbgm-p1urnnlt">
               <w:r>
                 <w:rPr>
                   <w:rFonts w:ascii="Arial" w:cs="Arial" w:eastAsia="Arial" w:hAnsi="Arial"/>
@@ -33632,7 +33632,7 @@
               <w:spacing w:after="10" w:before="0"/>
               <w:ind w:left="120"/>
             </w:pPr>
-            <w:hyperlink w:history="1" r:id="rIdw2zien9blvyymcspto43p">
+            <w:hyperlink w:history="1" r:id="rIdzwjtkxlrfxtpn3swatcpo">
               <w:r>
                 <w:rPr>
                   <w:rFonts w:ascii="Arial" w:cs="Arial" w:eastAsia="Arial" w:hAnsi="Arial"/>
@@ -33677,7 +33677,7 @@
             <w:pPr>
               <w:spacing w:after="20" w:before="0"/>
             </w:pPr>
-            <w:hyperlink w:history="1" r:id="rIdgdxadhx19-smf2ksw2met">
+            <w:hyperlink w:history="1" r:id="rId31as-1zi0m-li4kgpf3e5">
               <w:r>
                 <w:rPr>
                   <w:rFonts w:ascii="Arial" w:cs="Arial" w:eastAsia="Arial" w:hAnsi="Arial"/>
@@ -33710,7 +33710,7 @@
               <w:spacing w:after="10" w:before="0"/>
               <w:ind w:left="120"/>
             </w:pPr>
-            <w:hyperlink w:history="1" r:id="rIdjdpycp6viyxhr6iavkbo1">
+            <w:hyperlink w:history="1" r:id="rIdhwf-r_wgamd97f_upm1ub">
               <w:r>
                 <w:rPr>
                   <w:rFonts w:ascii="Arial" w:cs="Arial" w:eastAsia="Arial" w:hAnsi="Arial"/>
@@ -33910,7 +33910,7 @@
             <w:pPr>
               <w:spacing w:after="20" w:before="0"/>
             </w:pPr>
-            <w:hyperlink w:history="1" r:id="rIdhm92azvtwgoxm4canvmjk">
+            <w:hyperlink w:history="1" r:id="rIdqe4iwqttx0d3kefbyjx3c">
               <w:r>
                 <w:rPr>
                   <w:rFonts w:ascii="Arial" w:cs="Arial" w:eastAsia="Arial" w:hAnsi="Arial"/>
@@ -33943,7 +33943,7 @@
               <w:spacing w:after="10" w:before="0"/>
               <w:ind w:left="120"/>
             </w:pPr>
-            <w:hyperlink w:history="1" r:id="rId--ywjsf47pbixdrcaxpke">
+            <w:hyperlink w:history="1" r:id="rIdrmc4pdkc0mfpxfweeeakn">
               <w:r>
                 <w:rPr>
                   <w:rFonts w:ascii="Arial" w:cs="Arial" w:eastAsia="Arial" w:hAnsi="Arial"/>
@@ -33988,7 +33988,7 @@
             <w:pPr>
               <w:spacing w:after="20" w:before="0"/>
             </w:pPr>
-            <w:hyperlink w:history="1" r:id="rIddamxryu07uv_ycpdfxj46">
+            <w:hyperlink w:history="1" r:id="rIdz1adsk3vrwiuccfz9qinx">
               <w:r>
                 <w:rPr>
                   <w:rFonts w:ascii="Arial" w:cs="Arial" w:eastAsia="Arial" w:hAnsi="Arial"/>
@@ -34021,7 +34021,7 @@
               <w:spacing w:after="10" w:before="0"/>
               <w:ind w:left="120"/>
             </w:pPr>
-            <w:hyperlink w:history="1" r:id="rIdhyfluopmndndupuq9lhm0">
+            <w:hyperlink w:history="1" r:id="rIddjftk2fn5tnmfabp59jac">
               <w:r>
                 <w:rPr>
                   <w:rFonts w:ascii="Arial" w:cs="Arial" w:eastAsia="Arial" w:hAnsi="Arial"/>
@@ -34099,7 +34099,7 @@
               </w:rPr>
               <w:t xml:space="preserve">Distribute exit slip sheets (or direct students to a specific page in their books). Say: 'This is YOUR work. No group, no partner, no notes. This tells me — and tells YOU — what you have genuinely understood. You have 10 minutes. Begin.'</w:t>
             </w:r>
-            <w:ins w:id="9230" w:author="Claude (AI) - proposed" w:date="2026-10-15T03:00:52Z">
+            <w:ins w:id="9230" w:author="Claude (AI) - proposed" w:date="2026-10-18T00:26:33Z">
               <w:r>
                 <w:rPr>
                   <w:rFonts w:ascii="Arial" w:cs="Arial" w:eastAsia="Arial" w:hAnsi="Arial"/>
@@ -34418,7 +34418,7 @@
               </w:rPr>
               <w:t xml:space="preserve">Students observed (via evidence station cards) flame test colour data for sodium, potassium</w:t>
             </w:r>
-            <w:del w:id="9231" w:author="Claude (AI) - proposed" w:date="2026-10-15T03:00:52Z">
+            <w:del w:id="9231" w:author="Claude (AI) - proposed" w:date="2026-10-18T00:26:33Z">
               <w:r>
                 <w:rPr>
                   <w:rFonts w:ascii="Arial" w:cs="Arial" w:eastAsia="Arial" w:hAnsi="Arial"/>
@@ -34433,7 +34433,7 @@
                 <w:delText xml:space="preserve">, copper, lithium, and calcium</w:delText>
               </w:r>
             </w:del>
-            <w:ins w:id="9232" w:author="Claude (AI) - proposed" w:date="2026-10-15T03:00:52Z">
+            <w:ins w:id="9232" w:author="Claude (AI) - proposed" w:date="2026-10-18T00:26:33Z">
               <w:r>
                 <w:rPr>
                   <w:rFonts w:ascii="Arial" w:cs="Arial" w:eastAsia="Arial" w:hAnsi="Arial"/>
@@ -34617,7 +34617,7 @@
         </w:rPr>
         <w:t xml:space="preserve">© 2026 SeaVuria and ARES. Aligned with KICD objectives. Developed by SeaVuria; technical implementation by ARES (with AI assistance from Claude). Licensed under </w:t>
       </w:r>
-      <w:hyperlink w:history="1" r:id="rIdnz-krlxhc-arquwgmijub">
+      <w:hyperlink w:history="1" r:id="rIdkxj-uziyayninw6egufpu">
         <w:r>
           <w:rPr>
             <w:rFonts w:ascii="Arial" w:cs="Arial" w:eastAsia="Arial" w:hAnsi="Arial"/>
@@ -34638,7 +34638,7 @@
         </w:rPr>
         <w:t xml:space="preserve"> (</w:t>
       </w:r>
-      <w:hyperlink w:history="1" r:id="rId6ytlt4ir8fohvmaq2ln6z">
+      <w:hyperlink w:history="1" r:id="rIduwa6uhrdqy3rogbrugb5p">
         <w:r>
           <w:rPr>
             <w:rFonts w:ascii="Arial" w:cs="Arial" w:eastAsia="Arial" w:hAnsi="Arial"/>
